--- a/Documentation/DCU_MDAS_MQTT_Message_Formats._01_August_2026.docx
+++ b/Documentation/DCU_MDAS_MQTT_Message_Formats._01_August_2026.docx
@@ -412,7 +412,6 @@
         <w:alias w:val="Table of Contents"/>
         <w:id w:val="1011261586"/>
       </w:sdtPr>
-      <w:sdtEndPr/>
       <w:sdtContent>
         <w:p>
           <w:pPr>
@@ -2598,7 +2597,10 @@
         <w:t>JSON over MQTT</w:t>
       </w:r>
       <w:r>
-        <w:t>. Every message travels on the “</w:t>
+        <w:t xml:space="preserve">. Every message travels on the </w:t>
+      </w:r>
+      <w:r>
+        <w:t>"</w:t>
       </w:r>
       <w:proofErr w:type="spellStart"/>
       <w:r>
@@ -2662,7 +2664,15 @@
           <w:sz w:val="19"/>
           <w:szCs w:val="19"/>
         </w:rPr>
-        <w:t>leaf}/{serial}”</w:t>
+        <w:t>leaf}/{serial}</w:t>
+      </w:r>
+      <w:r>
+        <w:rPr>
+          <w:rFonts w:ascii="Consolas" w:eastAsia="Consolas" w:hAnsi="Consolas" w:cs="Consolas"/>
+          <w:sz w:val="19"/>
+          <w:szCs w:val="19"/>
+        </w:rPr>
+        <w:t>"</w:t>
       </w:r>
       <w:r>
         <w:t xml:space="preserve"> topic tree, where </w:t>
@@ -2780,112 +2790,6 @@
             <wp:extent cx="5943600" cy="3324225"/>
             <wp:effectExtent l="0" t="0" r="0" b="0"/>
             <wp:docPr id="1" name="Figure 1. System architecture — field me" descr="Figure 1. System architecture — field meters and Modbus slaves aggregate at the DCU, which exchanges JSON with the MDAS through an MQTT broker." title="Figure 1. System architecture — field meters and Modbus slaves aggregate at the DCU, which exchanges JSON with the MDAS through an MQTT broker."/>
-            <wp:cNvGraphicFramePr>
-              <a:graphicFrameLocks xmlns:a="http://schemas.openxmlformats.org/drawingml/2006/main" noChangeAspect="1"/>
-            </wp:cNvGraphicFramePr>
-            <a:graphic xmlns:a="http://schemas.openxmlformats.org/drawingml/2006/main">
-              <a:graphicData uri="http://schemas.openxmlformats.org/drawingml/2006/picture">
-                <pic:pic xmlns:pic="http://schemas.openxmlformats.org/drawingml/2006/picture">
-                  <pic:nvPicPr>
-                    <pic:cNvPr id="0" name=""/>
-                    <pic:cNvPicPr>
-                      <a:picLocks noChangeAspect="1" noChangeArrowheads="1"/>
-                    </pic:cNvPicPr>
-                  </pic:nvPicPr>
-                  <pic:blipFill>
-                    <a:blip r:embed="rId7"/>
-                    <a:srcRect/>
-                    <a:stretch>
-                      <a:fillRect/>
-                    </a:stretch>
-                  </pic:blipFill>
-                  <pic:spPr bwMode="auto">
-                    <a:xfrm>
-                      <a:off x="0" y="0"/>
-                      <a:ext cx="5943600" cy="3324225"/>
-                    </a:xfrm>
-                    <a:prstGeom prst="rect">
-                      <a:avLst/>
-                    </a:prstGeom>
-                  </pic:spPr>
-                </pic:pic>
-              </a:graphicData>
-            </a:graphic>
-          </wp:inline>
-        </w:drawing>
-      </w:r>
-    </w:p>
-    <w:p>
-      <w:pPr>
-        <w:spacing w:after="200"/>
-        <w:jc w:val="center"/>
-      </w:pPr>
-      <w:r>
-        <w:rPr>
-          <w:i/>
-          <w:iCs/>
-          <w:color w:val="5A6678"/>
-          <w:sz w:val="17"/>
-          <w:szCs w:val="17"/>
-        </w:rPr>
-        <w:t>Figure 1. System architecture — field meters and Modbus slaves aggregate at the DCU, which exchanges JSON with the MDAS through an MQTT broker.</w:t>
-      </w:r>
-    </w:p>
-    <w:p>
-      <w:pPr>
-        <w:rPr>
-          <w:b/>
-          <w:bCs/>
-          <w:color w:val="1F4E79"/>
-          <w:sz w:val="26"/>
-          <w:szCs w:val="26"/>
-        </w:rPr>
-      </w:pPr>
-      <w:bookmarkStart w:id="2" w:name="_Toc232518467"/>
-      <w:r>
-        <w:br w:type="page"/>
-      </w:r>
-    </w:p>
-    <w:p>
-      <w:pPr>
-        <w:pStyle w:val="Heading2"/>
-      </w:pPr>
-      <w:r>
-        <w:lastRenderedPageBreak/>
-        <w:t>1.1 Message Families</w:t>
-      </w:r>
-      <w:bookmarkEnd w:id="2"/>
-    </w:p>
-    <w:p>
-      <w:pPr>
-        <w:spacing w:after="120" w:line="276" w:lineRule="auto"/>
-      </w:pPr>
-      <w:r>
-        <w:t xml:space="preserve">The protocol has three message families. Section A – ‘Cyclic Data’ is published by the DCU on a schedule; Section B – ‘On-Demand Commands’ is requested on demand by the MDAS; Section C – </w:t>
-      </w:r>
-      <w:proofErr w:type="gramStart"/>
-      <w:r>
-        <w:t>‘ Acknowledgement</w:t>
-      </w:r>
-      <w:proofErr w:type="gramEnd"/>
-      <w:r>
-        <w:t xml:space="preserve"> is the receipt that flows in either direction.</w:t>
-      </w:r>
-    </w:p>
-    <w:p>
-      <w:pPr>
-        <w:spacing w:before="80" w:after="60"/>
-        <w:jc w:val="center"/>
-      </w:pPr>
-      <w:r>
-        <w:rPr>
-          <w:noProof/>
-        </w:rPr>
-        <w:drawing>
-          <wp:inline distT="0" distB="0" distL="0" distR="0" wp14:anchorId="07FE6E04" wp14:editId="5FCFD408">
-            <wp:extent cx="6084158" cy="2886075"/>
-            <wp:effectExtent l="0" t="0" r="0" b="0"/>
-            <wp:docPr id="1979556790" name="Figure 2. The three message families and" descr="Figure 2. The three message families and the members of each." title="Figure 2. The three message families and the members of each."/>
             <wp:cNvGraphicFramePr>
               <a:graphicFrameLocks xmlns:a="http://schemas.openxmlformats.org/drawingml/2006/main" noChangeAspect="1"/>
             </wp:cNvGraphicFramePr>
@@ -2908,6 +2812,112 @@
                   <pic:spPr bwMode="auto">
                     <a:xfrm>
                       <a:off x="0" y="0"/>
+                      <a:ext cx="5943600" cy="3324225"/>
+                    </a:xfrm>
+                    <a:prstGeom prst="rect">
+                      <a:avLst/>
+                    </a:prstGeom>
+                  </pic:spPr>
+                </pic:pic>
+              </a:graphicData>
+            </a:graphic>
+          </wp:inline>
+        </w:drawing>
+      </w:r>
+    </w:p>
+    <w:p>
+      <w:pPr>
+        <w:spacing w:after="200"/>
+        <w:jc w:val="center"/>
+      </w:pPr>
+      <w:r>
+        <w:rPr>
+          <w:i/>
+          <w:iCs/>
+          <w:color w:val="5A6678"/>
+          <w:sz w:val="17"/>
+          <w:szCs w:val="17"/>
+        </w:rPr>
+        <w:t>Figure 1. System architecture — field meters and Modbus slaves aggregate at the DCU, which exchanges JSON with the MDAS through an MQTT broker.</w:t>
+      </w:r>
+    </w:p>
+    <w:p>
+      <w:pPr>
+        <w:rPr>
+          <w:b/>
+          <w:bCs/>
+          <w:color w:val="1F4E79"/>
+          <w:sz w:val="26"/>
+          <w:szCs w:val="26"/>
+        </w:rPr>
+      </w:pPr>
+      <w:bookmarkStart w:id="2" w:name="_Toc232518467"/>
+      <w:r>
+        <w:br w:type="page"/>
+      </w:r>
+    </w:p>
+    <w:p>
+      <w:pPr>
+        <w:pStyle w:val="Heading2"/>
+      </w:pPr>
+      <w:r>
+        <w:lastRenderedPageBreak/>
+        <w:t>1.1 Message Families</w:t>
+      </w:r>
+      <w:bookmarkEnd w:id="2"/>
+    </w:p>
+    <w:p>
+      <w:pPr>
+        <w:spacing w:after="120" w:line="276" w:lineRule="auto"/>
+      </w:pPr>
+      <w:r>
+        <w:t xml:space="preserve">The protocol has three message families. Section A – ‘Cyclic Data’ is published by the DCU on a schedule; Section B – ‘On-Demand Commands’ is requested on demand by the MDAS; Section C – </w:t>
+      </w:r>
+      <w:proofErr w:type="gramStart"/>
+      <w:r>
+        <w:t>‘ Acknowledgement</w:t>
+      </w:r>
+      <w:proofErr w:type="gramEnd"/>
+      <w:r>
+        <w:t xml:space="preserve"> is the receipt that flows in either direction.</w:t>
+      </w:r>
+    </w:p>
+    <w:p>
+      <w:pPr>
+        <w:spacing w:before="80" w:after="60"/>
+        <w:jc w:val="center"/>
+      </w:pPr>
+      <w:r>
+        <w:rPr>
+          <w:noProof/>
+        </w:rPr>
+        <w:drawing>
+          <wp:inline distT="0" distB="0" distL="0" distR="0" wp14:anchorId="07FE6E04" wp14:editId="5FCFD408">
+            <wp:extent cx="6084158" cy="2886075"/>
+            <wp:effectExtent l="0" t="0" r="0" b="0"/>
+            <wp:docPr id="1979556790" name="Figure 2. The three message families and" descr="Figure 2. The three message families and the members of each." title="Figure 2. The three message families and the members of each."/>
+            <wp:cNvGraphicFramePr>
+              <a:graphicFrameLocks xmlns:a="http://schemas.openxmlformats.org/drawingml/2006/main" noChangeAspect="1"/>
+            </wp:cNvGraphicFramePr>
+            <a:graphic xmlns:a="http://schemas.openxmlformats.org/drawingml/2006/main">
+              <a:graphicData uri="http://schemas.openxmlformats.org/drawingml/2006/picture">
+                <pic:pic xmlns:pic="http://schemas.openxmlformats.org/drawingml/2006/picture">
+                  <pic:nvPicPr>
+                    <pic:cNvPr id="0" name=""/>
+                    <pic:cNvPicPr>
+                      <a:picLocks noChangeAspect="1" noChangeArrowheads="1"/>
+                    </pic:cNvPicPr>
+                  </pic:nvPicPr>
+                  <pic:blipFill>
+                    <a:blip r:embed="rId9"/>
+                    <a:srcRect/>
+                    <a:stretch>
+                      <a:fillRect/>
+                    </a:stretch>
+                  </pic:blipFill>
+                  <pic:spPr bwMode="auto">
+                    <a:xfrm>
+                      <a:off x="0" y="0"/>
                       <a:ext cx="6097667" cy="2892483"/>
                     </a:xfrm>
                     <a:prstGeom prst="rect">
@@ -3173,7 +3183,35 @@
                 <w:sz w:val="18"/>
                 <w:szCs w:val="18"/>
               </w:rPr>
-              <w:t>This is draft v0.10. Several values (notably the A.3 Meter Data profiles) are illustrative placeholders pending the real source CDF, and a number of fields are marked as open questions throughout. Items flagged “TODO/confirm” in the source are reproduced here as call-outs so they are not lost.</w:t>
+              <w:t xml:space="preserve">This is draft v0.10. Several values (notably the A.3 Meter Data profiles) are illustrative placeholders pending the real source CDF, and a number of fields are marked as open questions throughout. Items flagged </w:t>
+            </w:r>
+            <w:r>
+              <w:rPr>
+                <w:sz w:val="18"/>
+                <w:szCs w:val="18"/>
+              </w:rPr>
+              <w:t>"</w:t>
+            </w:r>
+            <w:r>
+              <w:rPr>
+                <w:sz w:val="18"/>
+                <w:szCs w:val="18"/>
+              </w:rPr>
+              <w:t>TODO/confirm</w:t>
+            </w:r>
+            <w:r>
+              <w:rPr>
+                <w:sz w:val="18"/>
+                <w:szCs w:val="18"/>
+              </w:rPr>
+              <w:t>"</w:t>
+            </w:r>
+            <w:r>
+              <w:rPr>
+                <w:sz w:val="18"/>
+                <w:szCs w:val="18"/>
+              </w:rPr>
+              <w:t xml:space="preserve"> in the source are reproduced here as call-outs so they are not lost.</w:t>
             </w:r>
           </w:p>
         </w:tc>
@@ -3263,7 +3301,7 @@
                     </pic:cNvPicPr>
                   </pic:nvPicPr>
                   <pic:blipFill>
-                    <a:blip r:embed="rId9" cstate="print">
+                    <a:blip r:embed="rId10" cstate="print">
                       <a:extLst>
                         <a:ext uri="{28A0092B-C50C-407E-A947-70E740481C1C}">
                           <a14:useLocalDpi xmlns:a14="http://schemas.microsoft.com/office/drawing/2010/main" val="0"/>
@@ -6355,7 +6393,7 @@
                     </pic:cNvPicPr>
                   </pic:nvPicPr>
                   <pic:blipFill>
-                    <a:blip r:embed="rId10"/>
+                    <a:blip r:embed="rId11"/>
                     <a:srcRect/>
                     <a:stretch>
                       <a:fillRect/>
@@ -21125,6 +21163,7 @@
             </w:tcMar>
           </w:tcPr>
           <w:p>
+            <w:bookmarkStart w:id="23" w:name="_GoBack" w:colFirst="0" w:colLast="0"/>
             <w:r>
               <w:rPr>
                 <w:rFonts w:ascii="Consolas" w:eastAsia="Consolas" w:hAnsi="Consolas" w:cs="Consolas"/>
@@ -21293,6 +21332,9 @@
         </w:tc>
       </w:tr>
       <w:tr>
+        <w:trPr>
+          <w:trHeight w:val="68"/>
+        </w:trPr>
         <w:tc>
           <w:tcPr>
             <w:tcW w:w="9360" w:type="dxa"/>
@@ -21355,6 +21397,7 @@
         </w:tc>
       </w:tr>
     </w:tbl>
+    <w:bookmarkEnd w:id="23"/>
     <w:p>
       <w:pPr>
         <w:pStyle w:val="Heading4"/>
@@ -21752,7 +21795,7 @@
       <w:pPr>
         <w:pStyle w:val="Heading2"/>
       </w:pPr>
-      <w:bookmarkStart w:id="23" w:name="_Toc232518488"/>
+      <w:bookmarkStart w:id="24" w:name="_Toc232518488"/>
       <w:proofErr w:type="gramStart"/>
       <w:r>
         <w:t>4.5  Configuration</w:t>
@@ -21777,7 +21820,7 @@
       <w:r>
         <w:t>)</w:t>
       </w:r>
-      <w:bookmarkEnd w:id="23"/>
+      <w:bookmarkEnd w:id="24"/>
     </w:p>
     <w:p>
       <w:pPr>
@@ -21838,7 +21881,7 @@
       <w:pPr>
         <w:pStyle w:val="Heading3"/>
       </w:pPr>
-      <w:bookmarkStart w:id="24" w:name="_Toc232518489"/>
+      <w:bookmarkStart w:id="25" w:name="_Toc232518489"/>
       <w:proofErr w:type="gramStart"/>
       <w:r>
         <w:t xml:space="preserve">4.5.1  </w:t>
@@ -21855,7 +21898,7 @@
       <w:r>
         <w:t xml:space="preserve"> request — examples</w:t>
       </w:r>
-      <w:bookmarkEnd w:id="24"/>
+      <w:bookmarkEnd w:id="25"/>
     </w:p>
     <w:p>
       <w:pPr>
@@ -22307,6 +22350,14 @@
               <w:tab/>
               <w:t>"PASSWORD" : "hello@321"</w:t>
             </w:r>
+            <w:r>
+              <w:rPr>
+                <w:rFonts w:ascii="Consolas" w:hAnsi="Consolas"/>
+                <w:sz w:val="17"/>
+                <w:szCs w:val="17"/>
+              </w:rPr>
+              <w:t>,</w:t>
+            </w:r>
           </w:p>
           <w:p>
             <w:pPr>
@@ -22338,7 +22389,39 @@
                 <w:sz w:val="17"/>
                 <w:szCs w:val="17"/>
               </w:rPr>
-              <w:t>"HEALTH_INTERVAL": 1,</w:t>
+              <w:t xml:space="preserve">"HEALTH_INTERVAL": </w:t>
+            </w:r>
+            <w:r>
+              <w:rPr>
+                <w:rFonts w:ascii="Consolas" w:hAnsi="Consolas"/>
+                <w:sz w:val="17"/>
+                <w:szCs w:val="17"/>
+              </w:rPr>
+              <w:t>"</w:t>
+            </w:r>
+            <w:r>
+              <w:rPr>
+                <w:rFonts w:ascii="Consolas" w:hAnsi="Consolas"/>
+                <w:sz w:val="17"/>
+                <w:szCs w:val="17"/>
+              </w:rPr>
+              <w:t>5</w:t>
+            </w:r>
+            <w:r>
+              <w:rPr>
+                <w:rFonts w:ascii="Consolas" w:hAnsi="Consolas"/>
+                <w:sz w:val="17"/>
+                <w:szCs w:val="17"/>
+              </w:rPr>
+              <w:t>"</w:t>
+            </w:r>
+            <w:r>
+              <w:rPr>
+                <w:rFonts w:ascii="Consolas" w:hAnsi="Consolas"/>
+                <w:sz w:val="17"/>
+                <w:szCs w:val="17"/>
+              </w:rPr>
+              <w:t>,</w:t>
             </w:r>
           </w:p>
           <w:p>
@@ -22371,7 +22454,39 @@
                 <w:sz w:val="17"/>
                 <w:szCs w:val="17"/>
               </w:rPr>
-              <w:t>"INST_INTERVAL": 1,</w:t>
+              <w:t xml:space="preserve">"INST_INTERVAL": </w:t>
+            </w:r>
+            <w:r>
+              <w:rPr>
+                <w:rFonts w:ascii="Consolas" w:hAnsi="Consolas"/>
+                <w:sz w:val="17"/>
+                <w:szCs w:val="17"/>
+              </w:rPr>
+              <w:t>"</w:t>
+            </w:r>
+            <w:r>
+              <w:rPr>
+                <w:rFonts w:ascii="Consolas" w:hAnsi="Consolas"/>
+                <w:sz w:val="17"/>
+                <w:szCs w:val="17"/>
+              </w:rPr>
+              <w:t>5</w:t>
+            </w:r>
+            <w:r>
+              <w:rPr>
+                <w:rFonts w:ascii="Consolas" w:hAnsi="Consolas"/>
+                <w:sz w:val="17"/>
+                <w:szCs w:val="17"/>
+              </w:rPr>
+              <w:t>"</w:t>
+            </w:r>
+            <w:r>
+              <w:rPr>
+                <w:rFonts w:ascii="Consolas" w:hAnsi="Consolas"/>
+                <w:sz w:val="17"/>
+                <w:szCs w:val="17"/>
+              </w:rPr>
+              <w:t>,</w:t>
             </w:r>
           </w:p>
           <w:p>
@@ -22404,7 +22519,39 @@
                 <w:sz w:val="17"/>
                 <w:szCs w:val="17"/>
               </w:rPr>
-              <w:t>"METER_DATA_INTERVAL": 5,</w:t>
+              <w:t xml:space="preserve">"METER_DATA_INTERVAL": </w:t>
+            </w:r>
+            <w:r>
+              <w:rPr>
+                <w:rFonts w:ascii="Consolas" w:hAnsi="Consolas"/>
+                <w:sz w:val="17"/>
+                <w:szCs w:val="17"/>
+              </w:rPr>
+              <w:t>"</w:t>
+            </w:r>
+            <w:r>
+              <w:rPr>
+                <w:rFonts w:ascii="Consolas" w:hAnsi="Consolas"/>
+                <w:sz w:val="17"/>
+                <w:szCs w:val="17"/>
+              </w:rPr>
+              <w:t>5</w:t>
+            </w:r>
+            <w:r>
+              <w:rPr>
+                <w:rFonts w:ascii="Consolas" w:hAnsi="Consolas"/>
+                <w:sz w:val="17"/>
+                <w:szCs w:val="17"/>
+              </w:rPr>
+              <w:t>"</w:t>
+            </w:r>
+            <w:r>
+              <w:rPr>
+                <w:rFonts w:ascii="Consolas" w:hAnsi="Consolas"/>
+                <w:sz w:val="17"/>
+                <w:szCs w:val="17"/>
+              </w:rPr>
+              <w:t>,</w:t>
             </w:r>
           </w:p>
           <w:p>
@@ -22437,7 +22584,31 @@
                 <w:sz w:val="17"/>
                 <w:szCs w:val="17"/>
               </w:rPr>
-              <w:t>"MODBUS_INTERVAL": 5</w:t>
+              <w:t xml:space="preserve">"MODBUS_INTERVAL": </w:t>
+            </w:r>
+            <w:r>
+              <w:rPr>
+                <w:rFonts w:ascii="Consolas" w:hAnsi="Consolas"/>
+                <w:sz w:val="17"/>
+                <w:szCs w:val="17"/>
+              </w:rPr>
+              <w:t>"</w:t>
+            </w:r>
+            <w:r>
+              <w:rPr>
+                <w:rFonts w:ascii="Consolas" w:hAnsi="Consolas"/>
+                <w:sz w:val="17"/>
+                <w:szCs w:val="17"/>
+              </w:rPr>
+              <w:t>5</w:t>
+            </w:r>
+            <w:r>
+              <w:rPr>
+                <w:rFonts w:ascii="Consolas" w:hAnsi="Consolas"/>
+                <w:sz w:val="17"/>
+                <w:szCs w:val="17"/>
+              </w:rPr>
+              <w:t>"</w:t>
             </w:r>
           </w:p>
           <w:p>
@@ -22896,6 +23067,14 @@
               <w:tab/>
               <w:t>"PASSWORD" : "hello@321"</w:t>
             </w:r>
+            <w:r>
+              <w:rPr>
+                <w:rFonts w:ascii="Consolas" w:hAnsi="Consolas"/>
+                <w:sz w:val="17"/>
+                <w:szCs w:val="17"/>
+              </w:rPr>
+              <w:t>,</w:t>
+            </w:r>
           </w:p>
           <w:p>
             <w:pPr>
@@ -22927,7 +23106,39 @@
                 <w:sz w:val="17"/>
                 <w:szCs w:val="17"/>
               </w:rPr>
-              <w:t>"HEALTH_INTERVAL": 1,</w:t>
+              <w:t xml:space="preserve">"HEALTH_INTERVAL": </w:t>
+            </w:r>
+            <w:r>
+              <w:rPr>
+                <w:rFonts w:ascii="Consolas" w:hAnsi="Consolas"/>
+                <w:sz w:val="17"/>
+                <w:szCs w:val="17"/>
+              </w:rPr>
+              <w:t>"</w:t>
+            </w:r>
+            <w:r>
+              <w:rPr>
+                <w:rFonts w:ascii="Consolas" w:hAnsi="Consolas"/>
+                <w:sz w:val="17"/>
+                <w:szCs w:val="17"/>
+              </w:rPr>
+              <w:t>5</w:t>
+            </w:r>
+            <w:r>
+              <w:rPr>
+                <w:rFonts w:ascii="Consolas" w:hAnsi="Consolas"/>
+                <w:sz w:val="17"/>
+                <w:szCs w:val="17"/>
+              </w:rPr>
+              <w:t>"</w:t>
+            </w:r>
+            <w:r>
+              <w:rPr>
+                <w:rFonts w:ascii="Consolas" w:hAnsi="Consolas"/>
+                <w:sz w:val="17"/>
+                <w:szCs w:val="17"/>
+              </w:rPr>
+              <w:t>,</w:t>
             </w:r>
           </w:p>
           <w:p>
@@ -22960,7 +23171,39 @@
                 <w:sz w:val="17"/>
                 <w:szCs w:val="17"/>
               </w:rPr>
-              <w:t>"INST_INTERVAL": 1,</w:t>
+              <w:t xml:space="preserve">"INST_INTERVAL": </w:t>
+            </w:r>
+            <w:r>
+              <w:rPr>
+                <w:rFonts w:ascii="Consolas" w:hAnsi="Consolas"/>
+                <w:sz w:val="17"/>
+                <w:szCs w:val="17"/>
+              </w:rPr>
+              <w:t>"</w:t>
+            </w:r>
+            <w:r>
+              <w:rPr>
+                <w:rFonts w:ascii="Consolas" w:hAnsi="Consolas"/>
+                <w:sz w:val="17"/>
+                <w:szCs w:val="17"/>
+              </w:rPr>
+              <w:t>5</w:t>
+            </w:r>
+            <w:r>
+              <w:rPr>
+                <w:rFonts w:ascii="Consolas" w:hAnsi="Consolas"/>
+                <w:sz w:val="17"/>
+                <w:szCs w:val="17"/>
+              </w:rPr>
+              <w:t>"</w:t>
+            </w:r>
+            <w:r>
+              <w:rPr>
+                <w:rFonts w:ascii="Consolas" w:hAnsi="Consolas"/>
+                <w:sz w:val="17"/>
+                <w:szCs w:val="17"/>
+              </w:rPr>
+              <w:t>,</w:t>
             </w:r>
           </w:p>
           <w:p>
@@ -22993,7 +23236,47 @@
                 <w:sz w:val="17"/>
                 <w:szCs w:val="17"/>
               </w:rPr>
-              <w:t>"METER_DATA_INTERVAL": 5,</w:t>
+              <w:t>"METER</w:t>
+            </w:r>
+            <w:r>
+              <w:rPr>
+                <w:rFonts w:ascii="Consolas" w:hAnsi="Consolas"/>
+                <w:sz w:val="17"/>
+                <w:szCs w:val="17"/>
+              </w:rPr>
+              <w:t xml:space="preserve">_DATA_INTERVAL": </w:t>
+            </w:r>
+            <w:r>
+              <w:rPr>
+                <w:rFonts w:ascii="Consolas" w:hAnsi="Consolas"/>
+                <w:sz w:val="17"/>
+                <w:szCs w:val="17"/>
+              </w:rPr>
+              <w:t>"</w:t>
+            </w:r>
+            <w:r>
+              <w:rPr>
+                <w:rFonts w:ascii="Consolas" w:hAnsi="Consolas"/>
+                <w:sz w:val="17"/>
+                <w:szCs w:val="17"/>
+              </w:rPr>
+              <w:t>5</w:t>
+            </w:r>
+            <w:r>
+              <w:rPr>
+                <w:rFonts w:ascii="Consolas" w:hAnsi="Consolas"/>
+                <w:sz w:val="17"/>
+                <w:szCs w:val="17"/>
+              </w:rPr>
+              <w:t>"</w:t>
+            </w:r>
+            <w:r>
+              <w:rPr>
+                <w:rFonts w:ascii="Consolas" w:hAnsi="Consolas"/>
+                <w:sz w:val="17"/>
+                <w:szCs w:val="17"/>
+              </w:rPr>
+              <w:t>,</w:t>
             </w:r>
           </w:p>
           <w:p>
@@ -23026,7 +23309,31 @@
                 <w:sz w:val="17"/>
                 <w:szCs w:val="17"/>
               </w:rPr>
-              <w:t>"MODBUS_INTERVAL": 5</w:t>
+              <w:t xml:space="preserve">"MODBUS_INTERVAL": </w:t>
+            </w:r>
+            <w:r>
+              <w:rPr>
+                <w:rFonts w:ascii="Consolas" w:hAnsi="Consolas"/>
+                <w:sz w:val="17"/>
+                <w:szCs w:val="17"/>
+              </w:rPr>
+              <w:t>"</w:t>
+            </w:r>
+            <w:r>
+              <w:rPr>
+                <w:rFonts w:ascii="Consolas" w:hAnsi="Consolas"/>
+                <w:sz w:val="17"/>
+                <w:szCs w:val="17"/>
+              </w:rPr>
+              <w:t>5</w:t>
+            </w:r>
+            <w:r>
+              <w:rPr>
+                <w:rFonts w:ascii="Consolas" w:hAnsi="Consolas"/>
+                <w:sz w:val="17"/>
+                <w:szCs w:val="17"/>
+              </w:rPr>
+              <w:t>"</w:t>
             </w:r>
           </w:p>
           <w:p>
@@ -23492,15 +23799,63 @@
                 <w:sz w:val="17"/>
                 <w:szCs w:val="17"/>
               </w:rPr>
-              <w:t>"SIM_SLOT" : 1</w:t>
-            </w:r>
-            <w:r>
-              <w:rPr>
-                <w:rFonts w:ascii="Consolas" w:hAnsi="Consolas"/>
-                <w:sz w:val="17"/>
-                <w:szCs w:val="17"/>
-              </w:rPr>
-              <w:t xml:space="preserve"> or 2</w:t>
+              <w:t xml:space="preserve">"SIM_SLOT" : </w:t>
+            </w:r>
+            <w:r>
+              <w:rPr>
+                <w:rFonts w:ascii="Consolas" w:hAnsi="Consolas"/>
+                <w:sz w:val="17"/>
+                <w:szCs w:val="17"/>
+              </w:rPr>
+              <w:t>"</w:t>
+            </w:r>
+            <w:r>
+              <w:rPr>
+                <w:rFonts w:ascii="Consolas" w:hAnsi="Consolas"/>
+                <w:sz w:val="17"/>
+                <w:szCs w:val="17"/>
+              </w:rPr>
+              <w:t>1</w:t>
+            </w:r>
+            <w:r>
+              <w:rPr>
+                <w:rFonts w:ascii="Consolas" w:hAnsi="Consolas"/>
+                <w:sz w:val="17"/>
+                <w:szCs w:val="17"/>
+              </w:rPr>
+              <w:t>"</w:t>
+            </w:r>
+            <w:r>
+              <w:rPr>
+                <w:rFonts w:ascii="Consolas" w:hAnsi="Consolas"/>
+                <w:sz w:val="17"/>
+                <w:szCs w:val="17"/>
+              </w:rPr>
+              <w:t xml:space="preserve"> or </w:t>
+            </w:r>
+            <w:r>
+              <w:rPr>
+                <w:rFonts w:ascii="Consolas" w:hAnsi="Consolas"/>
+                <w:sz w:val="17"/>
+                <w:szCs w:val="17"/>
+              </w:rPr>
+              <w:t>"</w:t>
+            </w:r>
+            <w:r>
+              <w:rPr>
+                <w:rFonts w:ascii="Consolas" w:hAnsi="Consolas"/>
+                <w:sz w:val="17"/>
+                <w:szCs w:val="17"/>
+              </w:rPr>
+              <w:t>2</w:t>
+            </w:r>
+            <w:r>
+              <w:rPr>
+                <w:rFonts w:ascii="Consolas" w:hAnsi="Consolas"/>
+                <w:sz w:val="17"/>
+                <w:szCs w:val="17"/>
+              </w:rPr>
+              <w:t>"</w:t>
             </w:r>
             <w:r>
               <w:rPr>
@@ -23571,6 +23926,14 @@
               </w:rPr>
               <w:tab/>
               <w:t>"APN"      : "airtelgprs.com"</w:t>
+            </w:r>
+            <w:r>
+              <w:rPr>
+                <w:rFonts w:ascii="Consolas" w:hAnsi="Consolas"/>
+                <w:sz w:val="17"/>
+                <w:szCs w:val="17"/>
+              </w:rPr>
+              <w:t>,</w:t>
             </w:r>
           </w:p>
           <w:p>
@@ -24052,15 +24415,63 @@
                 <w:sz w:val="17"/>
                 <w:szCs w:val="17"/>
               </w:rPr>
-              <w:t>: 1</w:t>
-            </w:r>
-            <w:r>
-              <w:rPr>
-                <w:rFonts w:ascii="Consolas" w:hAnsi="Consolas"/>
-                <w:sz w:val="17"/>
-                <w:szCs w:val="17"/>
-              </w:rPr>
-              <w:t xml:space="preserve"> or 2</w:t>
+              <w:t xml:space="preserve">: </w:t>
+            </w:r>
+            <w:r>
+              <w:rPr>
+                <w:rFonts w:ascii="Consolas" w:hAnsi="Consolas"/>
+                <w:sz w:val="17"/>
+                <w:szCs w:val="17"/>
+              </w:rPr>
+              <w:t>"</w:t>
+            </w:r>
+            <w:r>
+              <w:rPr>
+                <w:rFonts w:ascii="Consolas" w:hAnsi="Consolas"/>
+                <w:sz w:val="17"/>
+                <w:szCs w:val="17"/>
+              </w:rPr>
+              <w:t>1</w:t>
+            </w:r>
+            <w:r>
+              <w:rPr>
+                <w:rFonts w:ascii="Consolas" w:hAnsi="Consolas"/>
+                <w:sz w:val="17"/>
+                <w:szCs w:val="17"/>
+              </w:rPr>
+              <w:t>"</w:t>
+            </w:r>
+            <w:r>
+              <w:rPr>
+                <w:rFonts w:ascii="Consolas" w:hAnsi="Consolas"/>
+                <w:sz w:val="17"/>
+                <w:szCs w:val="17"/>
+              </w:rPr>
+              <w:t xml:space="preserve"> or </w:t>
+            </w:r>
+            <w:r>
+              <w:rPr>
+                <w:rFonts w:ascii="Consolas" w:hAnsi="Consolas"/>
+                <w:sz w:val="17"/>
+                <w:szCs w:val="17"/>
+              </w:rPr>
+              <w:t>"</w:t>
+            </w:r>
+            <w:r>
+              <w:rPr>
+                <w:rFonts w:ascii="Consolas" w:hAnsi="Consolas"/>
+                <w:sz w:val="17"/>
+                <w:szCs w:val="17"/>
+              </w:rPr>
+              <w:t>2</w:t>
+            </w:r>
+            <w:r>
+              <w:rPr>
+                <w:rFonts w:ascii="Consolas" w:hAnsi="Consolas"/>
+                <w:sz w:val="17"/>
+                <w:szCs w:val="17"/>
+              </w:rPr>
+              <w:t>"</w:t>
             </w:r>
             <w:r>
               <w:rPr>
@@ -24101,15 +24512,79 @@
                 <w:sz w:val="17"/>
                 <w:szCs w:val="17"/>
               </w:rPr>
-              <w:t>"ENABLE_TUNNEL" : 1,</w:t>
-            </w:r>
-            <w:r>
-              <w:rPr>
-                <w:rFonts w:ascii="Consolas" w:hAnsi="Consolas"/>
-                <w:sz w:val="17"/>
-                <w:szCs w:val="17"/>
-              </w:rPr>
-              <w:t xml:space="preserve">       [1-ENABLE , 0-DISBALE]</w:t>
+              <w:t xml:space="preserve">"ENABLE_TUNNEL" : </w:t>
+            </w:r>
+            <w:r>
+              <w:rPr>
+                <w:rFonts w:ascii="Consolas" w:hAnsi="Consolas"/>
+                <w:sz w:val="17"/>
+                <w:szCs w:val="17"/>
+              </w:rPr>
+              <w:t>"</w:t>
+            </w:r>
+            <w:r>
+              <w:rPr>
+                <w:rFonts w:ascii="Consolas" w:hAnsi="Consolas"/>
+                <w:sz w:val="17"/>
+                <w:szCs w:val="17"/>
+              </w:rPr>
+              <w:t>YES</w:t>
+            </w:r>
+            <w:r>
+              <w:rPr>
+                <w:rFonts w:ascii="Consolas" w:hAnsi="Consolas"/>
+                <w:sz w:val="17"/>
+                <w:szCs w:val="17"/>
+              </w:rPr>
+              <w:t>"</w:t>
+            </w:r>
+            <w:r>
+              <w:rPr>
+                <w:rFonts w:ascii="Consolas" w:hAnsi="Consolas"/>
+                <w:sz w:val="17"/>
+                <w:szCs w:val="17"/>
+              </w:rPr>
+              <w:t xml:space="preserve"> or </w:t>
+            </w:r>
+            <w:r>
+              <w:rPr>
+                <w:rFonts w:ascii="Consolas" w:hAnsi="Consolas"/>
+                <w:sz w:val="17"/>
+                <w:szCs w:val="17"/>
+              </w:rPr>
+              <w:t>"</w:t>
+            </w:r>
+            <w:r>
+              <w:rPr>
+                <w:rFonts w:ascii="Consolas" w:hAnsi="Consolas"/>
+                <w:sz w:val="17"/>
+                <w:szCs w:val="17"/>
+              </w:rPr>
+              <w:t>NO</w:t>
+            </w:r>
+            <w:r>
+              <w:rPr>
+                <w:rFonts w:ascii="Consolas" w:hAnsi="Consolas"/>
+                <w:sz w:val="17"/>
+                <w:szCs w:val="17"/>
+              </w:rPr>
+              <w:t>"</w:t>
+            </w:r>
+            <w:r>
+              <w:rPr>
+                <w:rFonts w:ascii="Consolas" w:hAnsi="Consolas"/>
+                <w:sz w:val="17"/>
+                <w:szCs w:val="17"/>
+              </w:rPr>
+              <w:t>,</w:t>
+            </w:r>
+            <w:r>
+              <w:rPr>
+                <w:rFonts w:ascii="Consolas" w:hAnsi="Consolas"/>
+                <w:sz w:val="17"/>
+                <w:szCs w:val="17"/>
+              </w:rPr>
+              <w:t xml:space="preserve">      </w:t>
             </w:r>
           </w:p>
           <w:p>
@@ -24272,6 +24747,14 @@
                 <w:szCs w:val="17"/>
               </w:rPr>
               <w:t>: "192.168.10.0"</w:t>
+            </w:r>
+            <w:r>
+              <w:rPr>
+                <w:rFonts w:ascii="Consolas" w:hAnsi="Consolas"/>
+                <w:sz w:val="17"/>
+                <w:szCs w:val="17"/>
+              </w:rPr>
+              <w:t>,</w:t>
             </w:r>
           </w:p>
           <w:p>
@@ -24734,15 +25217,63 @@
                 <w:sz w:val="17"/>
                 <w:szCs w:val="17"/>
               </w:rPr>
-              <w:t>"NTP_SERVER" : 1</w:t>
-            </w:r>
-            <w:r>
-              <w:rPr>
-                <w:rFonts w:ascii="Consolas" w:hAnsi="Consolas"/>
-                <w:sz w:val="17"/>
-                <w:szCs w:val="17"/>
-              </w:rPr>
-              <w:t xml:space="preserve"> or 2</w:t>
+              <w:t xml:space="preserve">"NTP_SERVER" : </w:t>
+            </w:r>
+            <w:r>
+              <w:rPr>
+                <w:rFonts w:ascii="Consolas" w:hAnsi="Consolas"/>
+                <w:sz w:val="17"/>
+                <w:szCs w:val="17"/>
+              </w:rPr>
+              <w:t>"</w:t>
+            </w:r>
+            <w:r>
+              <w:rPr>
+                <w:rFonts w:ascii="Consolas" w:hAnsi="Consolas"/>
+                <w:sz w:val="17"/>
+                <w:szCs w:val="17"/>
+              </w:rPr>
+              <w:t>1</w:t>
+            </w:r>
+            <w:r>
+              <w:rPr>
+                <w:rFonts w:ascii="Consolas" w:hAnsi="Consolas"/>
+                <w:sz w:val="17"/>
+                <w:szCs w:val="17"/>
+              </w:rPr>
+              <w:t>"</w:t>
+            </w:r>
+            <w:r>
+              <w:rPr>
+                <w:rFonts w:ascii="Consolas" w:hAnsi="Consolas"/>
+                <w:sz w:val="17"/>
+                <w:szCs w:val="17"/>
+              </w:rPr>
+              <w:t xml:space="preserve"> or </w:t>
+            </w:r>
+            <w:r>
+              <w:rPr>
+                <w:rFonts w:ascii="Consolas" w:hAnsi="Consolas"/>
+                <w:sz w:val="17"/>
+                <w:szCs w:val="17"/>
+              </w:rPr>
+              <w:t>"</w:t>
+            </w:r>
+            <w:r>
+              <w:rPr>
+                <w:rFonts w:ascii="Consolas" w:hAnsi="Consolas"/>
+                <w:sz w:val="17"/>
+                <w:szCs w:val="17"/>
+              </w:rPr>
+              <w:t>2</w:t>
+            </w:r>
+            <w:r>
+              <w:rPr>
+                <w:rFonts w:ascii="Consolas" w:hAnsi="Consolas"/>
+                <w:sz w:val="17"/>
+                <w:szCs w:val="17"/>
+              </w:rPr>
+              <w:t>"</w:t>
             </w:r>
             <w:r>
               <w:rPr>
@@ -24775,7 +25306,15 @@
                 <w:sz w:val="17"/>
                 <w:szCs w:val="17"/>
               </w:rPr>
-              <w:t xml:space="preserve">        “</w:t>
+              <w:t xml:space="preserve">        </w:t>
+            </w:r>
+            <w:r>
+              <w:rPr>
+                <w:rFonts w:ascii="Consolas" w:hAnsi="Consolas"/>
+                <w:sz w:val="17"/>
+                <w:szCs w:val="17"/>
+              </w:rPr>
+              <w:t>"</w:t>
             </w:r>
             <w:r>
               <w:rPr>
@@ -24791,15 +25330,71 @@
                 <w:sz w:val="17"/>
                 <w:szCs w:val="17"/>
               </w:rPr>
-              <w:t>” : 1</w:t>
-            </w:r>
-            <w:r>
-              <w:rPr>
-                <w:rFonts w:ascii="Consolas" w:hAnsi="Consolas"/>
-                <w:sz w:val="17"/>
-                <w:szCs w:val="17"/>
-              </w:rPr>
-              <w:t xml:space="preserve"> or 0</w:t>
+              <w:t>"</w:t>
+            </w:r>
+            <w:r>
+              <w:rPr>
+                <w:rFonts w:ascii="Consolas" w:hAnsi="Consolas"/>
+                <w:sz w:val="17"/>
+                <w:szCs w:val="17"/>
+              </w:rPr>
+              <w:t xml:space="preserve"> : </w:t>
+            </w:r>
+            <w:r>
+              <w:rPr>
+                <w:rFonts w:ascii="Consolas" w:hAnsi="Consolas"/>
+                <w:sz w:val="17"/>
+                <w:szCs w:val="17"/>
+              </w:rPr>
+              <w:t>"</w:t>
+            </w:r>
+            <w:r>
+              <w:rPr>
+                <w:rFonts w:ascii="Consolas" w:hAnsi="Consolas"/>
+                <w:sz w:val="17"/>
+                <w:szCs w:val="17"/>
+              </w:rPr>
+              <w:t>YES</w:t>
+            </w:r>
+            <w:r>
+              <w:rPr>
+                <w:rFonts w:ascii="Consolas" w:hAnsi="Consolas"/>
+                <w:sz w:val="17"/>
+                <w:szCs w:val="17"/>
+              </w:rPr>
+              <w:t>"</w:t>
+            </w:r>
+            <w:r>
+              <w:rPr>
+                <w:rFonts w:ascii="Consolas" w:hAnsi="Consolas"/>
+                <w:sz w:val="17"/>
+                <w:szCs w:val="17"/>
+              </w:rPr>
+              <w:t xml:space="preserve"> or </w:t>
+            </w:r>
+            <w:r>
+              <w:rPr>
+                <w:rFonts w:ascii="Consolas" w:hAnsi="Consolas"/>
+                <w:sz w:val="17"/>
+                <w:szCs w:val="17"/>
+              </w:rPr>
+              <w:t>"</w:t>
+            </w:r>
+            <w:r>
+              <w:rPr>
+                <w:rFonts w:ascii="Consolas" w:hAnsi="Consolas"/>
+                <w:sz w:val="17"/>
+                <w:szCs w:val="17"/>
+              </w:rPr>
+              <w:t>NO</w:t>
+            </w:r>
+            <w:r>
+              <w:rPr>
+                <w:rFonts w:ascii="Consolas" w:hAnsi="Consolas"/>
+                <w:sz w:val="17"/>
+                <w:szCs w:val="17"/>
+              </w:rPr>
+              <w:t>"</w:t>
             </w:r>
             <w:r>
               <w:rPr>
@@ -24815,23 +25410,7 @@
                 <w:sz w:val="17"/>
                 <w:szCs w:val="17"/>
               </w:rPr>
-              <w:t xml:space="preserve">     [1-E</w:t>
-            </w:r>
-            <w:r>
-              <w:rPr>
-                <w:rFonts w:ascii="Consolas" w:hAnsi="Consolas"/>
-                <w:sz w:val="17"/>
-                <w:szCs w:val="17"/>
-              </w:rPr>
-              <w:t>NABLE , 0</w:t>
-            </w:r>
-            <w:r>
-              <w:rPr>
-                <w:rFonts w:ascii="Consolas" w:hAnsi="Consolas"/>
-                <w:sz w:val="17"/>
-                <w:szCs w:val="17"/>
-              </w:rPr>
-              <w:t>-DISBALE]</w:t>
+              <w:t xml:space="preserve">     </w:t>
             </w:r>
           </w:p>
           <w:p>
@@ -24867,7 +25446,31 @@
                 <w:szCs w:val="17"/>
               </w:rPr>
               <w:tab/>
-              <w:t>"NTP_PORT" : 123,</w:t>
+              <w:t xml:space="preserve">"NTP_PORT" : </w:t>
+            </w:r>
+            <w:r>
+              <w:rPr>
+                <w:rFonts w:ascii="Consolas" w:hAnsi="Consolas"/>
+                <w:sz w:val="17"/>
+                <w:szCs w:val="17"/>
+              </w:rPr>
+              <w:t>"</w:t>
+            </w:r>
+            <w:r>
+              <w:rPr>
+                <w:rFonts w:ascii="Consolas" w:hAnsi="Consolas"/>
+                <w:sz w:val="17"/>
+                <w:szCs w:val="17"/>
+              </w:rPr>
+              <w:t>123</w:t>
+            </w:r>
+            <w:r>
+              <w:rPr>
+                <w:rFonts w:ascii="Consolas" w:hAnsi="Consolas"/>
+                <w:sz w:val="17"/>
+                <w:szCs w:val="17"/>
+              </w:rPr>
+              <w:t>"</w:t>
             </w:r>
           </w:p>
           <w:p>
@@ -24915,23 +25518,8 @@
           <w:tab w:val="left" w:pos="5028"/>
         </w:tabs>
       </w:pPr>
-    </w:p>
-    <w:p>
-      <w:pPr>
-        <w:pStyle w:val="Heading3"/>
-        <w:tabs>
-          <w:tab w:val="left" w:pos="5028"/>
-        </w:tabs>
-      </w:pPr>
-    </w:p>
-    <w:p>
-      <w:pPr>
-        <w:pStyle w:val="Heading3"/>
-        <w:tabs>
-          <w:tab w:val="left" w:pos="5028"/>
-        </w:tabs>
-      </w:pPr>
-      <w:r>
+      <w:r>
+        <w:lastRenderedPageBreak/>
         <w:t xml:space="preserve"> </w:t>
       </w:r>
       <w:proofErr w:type="gramStart"/>
@@ -25304,7 +25892,63 @@
                 <w:sz w:val="17"/>
                 <w:szCs w:val="17"/>
               </w:rPr>
-              <w:t xml:space="preserve">    "FTP_SERVER" : 1 or 2</w:t>
+              <w:t xml:space="preserve">    "FTP_SERVER" : </w:t>
+            </w:r>
+            <w:r>
+              <w:rPr>
+                <w:rFonts w:ascii="Consolas" w:hAnsi="Consolas"/>
+                <w:sz w:val="17"/>
+                <w:szCs w:val="17"/>
+              </w:rPr>
+              <w:t>"</w:t>
+            </w:r>
+            <w:r>
+              <w:rPr>
+                <w:rFonts w:ascii="Consolas" w:hAnsi="Consolas"/>
+                <w:sz w:val="17"/>
+                <w:szCs w:val="17"/>
+              </w:rPr>
+              <w:t>1</w:t>
+            </w:r>
+            <w:r>
+              <w:rPr>
+                <w:rFonts w:ascii="Consolas" w:hAnsi="Consolas"/>
+                <w:sz w:val="17"/>
+                <w:szCs w:val="17"/>
+              </w:rPr>
+              <w:t>"</w:t>
+            </w:r>
+            <w:r>
+              <w:rPr>
+                <w:rFonts w:ascii="Consolas" w:hAnsi="Consolas"/>
+                <w:sz w:val="17"/>
+                <w:szCs w:val="17"/>
+              </w:rPr>
+              <w:t xml:space="preserve"> or </w:t>
+            </w:r>
+            <w:r>
+              <w:rPr>
+                <w:rFonts w:ascii="Consolas" w:hAnsi="Consolas"/>
+                <w:sz w:val="17"/>
+                <w:szCs w:val="17"/>
+              </w:rPr>
+              <w:t>"</w:t>
+            </w:r>
+            <w:r>
+              <w:rPr>
+                <w:rFonts w:ascii="Consolas" w:hAnsi="Consolas"/>
+                <w:sz w:val="17"/>
+                <w:szCs w:val="17"/>
+              </w:rPr>
+              <w:t>2</w:t>
+            </w:r>
+            <w:r>
+              <w:rPr>
+                <w:rFonts w:ascii="Consolas" w:hAnsi="Consolas"/>
+                <w:sz w:val="17"/>
+                <w:szCs w:val="17"/>
+              </w:rPr>
+              <w:t>"</w:t>
             </w:r>
             <w:r>
               <w:rPr>
@@ -25345,15 +25989,63 @@
                 <w:sz w:val="17"/>
                 <w:szCs w:val="17"/>
               </w:rPr>
-              <w:t>"ENABLE_SERVER" : 1</w:t>
-            </w:r>
-            <w:r>
-              <w:rPr>
-                <w:rFonts w:ascii="Consolas" w:hAnsi="Consolas"/>
-                <w:sz w:val="17"/>
-                <w:szCs w:val="17"/>
-              </w:rPr>
-              <w:t xml:space="preserve"> or 0</w:t>
+              <w:t xml:space="preserve">"ENABLE_SERVER" : </w:t>
+            </w:r>
+            <w:r>
+              <w:rPr>
+                <w:rFonts w:ascii="Consolas" w:hAnsi="Consolas"/>
+                <w:sz w:val="17"/>
+                <w:szCs w:val="17"/>
+              </w:rPr>
+              <w:t>"</w:t>
+            </w:r>
+            <w:r>
+              <w:rPr>
+                <w:rFonts w:ascii="Consolas" w:hAnsi="Consolas"/>
+                <w:sz w:val="17"/>
+                <w:szCs w:val="17"/>
+              </w:rPr>
+              <w:t>YES</w:t>
+            </w:r>
+            <w:r>
+              <w:rPr>
+                <w:rFonts w:ascii="Consolas" w:hAnsi="Consolas"/>
+                <w:sz w:val="17"/>
+                <w:szCs w:val="17"/>
+              </w:rPr>
+              <w:t>"</w:t>
+            </w:r>
+            <w:r>
+              <w:rPr>
+                <w:rFonts w:ascii="Consolas" w:hAnsi="Consolas"/>
+                <w:sz w:val="17"/>
+                <w:szCs w:val="17"/>
+              </w:rPr>
+              <w:t xml:space="preserve"> or </w:t>
+            </w:r>
+            <w:r>
+              <w:rPr>
+                <w:rFonts w:ascii="Consolas" w:hAnsi="Consolas"/>
+                <w:sz w:val="17"/>
+                <w:szCs w:val="17"/>
+              </w:rPr>
+              <w:t>"</w:t>
+            </w:r>
+            <w:r>
+              <w:rPr>
+                <w:rFonts w:ascii="Consolas" w:hAnsi="Consolas"/>
+                <w:sz w:val="17"/>
+                <w:szCs w:val="17"/>
+              </w:rPr>
+              <w:t>NO</w:t>
+            </w:r>
+            <w:r>
+              <w:rPr>
+                <w:rFonts w:ascii="Consolas" w:hAnsi="Consolas"/>
+                <w:sz w:val="17"/>
+                <w:szCs w:val="17"/>
+              </w:rPr>
+              <w:t>"</w:t>
             </w:r>
             <w:r>
               <w:rPr>
@@ -25369,7 +26061,7 @@
                 <w:sz w:val="17"/>
                 <w:szCs w:val="17"/>
               </w:rPr>
-              <w:t xml:space="preserve">      [1-ENABLE , 0-DISBALE]</w:t>
+              <w:t xml:space="preserve">      </w:t>
             </w:r>
           </w:p>
           <w:p>
@@ -25405,7 +26097,39 @@
                 <w:szCs w:val="17"/>
               </w:rPr>
               <w:tab/>
-              <w:t>"PORT" : 123,</w:t>
+              <w:t xml:space="preserve">"PORT" : </w:t>
+            </w:r>
+            <w:r>
+              <w:rPr>
+                <w:rFonts w:ascii="Consolas" w:hAnsi="Consolas"/>
+                <w:sz w:val="17"/>
+                <w:szCs w:val="17"/>
+              </w:rPr>
+              <w:t>"</w:t>
+            </w:r>
+            <w:r>
+              <w:rPr>
+                <w:rFonts w:ascii="Consolas" w:hAnsi="Consolas"/>
+                <w:sz w:val="17"/>
+                <w:szCs w:val="17"/>
+              </w:rPr>
+              <w:t>22</w:t>
+            </w:r>
+            <w:r>
+              <w:rPr>
+                <w:rFonts w:ascii="Consolas" w:hAnsi="Consolas"/>
+                <w:sz w:val="17"/>
+                <w:szCs w:val="17"/>
+              </w:rPr>
+              <w:t>"</w:t>
+            </w:r>
+            <w:r>
+              <w:rPr>
+                <w:rFonts w:ascii="Consolas" w:hAnsi="Consolas"/>
+                <w:sz w:val="17"/>
+                <w:szCs w:val="17"/>
+              </w:rPr>
+              <w:t>,</w:t>
             </w:r>
           </w:p>
           <w:p>
@@ -25441,7 +26165,23 @@
                 <w:szCs w:val="17"/>
               </w:rPr>
               <w:tab/>
-              <w:t>"PASSWORD" : "GOK@123,</w:t>
+              <w:t>"PASSWORD" : "GOK@123</w:t>
+            </w:r>
+            <w:r>
+              <w:rPr>
+                <w:rFonts w:ascii="Consolas" w:hAnsi="Consolas"/>
+                <w:sz w:val="17"/>
+                <w:szCs w:val="17"/>
+              </w:rPr>
+              <w:t>"</w:t>
+            </w:r>
+            <w:r>
+              <w:rPr>
+                <w:rFonts w:ascii="Consolas" w:hAnsi="Consolas"/>
+                <w:sz w:val="17"/>
+                <w:szCs w:val="17"/>
+              </w:rPr>
+              <w:t>,</w:t>
             </w:r>
           </w:p>
           <w:p>
@@ -25475,15 +26215,31 @@
                 <w:sz w:val="17"/>
                 <w:szCs w:val="17"/>
               </w:rPr>
-              <w:t>D:\CMS_FTP_DATA</w:t>
-            </w:r>
-            <w:r>
-              <w:rPr>
-                <w:rFonts w:ascii="Consolas" w:hAnsi="Consolas"/>
-                <w:sz w:val="17"/>
-                <w:szCs w:val="17"/>
-              </w:rPr>
-              <w:t>”</w:t>
+              <w:t>D:\</w:t>
+            </w:r>
+            <w:r>
+              <w:rPr>
+                <w:rFonts w:ascii="Consolas" w:hAnsi="Consolas"/>
+                <w:sz w:val="17"/>
+                <w:szCs w:val="17"/>
+              </w:rPr>
+              <w:t>\</w:t>
+            </w:r>
+            <w:r>
+              <w:rPr>
+                <w:rFonts w:ascii="Consolas" w:hAnsi="Consolas"/>
+                <w:sz w:val="17"/>
+                <w:szCs w:val="17"/>
+              </w:rPr>
+              <w:t>CMS_FTP_DATA</w:t>
+            </w:r>
+            <w:r>
+              <w:rPr>
+                <w:rFonts w:ascii="Consolas" w:hAnsi="Consolas"/>
+                <w:sz w:val="17"/>
+                <w:szCs w:val="17"/>
+              </w:rPr>
+              <w:t>"</w:t>
             </w:r>
             <w:r>
               <w:rPr>
@@ -25509,7 +26265,31 @@
                 <w:szCs w:val="17"/>
               </w:rPr>
               <w:tab/>
-              <w:t xml:space="preserve">"TIME_INTERVAL": 15 </w:t>
+              <w:t xml:space="preserve">"TIME_INTERVAL": </w:t>
+            </w:r>
+            <w:r>
+              <w:rPr>
+                <w:rFonts w:ascii="Consolas" w:hAnsi="Consolas"/>
+                <w:sz w:val="17"/>
+                <w:szCs w:val="17"/>
+              </w:rPr>
+              <w:t>"</w:t>
+            </w:r>
+            <w:r>
+              <w:rPr>
+                <w:rFonts w:ascii="Consolas" w:hAnsi="Consolas"/>
+                <w:sz w:val="17"/>
+                <w:szCs w:val="17"/>
+              </w:rPr>
+              <w:t>15</w:t>
+            </w:r>
+            <w:r>
+              <w:rPr>
+                <w:rFonts w:ascii="Consolas" w:hAnsi="Consolas"/>
+                <w:sz w:val="17"/>
+                <w:szCs w:val="17"/>
+              </w:rPr>
+              <w:t>"</w:t>
             </w:r>
           </w:p>
           <w:p>
@@ -25875,15 +26655,63 @@
                 <w:sz w:val="17"/>
                 <w:szCs w:val="17"/>
               </w:rPr>
-              <w:t>"ENABLE_104" : 1</w:t>
-            </w:r>
-            <w:r>
-              <w:rPr>
-                <w:rFonts w:ascii="Consolas" w:hAnsi="Consolas"/>
-                <w:sz w:val="17"/>
-                <w:szCs w:val="17"/>
-              </w:rPr>
-              <w:t xml:space="preserve"> or 0</w:t>
+              <w:t xml:space="preserve">"ENABLE_104" : </w:t>
+            </w:r>
+            <w:r>
+              <w:rPr>
+                <w:rFonts w:ascii="Consolas" w:hAnsi="Consolas"/>
+                <w:sz w:val="17"/>
+                <w:szCs w:val="17"/>
+              </w:rPr>
+              <w:t>"</w:t>
+            </w:r>
+            <w:r>
+              <w:rPr>
+                <w:rFonts w:ascii="Consolas" w:hAnsi="Consolas"/>
+                <w:sz w:val="17"/>
+                <w:szCs w:val="17"/>
+              </w:rPr>
+              <w:t>YES</w:t>
+            </w:r>
+            <w:r>
+              <w:rPr>
+                <w:rFonts w:ascii="Consolas" w:hAnsi="Consolas"/>
+                <w:sz w:val="17"/>
+                <w:szCs w:val="17"/>
+              </w:rPr>
+              <w:t>"</w:t>
+            </w:r>
+            <w:r>
+              <w:rPr>
+                <w:rFonts w:ascii="Consolas" w:hAnsi="Consolas"/>
+                <w:sz w:val="17"/>
+                <w:szCs w:val="17"/>
+              </w:rPr>
+              <w:t xml:space="preserve"> or </w:t>
+            </w:r>
+            <w:r>
+              <w:rPr>
+                <w:rFonts w:ascii="Consolas" w:hAnsi="Consolas"/>
+                <w:sz w:val="17"/>
+                <w:szCs w:val="17"/>
+              </w:rPr>
+              <w:t>"</w:t>
+            </w:r>
+            <w:r>
+              <w:rPr>
+                <w:rFonts w:ascii="Consolas" w:hAnsi="Consolas"/>
+                <w:sz w:val="17"/>
+                <w:szCs w:val="17"/>
+              </w:rPr>
+              <w:t>NO</w:t>
+            </w:r>
+            <w:r>
+              <w:rPr>
+                <w:rFonts w:ascii="Consolas" w:hAnsi="Consolas"/>
+                <w:sz w:val="17"/>
+                <w:szCs w:val="17"/>
+              </w:rPr>
+              <w:t>"</w:t>
             </w:r>
             <w:r>
               <w:rPr>
@@ -25899,7 +26727,7 @@
                 <w:sz w:val="17"/>
                 <w:szCs w:val="17"/>
               </w:rPr>
-              <w:t xml:space="preserve">      [1-ENABLE 101, 0-DISABLE 101]</w:t>
+              <w:t xml:space="preserve">      </w:t>
             </w:r>
           </w:p>
           <w:p>
@@ -25932,7 +26760,39 @@
                 <w:sz w:val="17"/>
                 <w:szCs w:val="17"/>
               </w:rPr>
-              <w:t>"ASDU_ADDRESS" : 2,</w:t>
+              <w:t xml:space="preserve">"ASDU_ADDRESS" : </w:t>
+            </w:r>
+            <w:r>
+              <w:rPr>
+                <w:rFonts w:ascii="Consolas" w:hAnsi="Consolas"/>
+                <w:sz w:val="17"/>
+                <w:szCs w:val="17"/>
+              </w:rPr>
+              <w:t>"</w:t>
+            </w:r>
+            <w:r>
+              <w:rPr>
+                <w:rFonts w:ascii="Consolas" w:hAnsi="Consolas"/>
+                <w:sz w:val="17"/>
+                <w:szCs w:val="17"/>
+              </w:rPr>
+              <w:t>2</w:t>
+            </w:r>
+            <w:r>
+              <w:rPr>
+                <w:rFonts w:ascii="Consolas" w:hAnsi="Consolas"/>
+                <w:sz w:val="17"/>
+                <w:szCs w:val="17"/>
+              </w:rPr>
+              <w:t>"</w:t>
+            </w:r>
+            <w:r>
+              <w:rPr>
+                <w:rFonts w:ascii="Consolas" w:hAnsi="Consolas"/>
+                <w:sz w:val="17"/>
+                <w:szCs w:val="17"/>
+              </w:rPr>
+              <w:t>,</w:t>
             </w:r>
           </w:p>
           <w:p>
@@ -25950,7 +26810,39 @@
                 <w:szCs w:val="17"/>
               </w:rPr>
               <w:tab/>
-              <w:t>"CYCLIC_INT" : 60,</w:t>
+              <w:t xml:space="preserve">"CYCLIC_INT" : </w:t>
+            </w:r>
+            <w:r>
+              <w:rPr>
+                <w:rFonts w:ascii="Consolas" w:hAnsi="Consolas"/>
+                <w:sz w:val="17"/>
+                <w:szCs w:val="17"/>
+              </w:rPr>
+              <w:t>"</w:t>
+            </w:r>
+            <w:r>
+              <w:rPr>
+                <w:rFonts w:ascii="Consolas" w:hAnsi="Consolas"/>
+                <w:sz w:val="17"/>
+                <w:szCs w:val="17"/>
+              </w:rPr>
+              <w:t>60</w:t>
+            </w:r>
+            <w:r>
+              <w:rPr>
+                <w:rFonts w:ascii="Consolas" w:hAnsi="Consolas"/>
+                <w:sz w:val="17"/>
+                <w:szCs w:val="17"/>
+              </w:rPr>
+              <w:t>"</w:t>
+            </w:r>
+            <w:r>
+              <w:rPr>
+                <w:rFonts w:ascii="Consolas" w:hAnsi="Consolas"/>
+                <w:sz w:val="17"/>
+                <w:szCs w:val="17"/>
+              </w:rPr>
+              <w:t>,</w:t>
             </w:r>
           </w:p>
           <w:p>
@@ -25968,7 +26860,39 @@
                 <w:szCs w:val="17"/>
               </w:rPr>
               <w:tab/>
-              <w:t>"DLMS_IOA_OFFSET" : 5000,</w:t>
+              <w:t xml:space="preserve">"DLMS_IOA_OFFSET" : </w:t>
+            </w:r>
+            <w:r>
+              <w:rPr>
+                <w:rFonts w:ascii="Consolas" w:hAnsi="Consolas"/>
+                <w:sz w:val="17"/>
+                <w:szCs w:val="17"/>
+              </w:rPr>
+              <w:t>"</w:t>
+            </w:r>
+            <w:r>
+              <w:rPr>
+                <w:rFonts w:ascii="Consolas" w:hAnsi="Consolas"/>
+                <w:sz w:val="17"/>
+                <w:szCs w:val="17"/>
+              </w:rPr>
+              <w:t>5000</w:t>
+            </w:r>
+            <w:r>
+              <w:rPr>
+                <w:rFonts w:ascii="Consolas" w:hAnsi="Consolas"/>
+                <w:sz w:val="17"/>
+                <w:szCs w:val="17"/>
+              </w:rPr>
+              <w:t>"</w:t>
+            </w:r>
+            <w:r>
+              <w:rPr>
+                <w:rFonts w:ascii="Consolas" w:hAnsi="Consolas"/>
+                <w:sz w:val="17"/>
+                <w:szCs w:val="17"/>
+              </w:rPr>
+              <w:t>,</w:t>
             </w:r>
           </w:p>
           <w:p>
@@ -25986,7 +26910,47 @@
                 <w:szCs w:val="17"/>
               </w:rPr>
               <w:tab/>
-              <w:t>"MODBUS_IOA_OFFSET": 6000,</w:t>
+              <w:t>"MOD</w:t>
+            </w:r>
+            <w:r>
+              <w:rPr>
+                <w:rFonts w:ascii="Consolas" w:hAnsi="Consolas"/>
+                <w:sz w:val="17"/>
+                <w:szCs w:val="17"/>
+              </w:rPr>
+              <w:t xml:space="preserve">BUS_IOA_OFFSET": </w:t>
+            </w:r>
+            <w:r>
+              <w:rPr>
+                <w:rFonts w:ascii="Consolas" w:hAnsi="Consolas"/>
+                <w:sz w:val="17"/>
+                <w:szCs w:val="17"/>
+              </w:rPr>
+              <w:t>"</w:t>
+            </w:r>
+            <w:r>
+              <w:rPr>
+                <w:rFonts w:ascii="Consolas" w:hAnsi="Consolas"/>
+                <w:sz w:val="17"/>
+                <w:szCs w:val="17"/>
+              </w:rPr>
+              <w:t>6000</w:t>
+            </w:r>
+            <w:r>
+              <w:rPr>
+                <w:rFonts w:ascii="Consolas" w:hAnsi="Consolas"/>
+                <w:sz w:val="17"/>
+                <w:szCs w:val="17"/>
+              </w:rPr>
+              <w:t>"</w:t>
+            </w:r>
+            <w:r>
+              <w:rPr>
+                <w:rFonts w:ascii="Consolas" w:hAnsi="Consolas"/>
+                <w:sz w:val="17"/>
+                <w:szCs w:val="17"/>
+              </w:rPr>
+              <w:t>,</w:t>
             </w:r>
           </w:p>
           <w:p>
@@ -26004,7 +26968,31 @@
                 <w:szCs w:val="17"/>
               </w:rPr>
               <w:tab/>
-              <w:t>"COMMANDS_IOA_OFFSET" : 7000,</w:t>
+              <w:t xml:space="preserve">"COMMANDS_IOA_OFFSET" : </w:t>
+            </w:r>
+            <w:r>
+              <w:rPr>
+                <w:rFonts w:ascii="Consolas" w:hAnsi="Consolas"/>
+                <w:sz w:val="17"/>
+                <w:szCs w:val="17"/>
+              </w:rPr>
+              <w:t>"</w:t>
+            </w:r>
+            <w:r>
+              <w:rPr>
+                <w:rFonts w:ascii="Consolas" w:hAnsi="Consolas"/>
+                <w:sz w:val="17"/>
+                <w:szCs w:val="17"/>
+              </w:rPr>
+              <w:t>7000</w:t>
+            </w:r>
+            <w:r>
+              <w:rPr>
+                <w:rFonts w:ascii="Consolas" w:hAnsi="Consolas"/>
+                <w:sz w:val="17"/>
+                <w:szCs w:val="17"/>
+              </w:rPr>
+              <w:t>"</w:t>
             </w:r>
           </w:p>
           <w:p>
@@ -26309,7 +27297,6 @@
                 <w:sz w:val="17"/>
                 <w:szCs w:val="17"/>
               </w:rPr>
-              <w:lastRenderedPageBreak/>
               <w:t xml:space="preserve">  "DATA_TYPE": "IEC101",</w:t>
             </w:r>
           </w:p>
@@ -26370,15 +27357,63 @@
                 <w:sz w:val="17"/>
                 <w:szCs w:val="17"/>
               </w:rPr>
-              <w:t>"ENABLE_101" : 1</w:t>
-            </w:r>
-            <w:r>
-              <w:rPr>
-                <w:rFonts w:ascii="Consolas" w:hAnsi="Consolas"/>
-                <w:sz w:val="17"/>
-                <w:szCs w:val="17"/>
-              </w:rPr>
-              <w:t xml:space="preserve"> or 0</w:t>
+              <w:t xml:space="preserve">"ENABLE_101" : </w:t>
+            </w:r>
+            <w:r>
+              <w:rPr>
+                <w:rFonts w:ascii="Consolas" w:hAnsi="Consolas"/>
+                <w:sz w:val="17"/>
+                <w:szCs w:val="17"/>
+              </w:rPr>
+              <w:t>"</w:t>
+            </w:r>
+            <w:r>
+              <w:rPr>
+                <w:rFonts w:ascii="Consolas" w:hAnsi="Consolas"/>
+                <w:sz w:val="17"/>
+                <w:szCs w:val="17"/>
+              </w:rPr>
+              <w:t>YES</w:t>
+            </w:r>
+            <w:r>
+              <w:rPr>
+                <w:rFonts w:ascii="Consolas" w:hAnsi="Consolas"/>
+                <w:sz w:val="17"/>
+                <w:szCs w:val="17"/>
+              </w:rPr>
+              <w:t>"</w:t>
+            </w:r>
+            <w:r>
+              <w:rPr>
+                <w:rFonts w:ascii="Consolas" w:hAnsi="Consolas"/>
+                <w:sz w:val="17"/>
+                <w:szCs w:val="17"/>
+              </w:rPr>
+              <w:t xml:space="preserve"> or </w:t>
+            </w:r>
+            <w:r>
+              <w:rPr>
+                <w:rFonts w:ascii="Consolas" w:hAnsi="Consolas"/>
+                <w:sz w:val="17"/>
+                <w:szCs w:val="17"/>
+              </w:rPr>
+              <w:t>"</w:t>
+            </w:r>
+            <w:r>
+              <w:rPr>
+                <w:rFonts w:ascii="Consolas" w:hAnsi="Consolas"/>
+                <w:sz w:val="17"/>
+                <w:szCs w:val="17"/>
+              </w:rPr>
+              <w:t>NO</w:t>
+            </w:r>
+            <w:r>
+              <w:rPr>
+                <w:rFonts w:ascii="Consolas" w:hAnsi="Consolas"/>
+                <w:sz w:val="17"/>
+                <w:szCs w:val="17"/>
+              </w:rPr>
+              <w:t>"</w:t>
             </w:r>
             <w:r>
               <w:rPr>
@@ -26394,7 +27429,7 @@
                 <w:sz w:val="17"/>
                 <w:szCs w:val="17"/>
               </w:rPr>
-              <w:t xml:space="preserve">     [1-ENABLE 101, 0-DISABLE 101]</w:t>
+              <w:t xml:space="preserve">     </w:t>
             </w:r>
           </w:p>
           <w:p>
@@ -26427,25 +27462,66 @@
                 <w:sz w:val="17"/>
                 <w:szCs w:val="17"/>
               </w:rPr>
-              <w:t>"ASDU_ADDRESS" : 2,</w:t>
-            </w:r>
-          </w:p>
-          <w:p>
-            <w:pPr>
-              <w:rPr>
-                <w:rFonts w:ascii="Consolas" w:hAnsi="Consolas"/>
-                <w:sz w:val="17"/>
-                <w:szCs w:val="17"/>
-              </w:rPr>
-            </w:pPr>
-            <w:r>
-              <w:rPr>
-                <w:rFonts w:ascii="Consolas" w:hAnsi="Consolas"/>
-                <w:sz w:val="17"/>
-                <w:szCs w:val="17"/>
-              </w:rPr>
+              <w:t>"ASDU_ADDRESS" : "2"</w:t>
+            </w:r>
+            <w:r>
+              <w:rPr>
+                <w:rFonts w:ascii="Consolas" w:hAnsi="Consolas"/>
+                <w:sz w:val="17"/>
+                <w:szCs w:val="17"/>
+              </w:rPr>
+              <w:t>,</w:t>
+            </w:r>
+          </w:p>
+          <w:p>
+            <w:pPr>
+              <w:rPr>
+                <w:rFonts w:ascii="Consolas" w:hAnsi="Consolas"/>
+                <w:sz w:val="17"/>
+                <w:szCs w:val="17"/>
+              </w:rPr>
+            </w:pPr>
+            <w:r>
+              <w:rPr>
+                <w:rFonts w:ascii="Consolas" w:hAnsi="Consolas"/>
+                <w:sz w:val="17"/>
+                <w:szCs w:val="17"/>
+              </w:rPr>
+              <w:lastRenderedPageBreak/>
               <w:tab/>
-              <w:t>"CYCLIC_INT" : 60,</w:t>
+              <w:t xml:space="preserve">"CYCLIC_INT" : </w:t>
+            </w:r>
+            <w:r>
+              <w:rPr>
+                <w:rFonts w:ascii="Consolas" w:hAnsi="Consolas"/>
+                <w:sz w:val="17"/>
+                <w:szCs w:val="17"/>
+              </w:rPr>
+              <w:t>"</w:t>
+            </w:r>
+            <w:r>
+              <w:rPr>
+                <w:rFonts w:ascii="Consolas" w:hAnsi="Consolas"/>
+                <w:sz w:val="17"/>
+                <w:szCs w:val="17"/>
+              </w:rPr>
+              <w:t>60</w:t>
+            </w:r>
+            <w:r>
+              <w:rPr>
+                <w:rFonts w:ascii="Consolas" w:hAnsi="Consolas"/>
+                <w:sz w:val="17"/>
+                <w:szCs w:val="17"/>
+              </w:rPr>
+              <w:t>"</w:t>
+            </w:r>
+            <w:r>
+              <w:rPr>
+                <w:rFonts w:ascii="Consolas" w:hAnsi="Consolas"/>
+                <w:sz w:val="17"/>
+                <w:szCs w:val="17"/>
+              </w:rPr>
+              <w:t>,</w:t>
             </w:r>
           </w:p>
           <w:p>
@@ -26463,7 +27539,39 @@
                 <w:szCs w:val="17"/>
               </w:rPr>
               <w:tab/>
-              <w:t>"DLMS_IOA_OFFSET" : 5000,</w:t>
+              <w:t xml:space="preserve">"DLMS_IOA_OFFSET" : </w:t>
+            </w:r>
+            <w:r>
+              <w:rPr>
+                <w:rFonts w:ascii="Consolas" w:hAnsi="Consolas"/>
+                <w:sz w:val="17"/>
+                <w:szCs w:val="17"/>
+              </w:rPr>
+              <w:t>"</w:t>
+            </w:r>
+            <w:r>
+              <w:rPr>
+                <w:rFonts w:ascii="Consolas" w:hAnsi="Consolas"/>
+                <w:sz w:val="17"/>
+                <w:szCs w:val="17"/>
+              </w:rPr>
+              <w:t>5000</w:t>
+            </w:r>
+            <w:r>
+              <w:rPr>
+                <w:rFonts w:ascii="Consolas" w:hAnsi="Consolas"/>
+                <w:sz w:val="17"/>
+                <w:szCs w:val="17"/>
+              </w:rPr>
+              <w:t>"</w:t>
+            </w:r>
+            <w:r>
+              <w:rPr>
+                <w:rFonts w:ascii="Consolas" w:hAnsi="Consolas"/>
+                <w:sz w:val="17"/>
+                <w:szCs w:val="17"/>
+              </w:rPr>
+              <w:t>,</w:t>
             </w:r>
           </w:p>
           <w:p>
@@ -26481,7 +27589,39 @@
                 <w:szCs w:val="17"/>
               </w:rPr>
               <w:tab/>
-              <w:t>"MODBUS_IOA_OFFSET": 6000,</w:t>
+              <w:t xml:space="preserve">"MODBUS_IOA_OFFSET": </w:t>
+            </w:r>
+            <w:r>
+              <w:rPr>
+                <w:rFonts w:ascii="Consolas" w:hAnsi="Consolas"/>
+                <w:sz w:val="17"/>
+                <w:szCs w:val="17"/>
+              </w:rPr>
+              <w:t>"</w:t>
+            </w:r>
+            <w:r>
+              <w:rPr>
+                <w:rFonts w:ascii="Consolas" w:hAnsi="Consolas"/>
+                <w:sz w:val="17"/>
+                <w:szCs w:val="17"/>
+              </w:rPr>
+              <w:t>6000</w:t>
+            </w:r>
+            <w:r>
+              <w:rPr>
+                <w:rFonts w:ascii="Consolas" w:hAnsi="Consolas"/>
+                <w:sz w:val="17"/>
+                <w:szCs w:val="17"/>
+              </w:rPr>
+              <w:t>"</w:t>
+            </w:r>
+            <w:r>
+              <w:rPr>
+                <w:rFonts w:ascii="Consolas" w:hAnsi="Consolas"/>
+                <w:sz w:val="17"/>
+                <w:szCs w:val="17"/>
+              </w:rPr>
+              <w:t>,</w:t>
             </w:r>
           </w:p>
           <w:p>
@@ -26499,7 +27639,39 @@
                 <w:szCs w:val="17"/>
               </w:rPr>
               <w:tab/>
-              <w:t>"COMMANDS_IOA_OFFSET" : 7000</w:t>
+              <w:t>"COMM</w:t>
+            </w:r>
+            <w:r>
+              <w:rPr>
+                <w:rFonts w:ascii="Consolas" w:hAnsi="Consolas"/>
+                <w:sz w:val="17"/>
+                <w:szCs w:val="17"/>
+              </w:rPr>
+              <w:t xml:space="preserve">ANDS_IOA_OFFSET" : </w:t>
+            </w:r>
+            <w:r>
+              <w:rPr>
+                <w:rFonts w:ascii="Consolas" w:hAnsi="Consolas"/>
+                <w:sz w:val="17"/>
+                <w:szCs w:val="17"/>
+              </w:rPr>
+              <w:t>"</w:t>
+            </w:r>
+            <w:r>
+              <w:rPr>
+                <w:rFonts w:ascii="Consolas" w:hAnsi="Consolas"/>
+                <w:sz w:val="17"/>
+                <w:szCs w:val="17"/>
+              </w:rPr>
+              <w:t>7000</w:t>
+            </w:r>
+            <w:r>
+              <w:rPr>
+                <w:rFonts w:ascii="Consolas" w:hAnsi="Consolas"/>
+                <w:sz w:val="17"/>
+                <w:szCs w:val="17"/>
+              </w:rPr>
+              <w:t>"</w:t>
             </w:r>
           </w:p>
           <w:p>
@@ -26946,15 +28118,63 @@
                 <w:sz w:val="17"/>
                 <w:szCs w:val="17"/>
               </w:rPr>
-              <w:t xml:space="preserve">1 or </w:t>
-            </w:r>
-            <w:r>
-              <w:rPr>
-                <w:rFonts w:ascii="Consolas" w:hAnsi="Consolas"/>
-                <w:sz w:val="17"/>
-                <w:szCs w:val="17"/>
-              </w:rPr>
-              <w:t>2,</w:t>
+              <w:t>"</w:t>
+            </w:r>
+            <w:r>
+              <w:rPr>
+                <w:rFonts w:ascii="Consolas" w:hAnsi="Consolas"/>
+                <w:sz w:val="17"/>
+                <w:szCs w:val="17"/>
+              </w:rPr>
+              <w:t>1</w:t>
+            </w:r>
+            <w:r>
+              <w:rPr>
+                <w:rFonts w:ascii="Consolas" w:hAnsi="Consolas"/>
+                <w:sz w:val="17"/>
+                <w:szCs w:val="17"/>
+              </w:rPr>
+              <w:t>"</w:t>
+            </w:r>
+            <w:r>
+              <w:rPr>
+                <w:rFonts w:ascii="Consolas" w:hAnsi="Consolas"/>
+                <w:sz w:val="17"/>
+                <w:szCs w:val="17"/>
+              </w:rPr>
+              <w:t xml:space="preserve"> or </w:t>
+            </w:r>
+            <w:r>
+              <w:rPr>
+                <w:rFonts w:ascii="Consolas" w:hAnsi="Consolas"/>
+                <w:sz w:val="17"/>
+                <w:szCs w:val="17"/>
+              </w:rPr>
+              <w:t>"</w:t>
+            </w:r>
+            <w:r>
+              <w:rPr>
+                <w:rFonts w:ascii="Consolas" w:hAnsi="Consolas"/>
+                <w:sz w:val="17"/>
+                <w:szCs w:val="17"/>
+              </w:rPr>
+              <w:t>2</w:t>
+            </w:r>
+            <w:r>
+              <w:rPr>
+                <w:rFonts w:ascii="Consolas" w:hAnsi="Consolas"/>
+                <w:sz w:val="17"/>
+                <w:szCs w:val="17"/>
+              </w:rPr>
+              <w:t>"</w:t>
+            </w:r>
+            <w:r>
+              <w:rPr>
+                <w:rFonts w:ascii="Consolas" w:hAnsi="Consolas"/>
+                <w:sz w:val="17"/>
+                <w:szCs w:val="17"/>
+              </w:rPr>
+              <w:t>,</w:t>
             </w:r>
             <w:r>
               <w:rPr>
@@ -26980,7 +28200,39 @@
                 <w:szCs w:val="17"/>
               </w:rPr>
               <w:tab/>
-              <w:t>"BAUD_RATE" : 9600,</w:t>
+              <w:t xml:space="preserve">"BAUD_RATE" : </w:t>
+            </w:r>
+            <w:r>
+              <w:rPr>
+                <w:rFonts w:ascii="Consolas" w:hAnsi="Consolas"/>
+                <w:sz w:val="17"/>
+                <w:szCs w:val="17"/>
+              </w:rPr>
+              <w:t>"</w:t>
+            </w:r>
+            <w:r>
+              <w:rPr>
+                <w:rFonts w:ascii="Consolas" w:hAnsi="Consolas"/>
+                <w:sz w:val="17"/>
+                <w:szCs w:val="17"/>
+              </w:rPr>
+              <w:t>9600</w:t>
+            </w:r>
+            <w:r>
+              <w:rPr>
+                <w:rFonts w:ascii="Consolas" w:hAnsi="Consolas"/>
+                <w:sz w:val="17"/>
+                <w:szCs w:val="17"/>
+              </w:rPr>
+              <w:t>"</w:t>
+            </w:r>
+            <w:r>
+              <w:rPr>
+                <w:rFonts w:ascii="Consolas" w:hAnsi="Consolas"/>
+                <w:sz w:val="17"/>
+                <w:szCs w:val="17"/>
+              </w:rPr>
+              <w:t>,</w:t>
             </w:r>
           </w:p>
           <w:p>
@@ -26998,7 +28250,23 @@
                 <w:szCs w:val="17"/>
               </w:rPr>
               <w:tab/>
-              <w:t xml:space="preserve">"PARITY" : "even" or "odd" or "none"  </w:t>
+              <w:t>"PARITY" : "even" or "odd" or "none"</w:t>
+            </w:r>
+            <w:r>
+              <w:rPr>
+                <w:rFonts w:ascii="Consolas" w:hAnsi="Consolas"/>
+                <w:sz w:val="17"/>
+                <w:szCs w:val="17"/>
+              </w:rPr>
+              <w:t>,</w:t>
+            </w:r>
+            <w:r>
+              <w:rPr>
+                <w:rFonts w:ascii="Consolas" w:hAnsi="Consolas"/>
+                <w:sz w:val="17"/>
+                <w:szCs w:val="17"/>
+              </w:rPr>
+              <w:t xml:space="preserve">  </w:t>
             </w:r>
           </w:p>
           <w:p>
@@ -27016,7 +28284,39 @@
                 <w:szCs w:val="17"/>
               </w:rPr>
               <w:tab/>
-              <w:t>"DATA_BITS": 8,</w:t>
+              <w:t xml:space="preserve">"DATA_BITS": </w:t>
+            </w:r>
+            <w:r>
+              <w:rPr>
+                <w:rFonts w:ascii="Consolas" w:hAnsi="Consolas"/>
+                <w:sz w:val="17"/>
+                <w:szCs w:val="17"/>
+              </w:rPr>
+              <w:t>"</w:t>
+            </w:r>
+            <w:r>
+              <w:rPr>
+                <w:rFonts w:ascii="Consolas" w:hAnsi="Consolas"/>
+                <w:sz w:val="17"/>
+                <w:szCs w:val="17"/>
+              </w:rPr>
+              <w:t>8</w:t>
+            </w:r>
+            <w:r>
+              <w:rPr>
+                <w:rFonts w:ascii="Consolas" w:hAnsi="Consolas"/>
+                <w:sz w:val="17"/>
+                <w:szCs w:val="17"/>
+              </w:rPr>
+              <w:t>"</w:t>
+            </w:r>
+            <w:r>
+              <w:rPr>
+                <w:rFonts w:ascii="Consolas" w:hAnsi="Consolas"/>
+                <w:sz w:val="17"/>
+                <w:szCs w:val="17"/>
+              </w:rPr>
+              <w:t>,</w:t>
             </w:r>
           </w:p>
           <w:p>
@@ -27034,7 +28334,31 @@
                 <w:szCs w:val="17"/>
               </w:rPr>
               <w:tab/>
-              <w:t>"STOP_BITS" : 1</w:t>
+              <w:t xml:space="preserve">"STOP_BITS" : </w:t>
+            </w:r>
+            <w:r>
+              <w:rPr>
+                <w:rFonts w:ascii="Consolas" w:hAnsi="Consolas"/>
+                <w:sz w:val="17"/>
+                <w:szCs w:val="17"/>
+              </w:rPr>
+              <w:t>"</w:t>
+            </w:r>
+            <w:r>
+              <w:rPr>
+                <w:rFonts w:ascii="Consolas" w:hAnsi="Consolas"/>
+                <w:sz w:val="17"/>
+                <w:szCs w:val="17"/>
+              </w:rPr>
+              <w:t>1</w:t>
+            </w:r>
+            <w:r>
+              <w:rPr>
+                <w:rFonts w:ascii="Consolas" w:hAnsi="Consolas"/>
+                <w:sz w:val="17"/>
+                <w:szCs w:val="17"/>
+              </w:rPr>
+              <w:t>"</w:t>
             </w:r>
           </w:p>
           <w:p>
@@ -27375,22 +28699,36 @@
           </w:p>
           <w:p>
             <w:pPr>
-              <w:tabs>
-                <w:tab w:val="left" w:pos="1992"/>
-              </w:tabs>
-              <w:rPr>
-                <w:rFonts w:ascii="Consolas" w:hAnsi="Consolas"/>
-                <w:sz w:val="17"/>
-                <w:szCs w:val="17"/>
-              </w:rPr>
-            </w:pPr>
-            <w:r>
-              <w:rPr>
-                <w:rFonts w:ascii="Consolas" w:hAnsi="Consolas"/>
-                <w:sz w:val="17"/>
-                <w:szCs w:val="17"/>
-              </w:rPr>
-              <w:t xml:space="preserve">  "DATA": {</w:t>
+              <w:rPr>
+                <w:rFonts w:ascii="Consolas" w:hAnsi="Consolas"/>
+                <w:sz w:val="17"/>
+                <w:szCs w:val="17"/>
+              </w:rPr>
+            </w:pPr>
+            <w:r>
+              <w:rPr>
+                <w:rFonts w:ascii="Consolas" w:hAnsi="Consolas"/>
+                <w:sz w:val="17"/>
+                <w:szCs w:val="17"/>
+              </w:rPr>
+              <w:t xml:space="preserve">  "DATA": </w:t>
+            </w:r>
+          </w:p>
+          <w:p>
+            <w:pPr>
+              <w:rPr>
+                <w:rFonts w:ascii="Consolas" w:hAnsi="Consolas"/>
+                <w:sz w:val="17"/>
+                <w:szCs w:val="17"/>
+              </w:rPr>
+            </w:pPr>
+            <w:r>
+              <w:rPr>
+                <w:rFonts w:ascii="Consolas" w:hAnsi="Consolas"/>
+                <w:sz w:val="17"/>
+                <w:szCs w:val="17"/>
+              </w:rPr>
+              <w:t xml:space="preserve">  {</w:t>
             </w:r>
             <w:r>
               <w:rPr>
@@ -27415,149 +28753,126 @@
                 <w:sz w:val="17"/>
                 <w:szCs w:val="17"/>
               </w:rPr>
-              <w:tab/>
-              <w:t>"DCU" : "123456789"</w:t>
-            </w:r>
-          </w:p>
-          <w:p>
-            <w:pPr>
-              <w:rPr>
-                <w:rFonts w:ascii="Consolas" w:hAnsi="Consolas"/>
-                <w:sz w:val="17"/>
-                <w:szCs w:val="17"/>
-              </w:rPr>
-            </w:pPr>
-            <w:r>
-              <w:rPr>
-                <w:rFonts w:ascii="Consolas" w:hAnsi="Consolas"/>
-                <w:sz w:val="17"/>
-                <w:szCs w:val="17"/>
-              </w:rPr>
-              <w:t xml:space="preserve">    </w:t>
-            </w:r>
-            <w:r>
-              <w:rPr>
-                <w:rFonts w:ascii="Consolas" w:hAnsi="Consolas"/>
-                <w:sz w:val="17"/>
-                <w:szCs w:val="17"/>
-              </w:rPr>
-              <w:t xml:space="preserve">    </w:t>
-            </w:r>
-            <w:r>
-              <w:rPr>
-                <w:rFonts w:ascii="Consolas" w:hAnsi="Consolas"/>
-                <w:sz w:val="17"/>
-                <w:szCs w:val="17"/>
-              </w:rPr>
-              <w:t>"METER_NAME" : "MODTCP_Meter_1",</w:t>
-            </w:r>
-          </w:p>
-          <w:p>
-            <w:pPr>
-              <w:rPr>
-                <w:rFonts w:ascii="Consolas" w:hAnsi="Consolas"/>
-                <w:sz w:val="17"/>
-                <w:szCs w:val="17"/>
-              </w:rPr>
-            </w:pPr>
-            <w:r>
-              <w:rPr>
-                <w:rFonts w:ascii="Consolas" w:hAnsi="Consolas"/>
-                <w:sz w:val="17"/>
-                <w:szCs w:val="17"/>
-              </w:rPr>
-              <w:tab/>
-              <w:t>"IP_ADDRESS" : "192.168.10.118",</w:t>
-            </w:r>
-          </w:p>
-          <w:p>
-            <w:pPr>
-              <w:rPr>
-                <w:rFonts w:ascii="Consolas" w:hAnsi="Consolas"/>
-                <w:sz w:val="17"/>
-                <w:szCs w:val="17"/>
-              </w:rPr>
-            </w:pPr>
-            <w:r>
-              <w:rPr>
-                <w:rFonts w:ascii="Consolas" w:hAnsi="Consolas"/>
-                <w:sz w:val="17"/>
-                <w:szCs w:val="17"/>
-              </w:rPr>
-              <w:tab/>
-              <w:t>"PORT" : "506"</w:t>
-            </w:r>
-          </w:p>
-          <w:p>
-            <w:pPr>
-              <w:rPr>
-                <w:rFonts w:ascii="Consolas" w:hAnsi="Consolas"/>
-                <w:sz w:val="17"/>
-                <w:szCs w:val="17"/>
-              </w:rPr>
-            </w:pPr>
-            <w:r>
-              <w:rPr>
-                <w:rFonts w:ascii="Consolas" w:hAnsi="Consolas"/>
-                <w:sz w:val="17"/>
-                <w:szCs w:val="17"/>
-              </w:rPr>
-              <w:tab/>
-              <w:t>"SLAVE_ID": 8,</w:t>
-            </w:r>
-          </w:p>
-          <w:p>
-            <w:pPr>
-              <w:rPr>
-                <w:rFonts w:ascii="Consolas" w:hAnsi="Consolas"/>
-                <w:sz w:val="17"/>
-                <w:szCs w:val="17"/>
-              </w:rPr>
-            </w:pPr>
-            <w:r>
-              <w:rPr>
-                <w:rFonts w:ascii="Consolas" w:hAnsi="Consolas"/>
-                <w:sz w:val="17"/>
-                <w:szCs w:val="17"/>
-              </w:rPr>
-              <w:tab/>
-              <w:t>"RETRIES" : 1,</w:t>
-            </w:r>
-          </w:p>
-          <w:p>
-            <w:pPr>
-              <w:rPr>
-                <w:rFonts w:ascii="Consolas" w:hAnsi="Consolas"/>
-                <w:sz w:val="17"/>
-                <w:szCs w:val="17"/>
-              </w:rPr>
-            </w:pPr>
-            <w:r>
-              <w:rPr>
-                <w:rFonts w:ascii="Consolas" w:hAnsi="Consolas"/>
-                <w:sz w:val="17"/>
-                <w:szCs w:val="17"/>
-              </w:rPr>
-              <w:tab/>
-              <w:t>"POLL_SKIP_COUNT":3,</w:t>
-            </w:r>
-          </w:p>
-          <w:p>
-            <w:pPr>
-              <w:rPr>
-                <w:rFonts w:ascii="Consolas" w:hAnsi="Consolas"/>
-                <w:sz w:val="17"/>
-                <w:szCs w:val="17"/>
-              </w:rPr>
-            </w:pPr>
-            <w:r>
-              <w:rPr>
-                <w:rFonts w:ascii="Consolas" w:hAnsi="Consolas"/>
-                <w:sz w:val="17"/>
-                <w:szCs w:val="17"/>
-              </w:rPr>
-              <w:tab/>
-              <w:t>"RESP_TIMEOUT" : 11</w:t>
+              <w:t xml:space="preserve">      "DCU" : "123456789",</w:t>
+            </w:r>
+          </w:p>
+          <w:p>
+            <w:pPr>
+              <w:rPr>
+                <w:rFonts w:ascii="Consolas" w:hAnsi="Consolas"/>
+                <w:sz w:val="17"/>
+                <w:szCs w:val="17"/>
+              </w:rPr>
+            </w:pPr>
+            <w:r>
+              <w:rPr>
+                <w:rFonts w:ascii="Consolas" w:hAnsi="Consolas"/>
+                <w:sz w:val="17"/>
+                <w:szCs w:val="17"/>
+              </w:rPr>
+              <w:t xml:space="preserve">      "METER_NAME" : "MODTCP_Meter_1",</w:t>
+            </w:r>
+          </w:p>
+          <w:p>
+            <w:pPr>
+              <w:rPr>
+                <w:rFonts w:ascii="Consolas" w:hAnsi="Consolas"/>
+                <w:sz w:val="17"/>
+                <w:szCs w:val="17"/>
+              </w:rPr>
+            </w:pPr>
+            <w:r>
+              <w:rPr>
+                <w:rFonts w:ascii="Consolas" w:hAnsi="Consolas"/>
+                <w:sz w:val="17"/>
+                <w:szCs w:val="17"/>
+              </w:rPr>
+              <w:t xml:space="preserve">      "IP_ADDRESS" : "192.168.10.118",</w:t>
+            </w:r>
+          </w:p>
+          <w:p>
+            <w:pPr>
+              <w:rPr>
+                <w:rFonts w:ascii="Consolas" w:hAnsi="Consolas"/>
+                <w:sz w:val="17"/>
+                <w:szCs w:val="17"/>
+              </w:rPr>
+            </w:pPr>
+            <w:r>
+              <w:rPr>
+                <w:rFonts w:ascii="Consolas" w:hAnsi="Consolas"/>
+                <w:sz w:val="17"/>
+                <w:szCs w:val="17"/>
+              </w:rPr>
+              <w:t xml:space="preserve">      "PORT" : "506",</w:t>
+            </w:r>
+          </w:p>
+          <w:p>
+            <w:pPr>
+              <w:rPr>
+                <w:rFonts w:ascii="Consolas" w:hAnsi="Consolas"/>
+                <w:sz w:val="17"/>
+                <w:szCs w:val="17"/>
+              </w:rPr>
+            </w:pPr>
+            <w:r>
+              <w:rPr>
+                <w:rFonts w:ascii="Consolas" w:hAnsi="Consolas"/>
+                <w:sz w:val="17"/>
+                <w:szCs w:val="17"/>
+              </w:rPr>
+              <w:t xml:space="preserve">      "SLAVE_ID": "8",</w:t>
+            </w:r>
+          </w:p>
+          <w:p>
+            <w:pPr>
+              <w:rPr>
+                <w:rFonts w:ascii="Consolas" w:hAnsi="Consolas"/>
+                <w:sz w:val="17"/>
+                <w:szCs w:val="17"/>
+              </w:rPr>
+            </w:pPr>
+            <w:r>
+              <w:rPr>
+                <w:rFonts w:ascii="Consolas" w:hAnsi="Consolas"/>
+                <w:sz w:val="17"/>
+                <w:szCs w:val="17"/>
+              </w:rPr>
+              <w:t xml:space="preserve">      "RETRIES" : "1",</w:t>
+            </w:r>
+          </w:p>
+          <w:p>
+            <w:pPr>
+              <w:rPr>
+                <w:rFonts w:ascii="Consolas" w:hAnsi="Consolas"/>
+                <w:sz w:val="17"/>
+                <w:szCs w:val="17"/>
+              </w:rPr>
+            </w:pPr>
+            <w:r>
+              <w:rPr>
+                <w:rFonts w:ascii="Consolas" w:hAnsi="Consolas"/>
+                <w:sz w:val="17"/>
+                <w:szCs w:val="17"/>
+              </w:rPr>
+              <w:t xml:space="preserve">      "POLL_SKIP_COUNT": "3",</w:t>
+            </w:r>
+          </w:p>
+          <w:p>
+            <w:pPr>
+              <w:rPr>
+                <w:rFonts w:ascii="Consolas" w:hAnsi="Consolas"/>
+                <w:sz w:val="17"/>
+                <w:szCs w:val="17"/>
+              </w:rPr>
+            </w:pPr>
+            <w:r>
+              <w:rPr>
+                <w:rFonts w:ascii="Consolas" w:hAnsi="Consolas"/>
+                <w:sz w:val="17"/>
+                <w:szCs w:val="17"/>
+              </w:rPr>
+              <w:t xml:space="preserve">      "RESP_TIMEOUT" : "11"</w:t>
             </w:r>
           </w:p>
           <w:p>
@@ -27989,15 +29304,7 @@
                 <w:sz w:val="17"/>
                 <w:szCs w:val="17"/>
               </w:rPr>
-              <w:t xml:space="preserve">        </w:t>
-            </w:r>
-            <w:r>
-              <w:rPr>
-                <w:rFonts w:ascii="Consolas" w:hAnsi="Consolas"/>
-                <w:sz w:val="17"/>
-                <w:szCs w:val="17"/>
-              </w:rPr>
-              <w:t>"DCU" : "123456789",</w:t>
+              <w:t xml:space="preserve">        "DCU" : "123456789",</w:t>
             </w:r>
           </w:p>
           <w:p>
@@ -28015,15 +29322,23 @@
                 <w:szCs w:val="17"/>
               </w:rPr>
               <w:tab/>
-              <w:t>"SERIAL_PORT" : 1</w:t>
-            </w:r>
-            <w:r>
-              <w:rPr>
-                <w:rFonts w:ascii="Consolas" w:hAnsi="Consolas"/>
-                <w:sz w:val="17"/>
-                <w:szCs w:val="17"/>
-              </w:rPr>
-              <w:t xml:space="preserve"> or 2</w:t>
+              <w:t xml:space="preserve"> </w:t>
+            </w:r>
+            <w:r>
+              <w:rPr>
+                <w:rFonts w:ascii="Consolas" w:hAnsi="Consolas"/>
+                <w:sz w:val="17"/>
+                <w:szCs w:val="17"/>
+              </w:rPr>
+              <w:t>"SERIAL_PORT" : "1"</w:t>
+            </w:r>
+            <w:r>
+              <w:rPr>
+                <w:rFonts w:ascii="Consolas" w:hAnsi="Consolas"/>
+                <w:sz w:val="17"/>
+                <w:szCs w:val="17"/>
+              </w:rPr>
+              <w:t xml:space="preserve"> or "2"</w:t>
             </w:r>
             <w:r>
               <w:rPr>
@@ -28039,112 +29354,116 @@
                 <w:sz w:val="17"/>
                 <w:szCs w:val="17"/>
               </w:rPr>
-              <w:t xml:space="preserve">       [1-SERIAL PORT 1, 2-SERIAL PORT 2]</w:t>
-            </w:r>
-          </w:p>
-          <w:p>
-            <w:pPr>
-              <w:rPr>
-                <w:rFonts w:ascii="Consolas" w:hAnsi="Consolas"/>
-                <w:sz w:val="17"/>
-                <w:szCs w:val="17"/>
-              </w:rPr>
-            </w:pPr>
-            <w:r>
-              <w:rPr>
-                <w:rFonts w:ascii="Consolas" w:hAnsi="Consolas"/>
-                <w:sz w:val="17"/>
-                <w:szCs w:val="17"/>
-              </w:rPr>
-              <w:t xml:space="preserve">    </w:t>
-            </w:r>
-            <w:r>
-              <w:rPr>
-                <w:rFonts w:ascii="Consolas" w:hAnsi="Consolas"/>
-                <w:sz w:val="17"/>
-                <w:szCs w:val="17"/>
-              </w:rPr>
-              <w:t xml:space="preserve">    </w:t>
-            </w:r>
-            <w:r>
-              <w:rPr>
-                <w:rFonts w:ascii="Consolas" w:hAnsi="Consolas"/>
-                <w:sz w:val="17"/>
-                <w:szCs w:val="17"/>
-              </w:rPr>
-              <w:t>"METER_NAME" : "MODRTU_Meter_1",</w:t>
-            </w:r>
-          </w:p>
-          <w:p>
-            <w:pPr>
-              <w:rPr>
-                <w:rFonts w:ascii="Consolas" w:hAnsi="Consolas"/>
-                <w:sz w:val="17"/>
-                <w:szCs w:val="17"/>
-              </w:rPr>
-            </w:pPr>
-            <w:r>
-              <w:rPr>
-                <w:rFonts w:ascii="Consolas" w:hAnsi="Consolas"/>
-                <w:sz w:val="17"/>
-                <w:szCs w:val="17"/>
-              </w:rPr>
-              <w:tab/>
-              <w:t>"SLAVE_ID": 8,</w:t>
-            </w:r>
-          </w:p>
-          <w:p>
-            <w:pPr>
-              <w:rPr>
-                <w:rFonts w:ascii="Consolas" w:hAnsi="Consolas"/>
-                <w:sz w:val="17"/>
-                <w:szCs w:val="17"/>
-              </w:rPr>
-            </w:pPr>
-            <w:r>
-              <w:rPr>
-                <w:rFonts w:ascii="Consolas" w:hAnsi="Consolas"/>
-                <w:sz w:val="17"/>
-                <w:szCs w:val="17"/>
-              </w:rPr>
-              <w:tab/>
-              <w:t>"RETRIES" : 1,</w:t>
-            </w:r>
-          </w:p>
-          <w:p>
-            <w:pPr>
-              <w:rPr>
-                <w:rFonts w:ascii="Consolas" w:hAnsi="Consolas"/>
-                <w:sz w:val="17"/>
-                <w:szCs w:val="17"/>
-              </w:rPr>
-            </w:pPr>
-            <w:r>
-              <w:rPr>
-                <w:rFonts w:ascii="Consolas" w:hAnsi="Consolas"/>
-                <w:sz w:val="17"/>
-                <w:szCs w:val="17"/>
-              </w:rPr>
-              <w:tab/>
-              <w:t>"POLL_SKIP_COUNT":3,</w:t>
-            </w:r>
-          </w:p>
-          <w:p>
-            <w:pPr>
-              <w:rPr>
-                <w:rFonts w:ascii="Consolas" w:hAnsi="Consolas"/>
-                <w:sz w:val="17"/>
-                <w:szCs w:val="17"/>
-              </w:rPr>
-            </w:pPr>
-            <w:r>
-              <w:rPr>
-                <w:rFonts w:ascii="Consolas" w:hAnsi="Consolas"/>
-                <w:sz w:val="17"/>
-                <w:szCs w:val="17"/>
-              </w:rPr>
-              <w:tab/>
-              <w:t>"RESP_TIMEOUT" : 11</w:t>
+              <w:t xml:space="preserve">   [1-Serial Port 1, 2-Serial Port 2]</w:t>
+            </w:r>
+            <w:r>
+              <w:rPr>
+                <w:rFonts w:ascii="Consolas" w:hAnsi="Consolas"/>
+                <w:sz w:val="17"/>
+                <w:szCs w:val="17"/>
+              </w:rPr>
+              <w:t xml:space="preserve"> </w:t>
+            </w:r>
+            <w:r>
+              <w:rPr>
+                <w:rFonts w:ascii="Consolas" w:hAnsi="Consolas"/>
+                <w:sz w:val="17"/>
+                <w:szCs w:val="17"/>
+              </w:rPr>
+              <w:t xml:space="preserve">       </w:t>
+            </w:r>
+            <w:r>
+              <w:rPr>
+                <w:rFonts w:ascii="Consolas" w:hAnsi="Consolas"/>
+                <w:sz w:val="17"/>
+                <w:szCs w:val="17"/>
+              </w:rPr>
+              <w:t xml:space="preserve">     </w:t>
+            </w:r>
+          </w:p>
+          <w:p>
+            <w:pPr>
+              <w:rPr>
+                <w:rFonts w:ascii="Consolas" w:hAnsi="Consolas"/>
+                <w:sz w:val="17"/>
+                <w:szCs w:val="17"/>
+              </w:rPr>
+            </w:pPr>
+            <w:r>
+              <w:rPr>
+                <w:rFonts w:ascii="Consolas" w:hAnsi="Consolas"/>
+                <w:sz w:val="17"/>
+                <w:szCs w:val="17"/>
+              </w:rPr>
+              <w:t xml:space="preserve">        "METER_NAME" : "MODRTU_Meter_1",</w:t>
+            </w:r>
+          </w:p>
+          <w:p>
+            <w:pPr>
+              <w:rPr>
+                <w:rFonts w:ascii="Consolas" w:hAnsi="Consolas"/>
+                <w:sz w:val="17"/>
+                <w:szCs w:val="17"/>
+              </w:rPr>
+            </w:pPr>
+            <w:r>
+              <w:rPr>
+                <w:rFonts w:ascii="Consolas" w:hAnsi="Consolas"/>
+                <w:sz w:val="17"/>
+                <w:szCs w:val="17"/>
+              </w:rPr>
+              <w:t xml:space="preserve">        "SLAVE_ID": "8",</w:t>
+            </w:r>
+          </w:p>
+          <w:p>
+            <w:pPr>
+              <w:rPr>
+                <w:rFonts w:ascii="Consolas" w:hAnsi="Consolas"/>
+                <w:sz w:val="17"/>
+                <w:szCs w:val="17"/>
+              </w:rPr>
+            </w:pPr>
+            <w:r>
+              <w:rPr>
+                <w:rFonts w:ascii="Consolas" w:hAnsi="Consolas"/>
+                <w:sz w:val="17"/>
+                <w:szCs w:val="17"/>
+              </w:rPr>
+              <w:t xml:space="preserve">        "RETRIES" : "1",</w:t>
+            </w:r>
+          </w:p>
+          <w:p>
+            <w:pPr>
+              <w:rPr>
+                <w:rFonts w:ascii="Consolas" w:hAnsi="Consolas"/>
+                <w:sz w:val="17"/>
+                <w:szCs w:val="17"/>
+              </w:rPr>
+            </w:pPr>
+            <w:r>
+              <w:rPr>
+                <w:rFonts w:ascii="Consolas" w:hAnsi="Consolas"/>
+                <w:sz w:val="17"/>
+                <w:szCs w:val="17"/>
+              </w:rPr>
+              <w:t xml:space="preserve">        "POLL_SKIP_COUNT": "3",</w:t>
+            </w:r>
+          </w:p>
+          <w:p>
+            <w:pPr>
+              <w:rPr>
+                <w:rFonts w:ascii="Consolas" w:hAnsi="Consolas"/>
+                <w:sz w:val="17"/>
+                <w:szCs w:val="17"/>
+              </w:rPr>
+            </w:pPr>
+            <w:r>
+              <w:rPr>
+                <w:rFonts w:ascii="Consolas" w:hAnsi="Consolas"/>
+                <w:sz w:val="17"/>
+                <w:szCs w:val="17"/>
+              </w:rPr>
+              <w:t xml:space="preserve">        "RESP_TIMEOUT" : "11"</w:t>
             </w:r>
           </w:p>
           <w:p>
@@ -28618,15 +29937,63 @@
                 <w:sz w:val="17"/>
                 <w:szCs w:val="17"/>
               </w:rPr>
-              <w:t>"SERIAL_PORT" : 1</w:t>
-            </w:r>
-            <w:r>
-              <w:rPr>
-                <w:rFonts w:ascii="Consolas" w:hAnsi="Consolas"/>
-                <w:sz w:val="17"/>
-                <w:szCs w:val="17"/>
-              </w:rPr>
-              <w:t xml:space="preserve"> or 2</w:t>
+              <w:t xml:space="preserve">"SERIAL_PORT" : </w:t>
+            </w:r>
+            <w:r>
+              <w:rPr>
+                <w:rFonts w:ascii="Consolas" w:hAnsi="Consolas"/>
+                <w:sz w:val="17"/>
+                <w:szCs w:val="17"/>
+              </w:rPr>
+              <w:t>"</w:t>
+            </w:r>
+            <w:r>
+              <w:rPr>
+                <w:rFonts w:ascii="Consolas" w:hAnsi="Consolas"/>
+                <w:sz w:val="17"/>
+                <w:szCs w:val="17"/>
+              </w:rPr>
+              <w:t>1</w:t>
+            </w:r>
+            <w:r>
+              <w:rPr>
+                <w:rFonts w:ascii="Consolas" w:hAnsi="Consolas"/>
+                <w:sz w:val="17"/>
+                <w:szCs w:val="17"/>
+              </w:rPr>
+              <w:t>"</w:t>
+            </w:r>
+            <w:r>
+              <w:rPr>
+                <w:rFonts w:ascii="Consolas" w:hAnsi="Consolas"/>
+                <w:sz w:val="17"/>
+                <w:szCs w:val="17"/>
+              </w:rPr>
+              <w:t xml:space="preserve"> or </w:t>
+            </w:r>
+            <w:r>
+              <w:rPr>
+                <w:rFonts w:ascii="Consolas" w:hAnsi="Consolas"/>
+                <w:sz w:val="17"/>
+                <w:szCs w:val="17"/>
+              </w:rPr>
+              <w:t>"</w:t>
+            </w:r>
+            <w:r>
+              <w:rPr>
+                <w:rFonts w:ascii="Consolas" w:hAnsi="Consolas"/>
+                <w:sz w:val="17"/>
+                <w:szCs w:val="17"/>
+              </w:rPr>
+              <w:t>2</w:t>
+            </w:r>
+            <w:r>
+              <w:rPr>
+                <w:rFonts w:ascii="Consolas" w:hAnsi="Consolas"/>
+                <w:sz w:val="17"/>
+                <w:szCs w:val="17"/>
+              </w:rPr>
+              <w:t>"</w:t>
             </w:r>
             <w:r>
               <w:rPr>
@@ -28707,7 +30074,31 @@
                 <w:sz w:val="17"/>
                 <w:szCs w:val="17"/>
               </w:rPr>
-              <w:t>"METER_ADDRESS": 256</w:t>
+              <w:t xml:space="preserve">"METER_ADDRESS": </w:t>
+            </w:r>
+            <w:r>
+              <w:rPr>
+                <w:rFonts w:ascii="Consolas" w:hAnsi="Consolas"/>
+                <w:sz w:val="17"/>
+                <w:szCs w:val="17"/>
+              </w:rPr>
+              <w:t>"</w:t>
+            </w:r>
+            <w:r>
+              <w:rPr>
+                <w:rFonts w:ascii="Consolas" w:hAnsi="Consolas"/>
+                <w:sz w:val="17"/>
+                <w:szCs w:val="17"/>
+              </w:rPr>
+              <w:t>256</w:t>
+            </w:r>
+            <w:r>
+              <w:rPr>
+                <w:rFonts w:ascii="Consolas" w:hAnsi="Consolas"/>
+                <w:sz w:val="17"/>
+                <w:szCs w:val="17"/>
+              </w:rPr>
+              <w:t>"</w:t>
             </w:r>
             <w:r>
               <w:rPr>
@@ -29157,7 +30548,31 @@
                 <w:sz w:val="17"/>
                 <w:szCs w:val="17"/>
               </w:rPr>
-              <w:t>"METER_ADDRESS": 256</w:t>
+              <w:t xml:space="preserve">"METER_ADDRESS": </w:t>
+            </w:r>
+            <w:r>
+              <w:rPr>
+                <w:rFonts w:ascii="Consolas" w:hAnsi="Consolas"/>
+                <w:sz w:val="17"/>
+                <w:szCs w:val="17"/>
+              </w:rPr>
+              <w:t>"</w:t>
+            </w:r>
+            <w:r>
+              <w:rPr>
+                <w:rFonts w:ascii="Consolas" w:hAnsi="Consolas"/>
+                <w:sz w:val="17"/>
+                <w:szCs w:val="17"/>
+              </w:rPr>
+              <w:t>256</w:t>
+            </w:r>
+            <w:r>
+              <w:rPr>
+                <w:rFonts w:ascii="Consolas" w:hAnsi="Consolas"/>
+                <w:sz w:val="17"/>
+                <w:szCs w:val="17"/>
+              </w:rPr>
+              <w:t>"</w:t>
             </w:r>
             <w:r>
               <w:rPr>
@@ -29999,8 +31414,11 @@
       <w:pPr>
         <w:spacing w:after="120" w:line="276" w:lineRule="auto"/>
       </w:pPr>
-      <w:bookmarkStart w:id="25" w:name="_GoBack"/>
-      <w:bookmarkEnd w:id="25"/>
+    </w:p>
+    <w:p>
+      <w:pPr>
+        <w:spacing w:after="120" w:line="276" w:lineRule="auto"/>
+      </w:pPr>
     </w:p>
     <w:p>
       <w:pPr>
@@ -30676,15 +32094,6 @@
                 <w:szCs w:val="17"/>
               </w:rPr>
             </w:pPr>
-          </w:p>
-          <w:p>
-            <w:pPr>
-              <w:rPr>
-                <w:rFonts w:ascii="Consolas" w:hAnsi="Consolas"/>
-                <w:sz w:val="17"/>
-                <w:szCs w:val="17"/>
-              </w:rPr>
-            </w:pPr>
             <w:r>
               <w:rPr>
                 <w:rFonts w:ascii="Consolas" w:hAnsi="Consolas"/>
@@ -30742,24 +32151,88 @@
                 <w:sz w:val="17"/>
                 <w:szCs w:val="17"/>
               </w:rPr>
-              <w:t xml:space="preserve">        "PRIMARY": 1,</w:t>
-            </w:r>
-          </w:p>
-          <w:p>
-            <w:pPr>
-              <w:rPr>
-                <w:rFonts w:ascii="Consolas" w:hAnsi="Consolas"/>
-                <w:sz w:val="17"/>
-                <w:szCs w:val="17"/>
-              </w:rPr>
-            </w:pPr>
-            <w:r>
-              <w:rPr>
-                <w:rFonts w:ascii="Consolas" w:hAnsi="Consolas"/>
-                <w:sz w:val="17"/>
-                <w:szCs w:val="17"/>
-              </w:rPr>
-              <w:t xml:space="preserve">        "ENABLE_MQTT": 1,</w:t>
+              <w:t xml:space="preserve">        "PRIMARY": </w:t>
+            </w:r>
+            <w:r>
+              <w:rPr>
+                <w:rFonts w:ascii="Consolas" w:hAnsi="Consolas"/>
+                <w:sz w:val="17"/>
+                <w:szCs w:val="17"/>
+              </w:rPr>
+              <w:t>"</w:t>
+            </w:r>
+            <w:r>
+              <w:rPr>
+                <w:rFonts w:ascii="Consolas" w:hAnsi="Consolas"/>
+                <w:sz w:val="17"/>
+                <w:szCs w:val="17"/>
+              </w:rPr>
+              <w:t>YES</w:t>
+            </w:r>
+            <w:r>
+              <w:rPr>
+                <w:rFonts w:ascii="Consolas" w:hAnsi="Consolas"/>
+                <w:sz w:val="17"/>
+                <w:szCs w:val="17"/>
+              </w:rPr>
+              <w:t>"</w:t>
+            </w:r>
+            <w:r>
+              <w:rPr>
+                <w:rFonts w:ascii="Consolas" w:hAnsi="Consolas"/>
+                <w:sz w:val="17"/>
+                <w:szCs w:val="17"/>
+              </w:rPr>
+              <w:t>,</w:t>
+            </w:r>
+          </w:p>
+          <w:p>
+            <w:pPr>
+              <w:rPr>
+                <w:rFonts w:ascii="Consolas" w:hAnsi="Consolas"/>
+                <w:sz w:val="17"/>
+                <w:szCs w:val="17"/>
+              </w:rPr>
+            </w:pPr>
+            <w:r>
+              <w:rPr>
+                <w:rFonts w:ascii="Consolas" w:hAnsi="Consolas"/>
+                <w:sz w:val="17"/>
+                <w:szCs w:val="17"/>
+              </w:rPr>
+              <w:t xml:space="preserve">        "ENABLE_MQTT": </w:t>
+            </w:r>
+            <w:r>
+              <w:rPr>
+                <w:rFonts w:ascii="Consolas" w:hAnsi="Consolas"/>
+                <w:sz w:val="17"/>
+                <w:szCs w:val="17"/>
+              </w:rPr>
+              <w:t>"</w:t>
+            </w:r>
+            <w:r>
+              <w:rPr>
+                <w:rFonts w:ascii="Consolas" w:hAnsi="Consolas"/>
+                <w:sz w:val="17"/>
+                <w:szCs w:val="17"/>
+              </w:rPr>
+              <w:t>YES</w:t>
+            </w:r>
+            <w:r>
+              <w:rPr>
+                <w:rFonts w:ascii="Consolas" w:hAnsi="Consolas"/>
+                <w:sz w:val="17"/>
+                <w:szCs w:val="17"/>
+              </w:rPr>
+              <w:t>"</w:t>
+            </w:r>
+            <w:r>
+              <w:rPr>
+                <w:rFonts w:ascii="Consolas" w:hAnsi="Consolas"/>
+                <w:sz w:val="17"/>
+                <w:szCs w:val="17"/>
+              </w:rPr>
+              <w:t>,</w:t>
             </w:r>
           </w:p>
           <w:p>
@@ -30897,41 +32370,145 @@
                 <w:sz w:val="17"/>
                 <w:szCs w:val="17"/>
               </w:rPr>
-              <w:t xml:space="preserve">        "ENABLE_SSL": 1,</w:t>
-            </w:r>
-          </w:p>
-          <w:p>
-            <w:pPr>
-              <w:rPr>
-                <w:rFonts w:ascii="Consolas" w:hAnsi="Consolas"/>
-                <w:sz w:val="17"/>
-                <w:szCs w:val="17"/>
-              </w:rPr>
-            </w:pPr>
-            <w:r>
-              <w:rPr>
-                <w:rFonts w:ascii="Consolas" w:hAnsi="Consolas"/>
-                <w:sz w:val="17"/>
-                <w:szCs w:val="17"/>
-              </w:rPr>
-              <w:t xml:space="preserve">        "ENCRYPTED_KEY": 0,</w:t>
-            </w:r>
-          </w:p>
-          <w:p>
-            <w:pPr>
-              <w:rPr>
-                <w:rFonts w:ascii="Consolas" w:hAnsi="Consolas"/>
-                <w:sz w:val="17"/>
-                <w:szCs w:val="17"/>
-              </w:rPr>
-            </w:pPr>
-            <w:r>
-              <w:rPr>
-                <w:rFonts w:ascii="Consolas" w:hAnsi="Consolas"/>
-                <w:sz w:val="17"/>
-                <w:szCs w:val="17"/>
-              </w:rPr>
-              <w:t xml:space="preserve">        "INSECURE": 1,</w:t>
+              <w:t xml:space="preserve">       </w:t>
+            </w:r>
+            <w:r>
+              <w:rPr>
+                <w:rFonts w:ascii="Consolas" w:hAnsi="Consolas"/>
+                <w:sz w:val="17"/>
+                <w:szCs w:val="17"/>
+              </w:rPr>
+              <w:t xml:space="preserve"> "ENABLE_SSL": </w:t>
+            </w:r>
+            <w:r>
+              <w:rPr>
+                <w:rFonts w:ascii="Consolas" w:hAnsi="Consolas"/>
+                <w:sz w:val="17"/>
+                <w:szCs w:val="17"/>
+              </w:rPr>
+              <w:t>"</w:t>
+            </w:r>
+            <w:r>
+              <w:rPr>
+                <w:rFonts w:ascii="Consolas" w:hAnsi="Consolas"/>
+                <w:sz w:val="17"/>
+                <w:szCs w:val="17"/>
+              </w:rPr>
+              <w:t>YES</w:t>
+            </w:r>
+            <w:r>
+              <w:rPr>
+                <w:rFonts w:ascii="Consolas" w:hAnsi="Consolas"/>
+                <w:sz w:val="17"/>
+                <w:szCs w:val="17"/>
+              </w:rPr>
+              <w:t>"</w:t>
+            </w:r>
+            <w:r>
+              <w:rPr>
+                <w:rFonts w:ascii="Consolas" w:hAnsi="Consolas"/>
+                <w:sz w:val="17"/>
+                <w:szCs w:val="17"/>
+              </w:rPr>
+              <w:t>,</w:t>
+            </w:r>
+          </w:p>
+          <w:p>
+            <w:pPr>
+              <w:rPr>
+                <w:rFonts w:ascii="Consolas" w:hAnsi="Consolas"/>
+                <w:sz w:val="17"/>
+                <w:szCs w:val="17"/>
+              </w:rPr>
+            </w:pPr>
+            <w:r>
+              <w:rPr>
+                <w:rFonts w:ascii="Consolas" w:hAnsi="Consolas"/>
+                <w:sz w:val="17"/>
+                <w:szCs w:val="17"/>
+              </w:rPr>
+              <w:t xml:space="preserve">        "ENCRYPTED_KEY": </w:t>
+            </w:r>
+            <w:r>
+              <w:rPr>
+                <w:rFonts w:ascii="Consolas" w:hAnsi="Consolas"/>
+                <w:sz w:val="17"/>
+                <w:szCs w:val="17"/>
+              </w:rPr>
+              <w:t>"</w:t>
+            </w:r>
+            <w:r>
+              <w:rPr>
+                <w:rFonts w:ascii="Consolas" w:hAnsi="Consolas"/>
+                <w:sz w:val="17"/>
+                <w:szCs w:val="17"/>
+              </w:rPr>
+              <w:t>NO</w:t>
+            </w:r>
+            <w:r>
+              <w:rPr>
+                <w:rFonts w:ascii="Consolas" w:hAnsi="Consolas"/>
+                <w:sz w:val="17"/>
+                <w:szCs w:val="17"/>
+              </w:rPr>
+              <w:t>"</w:t>
+            </w:r>
+            <w:r>
+              <w:rPr>
+                <w:rFonts w:ascii="Consolas" w:hAnsi="Consolas"/>
+                <w:sz w:val="17"/>
+                <w:szCs w:val="17"/>
+              </w:rPr>
+              <w:t>,</w:t>
+            </w:r>
+          </w:p>
+          <w:p>
+            <w:pPr>
+              <w:rPr>
+                <w:rFonts w:ascii="Consolas" w:hAnsi="Consolas"/>
+                <w:sz w:val="17"/>
+                <w:szCs w:val="17"/>
+              </w:rPr>
+            </w:pPr>
+            <w:r>
+              <w:rPr>
+                <w:rFonts w:ascii="Consolas" w:hAnsi="Consolas"/>
+                <w:sz w:val="17"/>
+                <w:szCs w:val="17"/>
+              </w:rPr>
+              <w:t xml:space="preserve">        "INSECURE": </w:t>
+            </w:r>
+            <w:r>
+              <w:rPr>
+                <w:rFonts w:ascii="Consolas" w:hAnsi="Consolas"/>
+                <w:sz w:val="17"/>
+                <w:szCs w:val="17"/>
+              </w:rPr>
+              <w:t>"</w:t>
+            </w:r>
+            <w:r>
+              <w:rPr>
+                <w:rFonts w:ascii="Consolas" w:hAnsi="Consolas"/>
+                <w:sz w:val="17"/>
+                <w:szCs w:val="17"/>
+              </w:rPr>
+              <w:t>YES</w:t>
+            </w:r>
+            <w:r>
+              <w:rPr>
+                <w:rFonts w:ascii="Consolas" w:hAnsi="Consolas"/>
+                <w:sz w:val="17"/>
+                <w:szCs w:val="17"/>
+              </w:rPr>
+              <w:t>"</w:t>
+            </w:r>
+            <w:r>
+              <w:rPr>
+                <w:rFonts w:ascii="Consolas" w:hAnsi="Consolas"/>
+                <w:sz w:val="17"/>
+                <w:szCs w:val="17"/>
+              </w:rPr>
+              <w:t>,</w:t>
             </w:r>
           </w:p>
           <w:p>
@@ -31267,7 +32844,39 @@
                 <w:sz w:val="17"/>
                 <w:szCs w:val="17"/>
               </w:rPr>
-              <w:t xml:space="preserve">        "CLEAN_SESSION": 1,</w:t>
+              <w:t xml:space="preserve">        "CLEAN_SESSION": </w:t>
+            </w:r>
+            <w:r>
+              <w:rPr>
+                <w:rFonts w:ascii="Consolas" w:hAnsi="Consolas"/>
+                <w:sz w:val="17"/>
+                <w:szCs w:val="17"/>
+              </w:rPr>
+              <w:t>"</w:t>
+            </w:r>
+            <w:r>
+              <w:rPr>
+                <w:rFonts w:ascii="Consolas" w:hAnsi="Consolas"/>
+                <w:sz w:val="17"/>
+                <w:szCs w:val="17"/>
+              </w:rPr>
+              <w:t>YES</w:t>
+            </w:r>
+            <w:r>
+              <w:rPr>
+                <w:rFonts w:ascii="Consolas" w:hAnsi="Consolas"/>
+                <w:sz w:val="17"/>
+                <w:szCs w:val="17"/>
+              </w:rPr>
+              <w:t>"</w:t>
+            </w:r>
+            <w:r>
+              <w:rPr>
+                <w:rFonts w:ascii="Consolas" w:hAnsi="Consolas"/>
+                <w:sz w:val="17"/>
+                <w:szCs w:val="17"/>
+              </w:rPr>
+              <w:t>,</w:t>
             </w:r>
           </w:p>
           <w:p>
@@ -32008,7 +33617,88 @@
                 <w:sz w:val="17"/>
                 <w:szCs w:val="17"/>
               </w:rPr>
-              <w:t xml:space="preserve">        "PRIMARY": 0,</w:t>
+              <w:t xml:space="preserve">        "PRIMARY": </w:t>
+            </w:r>
+            <w:r>
+              <w:rPr>
+                <w:rFonts w:ascii="Consolas" w:hAnsi="Consolas"/>
+                <w:sz w:val="17"/>
+                <w:szCs w:val="17"/>
+              </w:rPr>
+              <w:t>"</w:t>
+            </w:r>
+            <w:r>
+              <w:rPr>
+                <w:rFonts w:ascii="Consolas" w:hAnsi="Consolas"/>
+                <w:sz w:val="17"/>
+                <w:szCs w:val="17"/>
+              </w:rPr>
+              <w:t>NO</w:t>
+            </w:r>
+            <w:r>
+              <w:rPr>
+                <w:rFonts w:ascii="Consolas" w:hAnsi="Consolas"/>
+                <w:sz w:val="17"/>
+                <w:szCs w:val="17"/>
+              </w:rPr>
+              <w:t>"</w:t>
+            </w:r>
+            <w:r>
+              <w:rPr>
+                <w:rFonts w:ascii="Consolas" w:hAnsi="Consolas"/>
+                <w:sz w:val="17"/>
+                <w:szCs w:val="17"/>
+              </w:rPr>
+              <w:t>,</w:t>
+            </w:r>
+          </w:p>
+          <w:p>
+            <w:pPr>
+              <w:rPr>
+                <w:rFonts w:ascii="Consolas" w:hAnsi="Consolas"/>
+                <w:sz w:val="17"/>
+                <w:szCs w:val="17"/>
+              </w:rPr>
+            </w:pPr>
+            <w:r>
+              <w:rPr>
+                <w:rFonts w:ascii="Consolas" w:hAnsi="Consolas"/>
+                <w:sz w:val="17"/>
+                <w:szCs w:val="17"/>
+              </w:rPr>
+              <w:t xml:space="preserve">        "ENABLE_MQTT": </w:t>
+            </w:r>
+            <w:r>
+              <w:rPr>
+                <w:rFonts w:ascii="Consolas" w:hAnsi="Consolas"/>
+                <w:sz w:val="17"/>
+                <w:szCs w:val="17"/>
+              </w:rPr>
+              <w:t>"</w:t>
+            </w:r>
+            <w:r>
+              <w:rPr>
+                <w:rFonts w:ascii="Consolas" w:hAnsi="Consolas"/>
+                <w:sz w:val="17"/>
+                <w:szCs w:val="17"/>
+              </w:rPr>
+              <w:t>YES</w:t>
+            </w:r>
+            <w:r>
+              <w:rPr>
+                <w:rFonts w:ascii="Consolas" w:hAnsi="Consolas"/>
+                <w:sz w:val="17"/>
+                <w:szCs w:val="17"/>
+              </w:rPr>
+              <w:t>"</w:t>
+            </w:r>
+            <w:r>
+              <w:rPr>
+                <w:rFonts w:ascii="Consolas" w:hAnsi="Consolas"/>
+                <w:sz w:val="17"/>
+                <w:szCs w:val="17"/>
+              </w:rPr>
+              <w:t>,</w:t>
             </w:r>
           </w:p>
           <w:p>
@@ -32026,23 +33716,6 @@
                 <w:szCs w:val="17"/>
               </w:rPr>
               <w:lastRenderedPageBreak/>
-              <w:t xml:space="preserve">        "ENABLE_MQTT": 1,</w:t>
-            </w:r>
-          </w:p>
-          <w:p>
-            <w:pPr>
-              <w:rPr>
-                <w:rFonts w:ascii="Consolas" w:hAnsi="Consolas"/>
-                <w:sz w:val="17"/>
-                <w:szCs w:val="17"/>
-              </w:rPr>
-            </w:pPr>
-            <w:r>
-              <w:rPr>
-                <w:rFonts w:ascii="Consolas" w:hAnsi="Consolas"/>
-                <w:sz w:val="17"/>
-                <w:szCs w:val="17"/>
-              </w:rPr>
               <w:t xml:space="preserve">        "BROKER_IP_URL": "192.168.10.110",</w:t>
             </w:r>
           </w:p>
@@ -32146,41 +33819,129 @@
                 <w:sz w:val="17"/>
                 <w:szCs w:val="17"/>
               </w:rPr>
-              <w:t xml:space="preserve">        "ENABLE_SSL": 0,</w:t>
-            </w:r>
-          </w:p>
-          <w:p>
-            <w:pPr>
-              <w:rPr>
-                <w:rFonts w:ascii="Consolas" w:hAnsi="Consolas"/>
-                <w:sz w:val="17"/>
-                <w:szCs w:val="17"/>
-              </w:rPr>
-            </w:pPr>
-            <w:r>
-              <w:rPr>
-                <w:rFonts w:ascii="Consolas" w:hAnsi="Consolas"/>
-                <w:sz w:val="17"/>
-                <w:szCs w:val="17"/>
-              </w:rPr>
-              <w:t xml:space="preserve">        "ENCRYPTED_KEY": 0,</w:t>
-            </w:r>
-          </w:p>
-          <w:p>
-            <w:pPr>
-              <w:rPr>
-                <w:rFonts w:ascii="Consolas" w:hAnsi="Consolas"/>
-                <w:sz w:val="17"/>
-                <w:szCs w:val="17"/>
-              </w:rPr>
-            </w:pPr>
-            <w:r>
-              <w:rPr>
-                <w:rFonts w:ascii="Consolas" w:hAnsi="Consolas"/>
-                <w:sz w:val="17"/>
-                <w:szCs w:val="17"/>
-              </w:rPr>
-              <w:t xml:space="preserve">        "INSECURE": 1,</w:t>
+              <w:t xml:space="preserve">        "ENABLE_SSL": </w:t>
+            </w:r>
+            <w:r>
+              <w:rPr>
+                <w:rFonts w:ascii="Consolas" w:hAnsi="Consolas"/>
+                <w:sz w:val="17"/>
+                <w:szCs w:val="17"/>
+              </w:rPr>
+              <w:t>"</w:t>
+            </w:r>
+            <w:r>
+              <w:rPr>
+                <w:rFonts w:ascii="Consolas" w:hAnsi="Consolas"/>
+                <w:sz w:val="17"/>
+                <w:szCs w:val="17"/>
+              </w:rPr>
+              <w:t>NO</w:t>
+            </w:r>
+            <w:r>
+              <w:rPr>
+                <w:rFonts w:ascii="Consolas" w:hAnsi="Consolas"/>
+                <w:sz w:val="17"/>
+                <w:szCs w:val="17"/>
+              </w:rPr>
+              <w:t>"</w:t>
+            </w:r>
+            <w:r>
+              <w:rPr>
+                <w:rFonts w:ascii="Consolas" w:hAnsi="Consolas"/>
+                <w:sz w:val="17"/>
+                <w:szCs w:val="17"/>
+              </w:rPr>
+              <w:t>,</w:t>
+            </w:r>
+          </w:p>
+          <w:p>
+            <w:pPr>
+              <w:rPr>
+                <w:rFonts w:ascii="Consolas" w:hAnsi="Consolas"/>
+                <w:sz w:val="17"/>
+                <w:szCs w:val="17"/>
+              </w:rPr>
+            </w:pPr>
+            <w:r>
+              <w:rPr>
+                <w:rFonts w:ascii="Consolas" w:hAnsi="Consolas"/>
+                <w:sz w:val="17"/>
+                <w:szCs w:val="17"/>
+              </w:rPr>
+              <w:t xml:space="preserve">        "ENCRYPTED_KEY": </w:t>
+            </w:r>
+            <w:r>
+              <w:rPr>
+                <w:rFonts w:ascii="Consolas" w:hAnsi="Consolas"/>
+                <w:sz w:val="17"/>
+                <w:szCs w:val="17"/>
+              </w:rPr>
+              <w:t>"</w:t>
+            </w:r>
+            <w:r>
+              <w:rPr>
+                <w:rFonts w:ascii="Consolas" w:hAnsi="Consolas"/>
+                <w:sz w:val="17"/>
+                <w:szCs w:val="17"/>
+              </w:rPr>
+              <w:t>NO</w:t>
+            </w:r>
+            <w:r>
+              <w:rPr>
+                <w:rFonts w:ascii="Consolas" w:hAnsi="Consolas"/>
+                <w:sz w:val="17"/>
+                <w:szCs w:val="17"/>
+              </w:rPr>
+              <w:t>,</w:t>
+            </w:r>
+          </w:p>
+          <w:p>
+            <w:pPr>
+              <w:rPr>
+                <w:rFonts w:ascii="Consolas" w:hAnsi="Consolas"/>
+                <w:sz w:val="17"/>
+                <w:szCs w:val="17"/>
+              </w:rPr>
+            </w:pPr>
+            <w:r>
+              <w:rPr>
+                <w:rFonts w:ascii="Consolas" w:hAnsi="Consolas"/>
+                <w:sz w:val="17"/>
+                <w:szCs w:val="17"/>
+              </w:rPr>
+              <w:t xml:space="preserve">        "INSECURE": </w:t>
+            </w:r>
+            <w:r>
+              <w:rPr>
+                <w:rFonts w:ascii="Consolas" w:hAnsi="Consolas"/>
+                <w:sz w:val="17"/>
+                <w:szCs w:val="17"/>
+              </w:rPr>
+              <w:t>"</w:t>
+            </w:r>
+            <w:r>
+              <w:rPr>
+                <w:rFonts w:ascii="Consolas" w:hAnsi="Consolas"/>
+                <w:sz w:val="17"/>
+                <w:szCs w:val="17"/>
+              </w:rPr>
+              <w:t>YES</w:t>
+            </w:r>
+            <w:r>
+              <w:rPr>
+                <w:rFonts w:ascii="Consolas" w:hAnsi="Consolas"/>
+                <w:sz w:val="17"/>
+                <w:szCs w:val="17"/>
+              </w:rPr>
+              <w:t>"</w:t>
+            </w:r>
+            <w:r>
+              <w:rPr>
+                <w:rFonts w:ascii="Consolas" w:hAnsi="Consolas"/>
+                <w:sz w:val="17"/>
+                <w:szCs w:val="17"/>
+              </w:rPr>
+              <w:t>,</w:t>
             </w:r>
           </w:p>
           <w:p>
@@ -32282,7 +34043,39 @@
                 <w:sz w:val="17"/>
                 <w:szCs w:val="17"/>
               </w:rPr>
-              <w:t xml:space="preserve">        "CLEAN_SESSION": 1,</w:t>
+              <w:t xml:space="preserve">        "CLEAN_SESSION": </w:t>
+            </w:r>
+            <w:r>
+              <w:rPr>
+                <w:rFonts w:ascii="Consolas" w:hAnsi="Consolas"/>
+                <w:sz w:val="17"/>
+                <w:szCs w:val="17"/>
+              </w:rPr>
+              <w:t>"</w:t>
+            </w:r>
+            <w:r>
+              <w:rPr>
+                <w:rFonts w:ascii="Consolas" w:hAnsi="Consolas"/>
+                <w:sz w:val="17"/>
+                <w:szCs w:val="17"/>
+              </w:rPr>
+              <w:t>YES</w:t>
+            </w:r>
+            <w:r>
+              <w:rPr>
+                <w:rFonts w:ascii="Consolas" w:hAnsi="Consolas"/>
+                <w:sz w:val="17"/>
+                <w:szCs w:val="17"/>
+              </w:rPr>
+              <w:t>"</w:t>
+            </w:r>
+            <w:r>
+              <w:rPr>
+                <w:rFonts w:ascii="Consolas" w:hAnsi="Consolas"/>
+                <w:sz w:val="17"/>
+                <w:szCs w:val="17"/>
+              </w:rPr>
+              <w:t>,</w:t>
             </w:r>
           </w:p>
           <w:p>
@@ -33660,15 +35453,6 @@
                 <w:szCs w:val="17"/>
               </w:rPr>
             </w:pPr>
-          </w:p>
-          <w:p>
-            <w:pPr>
-              <w:rPr>
-                <w:rFonts w:ascii="Consolas" w:hAnsi="Consolas"/>
-                <w:sz w:val="17"/>
-                <w:szCs w:val="17"/>
-              </w:rPr>
-            </w:pPr>
             <w:r>
               <w:rPr>
                 <w:rFonts w:ascii="Consolas" w:hAnsi="Consolas"/>
@@ -33692,7 +35476,47 @@
                 <w:sz w:val="17"/>
                 <w:szCs w:val="17"/>
               </w:rPr>
-              <w:t xml:space="preserve">      "ENABLE_GPRS": 1,</w:t>
+              <w:t xml:space="preserve">      "</w:t>
+            </w:r>
+            <w:r>
+              <w:rPr>
+                <w:rFonts w:ascii="Consolas" w:hAnsi="Consolas"/>
+                <w:sz w:val="17"/>
+                <w:szCs w:val="17"/>
+              </w:rPr>
+              <w:t xml:space="preserve">ENABLE_GPRS": </w:t>
+            </w:r>
+            <w:r>
+              <w:rPr>
+                <w:rFonts w:ascii="Consolas" w:hAnsi="Consolas"/>
+                <w:sz w:val="17"/>
+                <w:szCs w:val="17"/>
+              </w:rPr>
+              <w:t>"</w:t>
+            </w:r>
+            <w:r>
+              <w:rPr>
+                <w:rFonts w:ascii="Consolas" w:hAnsi="Consolas"/>
+                <w:sz w:val="17"/>
+                <w:szCs w:val="17"/>
+              </w:rPr>
+              <w:t>YES</w:t>
+            </w:r>
+            <w:r>
+              <w:rPr>
+                <w:rFonts w:ascii="Consolas" w:hAnsi="Consolas"/>
+                <w:sz w:val="17"/>
+                <w:szCs w:val="17"/>
+              </w:rPr>
+              <w:t>"</w:t>
+            </w:r>
+            <w:r>
+              <w:rPr>
+                <w:rFonts w:ascii="Consolas" w:hAnsi="Consolas"/>
+                <w:sz w:val="17"/>
+                <w:szCs w:val="17"/>
+              </w:rPr>
+              <w:t>,</w:t>
             </w:r>
           </w:p>
           <w:p>
@@ -33760,41 +35584,41 @@
                 <w:sz w:val="17"/>
                 <w:szCs w:val="17"/>
               </w:rPr>
+              <w:t xml:space="preserve">        "APN": "airtelgprs.com",</w:t>
+            </w:r>
+          </w:p>
+          <w:p>
+            <w:pPr>
+              <w:rPr>
+                <w:rFonts w:ascii="Consolas" w:hAnsi="Consolas"/>
+                <w:sz w:val="17"/>
+                <w:szCs w:val="17"/>
+              </w:rPr>
+            </w:pPr>
+            <w:r>
+              <w:rPr>
+                <w:rFonts w:ascii="Consolas" w:hAnsi="Consolas"/>
+                <w:sz w:val="17"/>
+                <w:szCs w:val="17"/>
+              </w:rPr>
+              <w:t xml:space="preserve">        "USERNAME": "internet",</w:t>
+            </w:r>
+          </w:p>
+          <w:p>
+            <w:pPr>
+              <w:rPr>
+                <w:rFonts w:ascii="Consolas" w:hAnsi="Consolas"/>
+                <w:sz w:val="17"/>
+                <w:szCs w:val="17"/>
+              </w:rPr>
+            </w:pPr>
+            <w:r>
+              <w:rPr>
+                <w:rFonts w:ascii="Consolas" w:hAnsi="Consolas"/>
+                <w:sz w:val="17"/>
+                <w:szCs w:val="17"/>
+              </w:rPr>
               <w:lastRenderedPageBreak/>
-              <w:t xml:space="preserve">        "APN": "airtelgprs.com",</w:t>
-            </w:r>
-          </w:p>
-          <w:p>
-            <w:pPr>
-              <w:rPr>
-                <w:rFonts w:ascii="Consolas" w:hAnsi="Consolas"/>
-                <w:sz w:val="17"/>
-                <w:szCs w:val="17"/>
-              </w:rPr>
-            </w:pPr>
-            <w:r>
-              <w:rPr>
-                <w:rFonts w:ascii="Consolas" w:hAnsi="Consolas"/>
-                <w:sz w:val="17"/>
-                <w:szCs w:val="17"/>
-              </w:rPr>
-              <w:t xml:space="preserve">        "USERNAME": "internet",</w:t>
-            </w:r>
-          </w:p>
-          <w:p>
-            <w:pPr>
-              <w:rPr>
-                <w:rFonts w:ascii="Consolas" w:hAnsi="Consolas"/>
-                <w:sz w:val="17"/>
-                <w:szCs w:val="17"/>
-              </w:rPr>
-            </w:pPr>
-            <w:r>
-              <w:rPr>
-                <w:rFonts w:ascii="Consolas" w:hAnsi="Consolas"/>
-                <w:sz w:val="17"/>
-                <w:szCs w:val="17"/>
-              </w:rPr>
               <w:t xml:space="preserve">        "PASSWORD": "internet@123",</w:t>
             </w:r>
           </w:p>
@@ -34583,17 +36407,16 @@
                 <w:sz w:val="17"/>
                 <w:szCs w:val="17"/>
               </w:rPr>
-              <w:t xml:space="preserve">    "CMD_MSG": "SUCCESS"</w:t>
-            </w:r>
-          </w:p>
-          <w:p>
-            <w:pPr>
-              <w:rPr>
-                <w:rFonts w:ascii="Consolas" w:hAnsi="Consolas"/>
-                <w:sz w:val="17"/>
-                <w:szCs w:val="17"/>
-              </w:rPr>
-            </w:pPr>
+              <w:t xml:space="preserve">    "CMD_MSG"</w:t>
+            </w:r>
+            <w:r>
+              <w:rPr>
+                <w:rFonts w:ascii="Consolas" w:hAnsi="Consolas"/>
+                <w:sz w:val="17"/>
+                <w:szCs w:val="17"/>
+              </w:rPr>
+              <w:t>: "SUCCESS"</w:t>
+            </w:r>
           </w:p>
           <w:p>
             <w:pPr>
@@ -35000,58 +36823,58 @@
                 <w:sz w:val="17"/>
                 <w:szCs w:val="17"/>
               </w:rPr>
+              <w:t xml:space="preserve">        "PFS": 1,</w:t>
+            </w:r>
+          </w:p>
+          <w:p>
+            <w:pPr>
+              <w:rPr>
+                <w:rFonts w:ascii="Consolas" w:hAnsi="Consolas"/>
+                <w:sz w:val="17"/>
+                <w:szCs w:val="17"/>
+              </w:rPr>
+            </w:pPr>
+            <w:r>
+              <w:rPr>
+                <w:rFonts w:ascii="Consolas" w:hAnsi="Consolas"/>
+                <w:sz w:val="17"/>
+                <w:szCs w:val="17"/>
+              </w:rPr>
+              <w:t xml:space="preserve">        "NAT_TRAV": 1,</w:t>
+            </w:r>
+          </w:p>
+          <w:p>
+            <w:pPr>
+              <w:rPr>
+                <w:rFonts w:ascii="Consolas" w:hAnsi="Consolas"/>
+                <w:sz w:val="17"/>
+                <w:szCs w:val="17"/>
+              </w:rPr>
+            </w:pPr>
+            <w:r>
+              <w:rPr>
+                <w:rFonts w:ascii="Consolas" w:hAnsi="Consolas"/>
+                <w:sz w:val="17"/>
+                <w:szCs w:val="17"/>
+              </w:rPr>
+              <w:t xml:space="preserve">        "FRAGMENTATION": 1,</w:t>
+            </w:r>
+          </w:p>
+          <w:p>
+            <w:pPr>
+              <w:rPr>
+                <w:rFonts w:ascii="Consolas" w:hAnsi="Consolas"/>
+                <w:sz w:val="17"/>
+                <w:szCs w:val="17"/>
+              </w:rPr>
+            </w:pPr>
+            <w:r>
+              <w:rPr>
+                <w:rFonts w:ascii="Consolas" w:hAnsi="Consolas"/>
+                <w:sz w:val="17"/>
+                <w:szCs w:val="17"/>
+              </w:rPr>
               <w:lastRenderedPageBreak/>
-              <w:t xml:space="preserve">        "PFS": 1,</w:t>
-            </w:r>
-          </w:p>
-          <w:p>
-            <w:pPr>
-              <w:rPr>
-                <w:rFonts w:ascii="Consolas" w:hAnsi="Consolas"/>
-                <w:sz w:val="17"/>
-                <w:szCs w:val="17"/>
-              </w:rPr>
-            </w:pPr>
-            <w:r>
-              <w:rPr>
-                <w:rFonts w:ascii="Consolas" w:hAnsi="Consolas"/>
-                <w:sz w:val="17"/>
-                <w:szCs w:val="17"/>
-              </w:rPr>
-              <w:t xml:space="preserve">        "NAT_TRAV": 1,</w:t>
-            </w:r>
-          </w:p>
-          <w:p>
-            <w:pPr>
-              <w:rPr>
-                <w:rFonts w:ascii="Consolas" w:hAnsi="Consolas"/>
-                <w:sz w:val="17"/>
-                <w:szCs w:val="17"/>
-              </w:rPr>
-            </w:pPr>
-            <w:r>
-              <w:rPr>
-                <w:rFonts w:ascii="Consolas" w:hAnsi="Consolas"/>
-                <w:sz w:val="17"/>
-                <w:szCs w:val="17"/>
-              </w:rPr>
-              <w:t xml:space="preserve">        "FRAGMENTATION": 1,</w:t>
-            </w:r>
-          </w:p>
-          <w:p>
-            <w:pPr>
-              <w:rPr>
-                <w:rFonts w:ascii="Consolas" w:hAnsi="Consolas"/>
-                <w:sz w:val="17"/>
-                <w:szCs w:val="17"/>
-              </w:rPr>
-            </w:pPr>
-            <w:r>
-              <w:rPr>
-                <w:rFonts w:ascii="Consolas" w:hAnsi="Consolas"/>
-                <w:sz w:val="17"/>
-                <w:szCs w:val="17"/>
-              </w:rPr>
               <w:t xml:space="preserve">        "MOBIKE": 1,</w:t>
             </w:r>
           </w:p>
@@ -36153,7 +37976,6 @@
                 <w:sz w:val="15"/>
                 <w:szCs w:val="15"/>
               </w:rPr>
-              <w:lastRenderedPageBreak/>
               <w:t>JSON</w:t>
             </w:r>
           </w:p>
@@ -36208,6 +38030,7 @@
                 <w:sz w:val="17"/>
                 <w:szCs w:val="17"/>
               </w:rPr>
+              <w:lastRenderedPageBreak/>
               <w:t xml:space="preserve">  "TYPE": </w:t>
             </w:r>
             <w:r>
@@ -36421,15 +38244,6 @@
               </w:rPr>
               <w:t xml:space="preserve">    "CMD_MSG": "SUCCESS"</w:t>
             </w:r>
-          </w:p>
-          <w:p>
-            <w:pPr>
-              <w:rPr>
-                <w:rFonts w:ascii="Consolas" w:hAnsi="Consolas"/>
-                <w:sz w:val="17"/>
-                <w:szCs w:val="17"/>
-              </w:rPr>
-            </w:pPr>
           </w:p>
           <w:p>
             <w:pPr>
@@ -37468,88 +39282,88 @@
                 <w:sz w:val="17"/>
                 <w:szCs w:val="17"/>
               </w:rPr>
+              <w:t xml:space="preserve">  "DATA</w:t>
+            </w:r>
+            <w:r>
+              <w:rPr>
+                <w:rFonts w:ascii="Consolas" w:hAnsi="Consolas"/>
+                <w:sz w:val="17"/>
+                <w:szCs w:val="17"/>
+              </w:rPr>
+              <w:t>_</w:t>
+            </w:r>
+            <w:r>
+              <w:rPr>
+                <w:rFonts w:ascii="Consolas" w:hAnsi="Consolas"/>
+                <w:sz w:val="17"/>
+                <w:szCs w:val="17"/>
+              </w:rPr>
+              <w:t>TYPE": "IEC101",</w:t>
+            </w:r>
+          </w:p>
+          <w:p>
+            <w:pPr>
+              <w:rPr>
+                <w:rFonts w:ascii="Consolas" w:hAnsi="Consolas"/>
+                <w:sz w:val="17"/>
+                <w:szCs w:val="17"/>
+              </w:rPr>
+            </w:pPr>
+            <w:r>
+              <w:rPr>
+                <w:rFonts w:ascii="Consolas" w:hAnsi="Consolas"/>
+                <w:sz w:val="17"/>
+                <w:szCs w:val="17"/>
+              </w:rPr>
+              <w:t xml:space="preserve">  "DATA": {</w:t>
+            </w:r>
+          </w:p>
+          <w:p>
+            <w:pPr>
+              <w:rPr>
+                <w:rFonts w:ascii="Consolas" w:eastAsia="Consolas" w:hAnsi="Consolas" w:cs="Consolas"/>
+                <w:color w:val="243140"/>
+                <w:sz w:val="17"/>
+                <w:szCs w:val="17"/>
+              </w:rPr>
+            </w:pPr>
+            <w:r>
+              <w:rPr>
+                <w:rFonts w:ascii="Consolas" w:hAnsi="Consolas"/>
+                <w:sz w:val="17"/>
+                <w:szCs w:val="17"/>
+              </w:rPr>
+              <w:t xml:space="preserve">    </w:t>
+            </w:r>
+            <w:r>
+              <w:rPr>
+                <w:rFonts w:ascii="Consolas" w:eastAsia="Consolas" w:hAnsi="Consolas" w:cs="Consolas"/>
+                <w:color w:val="243140"/>
+                <w:sz w:val="17"/>
+                <w:szCs w:val="17"/>
+              </w:rPr>
+              <w:t>"DCU": "123456789",</w:t>
+            </w:r>
+          </w:p>
+          <w:p>
+            <w:pPr>
+              <w:rPr>
+                <w:rFonts w:ascii="Consolas" w:hAnsi="Consolas"/>
+                <w:sz w:val="17"/>
+                <w:szCs w:val="17"/>
+              </w:rPr>
+            </w:pPr>
+            <w:r>
+              <w:rPr>
+                <w:rFonts w:ascii="Consolas" w:hAnsi="Consolas"/>
+                <w:sz w:val="17"/>
+                <w:szCs w:val="17"/>
+              </w:rPr>
               <w:lastRenderedPageBreak/>
-              <w:t xml:space="preserve">  "DATA</w:t>
-            </w:r>
-            <w:r>
-              <w:rPr>
-                <w:rFonts w:ascii="Consolas" w:hAnsi="Consolas"/>
-                <w:sz w:val="17"/>
-                <w:szCs w:val="17"/>
-              </w:rPr>
-              <w:t>_</w:t>
-            </w:r>
-            <w:r>
-              <w:rPr>
-                <w:rFonts w:ascii="Consolas" w:hAnsi="Consolas"/>
-                <w:sz w:val="17"/>
-                <w:szCs w:val="17"/>
-              </w:rPr>
-              <w:t>TYPE": "IEC101",</w:t>
-            </w:r>
-          </w:p>
-          <w:p>
-            <w:pPr>
-              <w:rPr>
-                <w:rFonts w:ascii="Consolas" w:hAnsi="Consolas"/>
-                <w:sz w:val="17"/>
-                <w:szCs w:val="17"/>
-              </w:rPr>
-            </w:pPr>
-            <w:r>
-              <w:rPr>
-                <w:rFonts w:ascii="Consolas" w:hAnsi="Consolas"/>
-                <w:sz w:val="17"/>
-                <w:szCs w:val="17"/>
-              </w:rPr>
-              <w:t xml:space="preserve">  "DATA": {</w:t>
-            </w:r>
-          </w:p>
-          <w:p>
-            <w:pPr>
-              <w:rPr>
-                <w:rFonts w:ascii="Consolas" w:eastAsia="Consolas" w:hAnsi="Consolas" w:cs="Consolas"/>
-                <w:color w:val="243140"/>
-                <w:sz w:val="17"/>
-                <w:szCs w:val="17"/>
-              </w:rPr>
-            </w:pPr>
-            <w:r>
-              <w:rPr>
-                <w:rFonts w:ascii="Consolas" w:hAnsi="Consolas"/>
-                <w:sz w:val="17"/>
-                <w:szCs w:val="17"/>
-              </w:rPr>
               <w:t xml:space="preserve">    </w:t>
             </w:r>
             <w:r>
               <w:rPr>
-                <w:rFonts w:ascii="Consolas" w:eastAsia="Consolas" w:hAnsi="Consolas" w:cs="Consolas"/>
-                <w:color w:val="243140"/>
-                <w:sz w:val="17"/>
-                <w:szCs w:val="17"/>
-              </w:rPr>
-              <w:t>"DCU": "123456789",</w:t>
-            </w:r>
-          </w:p>
-          <w:p>
-            <w:pPr>
-              <w:rPr>
-                <w:rFonts w:ascii="Consolas" w:hAnsi="Consolas"/>
-                <w:sz w:val="17"/>
-                <w:szCs w:val="17"/>
-              </w:rPr>
-            </w:pPr>
-            <w:r>
-              <w:rPr>
-                <w:rFonts w:ascii="Consolas" w:hAnsi="Consolas"/>
-                <w:sz w:val="17"/>
-                <w:szCs w:val="17"/>
-              </w:rPr>
-              <w:t xml:space="preserve">    </w:t>
-            </w:r>
-            <w:r>
-              <w:rPr>
                 <w:rFonts w:ascii="Consolas" w:hAnsi="Consolas"/>
                 <w:sz w:val="17"/>
                 <w:szCs w:val="17"/>
@@ -37573,15 +39387,6 @@
               </w:rPr>
               <w:t xml:space="preserve">    "CMD_MSG": "SUCCESS"</w:t>
             </w:r>
-          </w:p>
-          <w:p>
-            <w:pPr>
-              <w:rPr>
-                <w:rFonts w:ascii="Consolas" w:hAnsi="Consolas"/>
-                <w:sz w:val="17"/>
-                <w:szCs w:val="17"/>
-              </w:rPr>
-            </w:pPr>
           </w:p>
           <w:p>
             <w:pPr>
@@ -38736,15 +40541,6 @@
                 <w:szCs w:val="17"/>
               </w:rPr>
             </w:pPr>
-          </w:p>
-          <w:p>
-            <w:pPr>
-              <w:rPr>
-                <w:rFonts w:ascii="Consolas" w:hAnsi="Consolas"/>
-                <w:sz w:val="17"/>
-                <w:szCs w:val="17"/>
-              </w:rPr>
-            </w:pPr>
             <w:r>
               <w:rPr>
                 <w:rFonts w:ascii="Consolas" w:hAnsi="Consolas"/>
@@ -38819,6 +40615,7 @@
                 <w:sz w:val="17"/>
                 <w:szCs w:val="17"/>
               </w:rPr>
+              <w:lastRenderedPageBreak/>
               <w:t xml:space="preserve">      "NTP1_PORT": 123,</w:t>
             </w:r>
           </w:p>
@@ -39520,15 +41317,6 @@
                 <w:szCs w:val="17"/>
               </w:rPr>
             </w:pPr>
-          </w:p>
-          <w:p>
-            <w:pPr>
-              <w:rPr>
-                <w:rFonts w:ascii="Consolas" w:hAnsi="Consolas"/>
-                <w:sz w:val="17"/>
-                <w:szCs w:val="17"/>
-              </w:rPr>
-            </w:pPr>
             <w:r>
               <w:rPr>
                 <w:rFonts w:ascii="Consolas" w:hAnsi="Consolas"/>
@@ -39615,15 +41403,6 @@
                 <w:szCs w:val="17"/>
               </w:rPr>
             </w:pPr>
-          </w:p>
-          <w:p>
-            <w:pPr>
-              <w:rPr>
-                <w:rFonts w:ascii="Consolas" w:hAnsi="Consolas"/>
-                <w:sz w:val="17"/>
-                <w:szCs w:val="17"/>
-              </w:rPr>
-            </w:pPr>
             <w:r>
               <w:rPr>
                 <w:rFonts w:ascii="Consolas" w:hAnsi="Consolas"/>
@@ -39936,126 +41715,126 @@
                 <w:sz w:val="17"/>
                 <w:szCs w:val="17"/>
               </w:rPr>
+              <w:t xml:space="preserve">          "USERNAME": "user_2",</w:t>
+            </w:r>
+          </w:p>
+          <w:p>
+            <w:pPr>
+              <w:rPr>
+                <w:rFonts w:ascii="Consolas" w:hAnsi="Consolas"/>
+                <w:sz w:val="17"/>
+                <w:szCs w:val="17"/>
+              </w:rPr>
+            </w:pPr>
+            <w:r>
+              <w:rPr>
+                <w:rFonts w:ascii="Consolas" w:hAnsi="Consolas"/>
+                <w:sz w:val="17"/>
+                <w:szCs w:val="17"/>
+              </w:rPr>
+              <w:t xml:space="preserve">          "PASSWORD": "password_2",</w:t>
+            </w:r>
+          </w:p>
+          <w:p>
+            <w:pPr>
+              <w:rPr>
+                <w:rFonts w:ascii="Consolas" w:hAnsi="Consolas"/>
+                <w:sz w:val="17"/>
+                <w:szCs w:val="17"/>
+              </w:rPr>
+            </w:pPr>
+            <w:r>
+              <w:rPr>
+                <w:rFonts w:ascii="Consolas" w:hAnsi="Consolas"/>
+                <w:sz w:val="17"/>
+                <w:szCs w:val="17"/>
+              </w:rPr>
+              <w:t xml:space="preserve">          "REMOTE_DIRECTORY": "dcuFtpDataDir2",</w:t>
+            </w:r>
+          </w:p>
+          <w:p>
+            <w:pPr>
+              <w:rPr>
+                <w:rFonts w:ascii="Consolas" w:hAnsi="Consolas"/>
+                <w:sz w:val="17"/>
+                <w:szCs w:val="17"/>
+              </w:rPr>
+            </w:pPr>
+            <w:r>
+              <w:rPr>
+                <w:rFonts w:ascii="Consolas" w:hAnsi="Consolas"/>
+                <w:sz w:val="17"/>
+                <w:szCs w:val="17"/>
+              </w:rPr>
+              <w:t xml:space="preserve">          "TIME_INTERVAL": 15</w:t>
+            </w:r>
+          </w:p>
+          <w:p>
+            <w:pPr>
+              <w:rPr>
+                <w:rFonts w:ascii="Consolas" w:hAnsi="Consolas"/>
+                <w:sz w:val="17"/>
+                <w:szCs w:val="17"/>
+              </w:rPr>
+            </w:pPr>
+            <w:r>
+              <w:rPr>
+                <w:rFonts w:ascii="Consolas" w:hAnsi="Consolas"/>
+                <w:sz w:val="17"/>
+                <w:szCs w:val="17"/>
+              </w:rPr>
+              <w:t xml:space="preserve">        }</w:t>
+            </w:r>
+          </w:p>
+          <w:p>
+            <w:pPr>
+              <w:rPr>
+                <w:rFonts w:ascii="Consolas" w:hAnsi="Consolas"/>
+                <w:sz w:val="17"/>
+                <w:szCs w:val="17"/>
+              </w:rPr>
+            </w:pPr>
+            <w:r>
+              <w:rPr>
+                <w:rFonts w:ascii="Consolas" w:hAnsi="Consolas"/>
+                <w:sz w:val="17"/>
+                <w:szCs w:val="17"/>
+              </w:rPr>
+              <w:t xml:space="preserve">      ]</w:t>
+            </w:r>
+          </w:p>
+          <w:p>
+            <w:pPr>
+              <w:rPr>
+                <w:rFonts w:ascii="Consolas" w:hAnsi="Consolas"/>
+                <w:sz w:val="17"/>
+                <w:szCs w:val="17"/>
+              </w:rPr>
+            </w:pPr>
+            <w:r>
+              <w:rPr>
+                <w:rFonts w:ascii="Consolas" w:hAnsi="Consolas"/>
+                <w:sz w:val="17"/>
+                <w:szCs w:val="17"/>
+              </w:rPr>
+              <w:t xml:space="preserve">    }</w:t>
+            </w:r>
+          </w:p>
+          <w:p>
+            <w:pPr>
+              <w:rPr>
+                <w:rFonts w:ascii="Consolas" w:hAnsi="Consolas"/>
+                <w:sz w:val="17"/>
+                <w:szCs w:val="17"/>
+              </w:rPr>
+            </w:pPr>
+            <w:r>
+              <w:rPr>
+                <w:rFonts w:ascii="Consolas" w:hAnsi="Consolas"/>
+                <w:sz w:val="17"/>
+                <w:szCs w:val="17"/>
+              </w:rPr>
               <w:lastRenderedPageBreak/>
-              <w:t xml:space="preserve">          "USERNAME": "user_2",</w:t>
-            </w:r>
-          </w:p>
-          <w:p>
-            <w:pPr>
-              <w:rPr>
-                <w:rFonts w:ascii="Consolas" w:hAnsi="Consolas"/>
-                <w:sz w:val="17"/>
-                <w:szCs w:val="17"/>
-              </w:rPr>
-            </w:pPr>
-            <w:r>
-              <w:rPr>
-                <w:rFonts w:ascii="Consolas" w:hAnsi="Consolas"/>
-                <w:sz w:val="17"/>
-                <w:szCs w:val="17"/>
-              </w:rPr>
-              <w:t xml:space="preserve">          "PASSWORD": "password_2",</w:t>
-            </w:r>
-          </w:p>
-          <w:p>
-            <w:pPr>
-              <w:rPr>
-                <w:rFonts w:ascii="Consolas" w:hAnsi="Consolas"/>
-                <w:sz w:val="17"/>
-                <w:szCs w:val="17"/>
-              </w:rPr>
-            </w:pPr>
-            <w:r>
-              <w:rPr>
-                <w:rFonts w:ascii="Consolas" w:hAnsi="Consolas"/>
-                <w:sz w:val="17"/>
-                <w:szCs w:val="17"/>
-              </w:rPr>
-              <w:t xml:space="preserve">          "REMOTE_DIRECTORY": "dcuFtpDataDir2",</w:t>
-            </w:r>
-          </w:p>
-          <w:p>
-            <w:pPr>
-              <w:rPr>
-                <w:rFonts w:ascii="Consolas" w:hAnsi="Consolas"/>
-                <w:sz w:val="17"/>
-                <w:szCs w:val="17"/>
-              </w:rPr>
-            </w:pPr>
-            <w:r>
-              <w:rPr>
-                <w:rFonts w:ascii="Consolas" w:hAnsi="Consolas"/>
-                <w:sz w:val="17"/>
-                <w:szCs w:val="17"/>
-              </w:rPr>
-              <w:t xml:space="preserve">          "TIME_INTERVAL": 15</w:t>
-            </w:r>
-          </w:p>
-          <w:p>
-            <w:pPr>
-              <w:rPr>
-                <w:rFonts w:ascii="Consolas" w:hAnsi="Consolas"/>
-                <w:sz w:val="17"/>
-                <w:szCs w:val="17"/>
-              </w:rPr>
-            </w:pPr>
-            <w:r>
-              <w:rPr>
-                <w:rFonts w:ascii="Consolas" w:hAnsi="Consolas"/>
-                <w:sz w:val="17"/>
-                <w:szCs w:val="17"/>
-              </w:rPr>
-              <w:t xml:space="preserve">        }</w:t>
-            </w:r>
-          </w:p>
-          <w:p>
-            <w:pPr>
-              <w:rPr>
-                <w:rFonts w:ascii="Consolas" w:hAnsi="Consolas"/>
-                <w:sz w:val="17"/>
-                <w:szCs w:val="17"/>
-              </w:rPr>
-            </w:pPr>
-            <w:r>
-              <w:rPr>
-                <w:rFonts w:ascii="Consolas" w:hAnsi="Consolas"/>
-                <w:sz w:val="17"/>
-                <w:szCs w:val="17"/>
-              </w:rPr>
-              <w:t xml:space="preserve">      ]</w:t>
-            </w:r>
-          </w:p>
-          <w:p>
-            <w:pPr>
-              <w:rPr>
-                <w:rFonts w:ascii="Consolas" w:hAnsi="Consolas"/>
-                <w:sz w:val="17"/>
-                <w:szCs w:val="17"/>
-              </w:rPr>
-            </w:pPr>
-            <w:r>
-              <w:rPr>
-                <w:rFonts w:ascii="Consolas" w:hAnsi="Consolas"/>
-                <w:sz w:val="17"/>
-                <w:szCs w:val="17"/>
-              </w:rPr>
-              <w:t xml:space="preserve">    }</w:t>
-            </w:r>
-          </w:p>
-          <w:p>
-            <w:pPr>
-              <w:rPr>
-                <w:rFonts w:ascii="Consolas" w:hAnsi="Consolas"/>
-                <w:sz w:val="17"/>
-                <w:szCs w:val="17"/>
-              </w:rPr>
-            </w:pPr>
-            <w:r>
-              <w:rPr>
-                <w:rFonts w:ascii="Consolas" w:hAnsi="Consolas"/>
-                <w:sz w:val="17"/>
-                <w:szCs w:val="17"/>
-              </w:rPr>
               <w:t xml:space="preserve">  }</w:t>
             </w:r>
           </w:p>
@@ -40711,15 +42490,6 @@
                 <w:szCs w:val="17"/>
               </w:rPr>
             </w:pPr>
-          </w:p>
-          <w:p>
-            <w:pPr>
-              <w:rPr>
-                <w:rFonts w:ascii="Consolas" w:hAnsi="Consolas"/>
-                <w:sz w:val="17"/>
-                <w:szCs w:val="17"/>
-              </w:rPr>
-            </w:pPr>
             <w:r>
               <w:rPr>
                 <w:rFonts w:ascii="Consolas" w:hAnsi="Consolas"/>
@@ -41202,143 +42972,143 @@
                 <w:sz w:val="17"/>
                 <w:szCs w:val="17"/>
               </w:rPr>
+              <w:t xml:space="preserve">          "TOL_MIN",</w:t>
+            </w:r>
+          </w:p>
+          <w:p>
+            <w:pPr>
+              <w:rPr>
+                <w:rFonts w:ascii="Consolas" w:hAnsi="Consolas"/>
+                <w:sz w:val="17"/>
+                <w:szCs w:val="17"/>
+              </w:rPr>
+            </w:pPr>
+            <w:r>
+              <w:rPr>
+                <w:rFonts w:ascii="Consolas" w:hAnsi="Consolas"/>
+                <w:sz w:val="17"/>
+                <w:szCs w:val="17"/>
+              </w:rPr>
+              <w:t xml:space="preserve">          "TOL_MAX",</w:t>
+            </w:r>
+          </w:p>
+          <w:p>
+            <w:pPr>
+              <w:rPr>
+                <w:rFonts w:ascii="Consolas" w:hAnsi="Consolas"/>
+                <w:sz w:val="17"/>
+                <w:szCs w:val="17"/>
+              </w:rPr>
+            </w:pPr>
+            <w:r>
+              <w:rPr>
+                <w:rFonts w:ascii="Consolas" w:hAnsi="Consolas"/>
+                <w:sz w:val="17"/>
+                <w:szCs w:val="17"/>
+              </w:rPr>
+              <w:t xml:space="preserve">          "TOL_PER",</w:t>
+            </w:r>
+          </w:p>
+          <w:p>
+            <w:pPr>
+              <w:rPr>
+                <w:rFonts w:ascii="Consolas" w:hAnsi="Consolas"/>
+                <w:sz w:val="17"/>
+                <w:szCs w:val="17"/>
+              </w:rPr>
+            </w:pPr>
+            <w:r>
+              <w:rPr>
+                <w:rFonts w:ascii="Consolas" w:hAnsi="Consolas"/>
+                <w:sz w:val="17"/>
+                <w:szCs w:val="17"/>
+              </w:rPr>
+              <w:t xml:space="preserve">          "SEND_SMS"</w:t>
+            </w:r>
+          </w:p>
+          <w:p>
+            <w:pPr>
+              <w:rPr>
+                <w:rFonts w:ascii="Consolas" w:hAnsi="Consolas"/>
+                <w:sz w:val="17"/>
+                <w:szCs w:val="17"/>
+              </w:rPr>
+            </w:pPr>
+            <w:r>
+              <w:rPr>
+                <w:rFonts w:ascii="Consolas" w:hAnsi="Consolas"/>
+                <w:sz w:val="17"/>
+                <w:szCs w:val="17"/>
+              </w:rPr>
+              <w:t xml:space="preserve">        ],</w:t>
+            </w:r>
+          </w:p>
+          <w:p>
+            <w:pPr>
+              <w:rPr>
+                <w:rFonts w:ascii="Consolas" w:hAnsi="Consolas"/>
+                <w:sz w:val="17"/>
+                <w:szCs w:val="17"/>
+              </w:rPr>
+            </w:pPr>
+            <w:r>
+              <w:rPr>
+                <w:rFonts w:ascii="Consolas" w:hAnsi="Consolas"/>
+                <w:sz w:val="17"/>
+                <w:szCs w:val="17"/>
+              </w:rPr>
+              <w:t xml:space="preserve">        "REGISTERS": [</w:t>
+            </w:r>
+          </w:p>
+          <w:p>
+            <w:pPr>
+              <w:rPr>
+                <w:rFonts w:ascii="Consolas" w:hAnsi="Consolas"/>
+                <w:sz w:val="17"/>
+                <w:szCs w:val="17"/>
+              </w:rPr>
+            </w:pPr>
+            <w:r>
+              <w:rPr>
+                <w:rFonts w:ascii="Consolas" w:hAnsi="Consolas"/>
+                <w:sz w:val="17"/>
+                <w:szCs w:val="17"/>
+              </w:rPr>
+              <w:t xml:space="preserve">          [</w:t>
+            </w:r>
+          </w:p>
+          <w:p>
+            <w:pPr>
+              <w:rPr>
+                <w:rFonts w:ascii="Consolas" w:hAnsi="Consolas"/>
+                <w:sz w:val="17"/>
+                <w:szCs w:val="17"/>
+              </w:rPr>
+            </w:pPr>
+            <w:r>
+              <w:rPr>
+                <w:rFonts w:ascii="Consolas" w:hAnsi="Consolas"/>
+                <w:sz w:val="17"/>
+                <w:szCs w:val="17"/>
+              </w:rPr>
+              <w:t xml:space="preserve">            0,</w:t>
+            </w:r>
+          </w:p>
+          <w:p>
+            <w:pPr>
+              <w:rPr>
+                <w:rFonts w:ascii="Consolas" w:hAnsi="Consolas"/>
+                <w:sz w:val="17"/>
+                <w:szCs w:val="17"/>
+              </w:rPr>
+            </w:pPr>
+            <w:r>
+              <w:rPr>
+                <w:rFonts w:ascii="Consolas" w:hAnsi="Consolas"/>
+                <w:sz w:val="17"/>
+                <w:szCs w:val="17"/>
+              </w:rPr>
               <w:lastRenderedPageBreak/>
-              <w:t xml:space="preserve">          "TOL_MIN",</w:t>
-            </w:r>
-          </w:p>
-          <w:p>
-            <w:pPr>
-              <w:rPr>
-                <w:rFonts w:ascii="Consolas" w:hAnsi="Consolas"/>
-                <w:sz w:val="17"/>
-                <w:szCs w:val="17"/>
-              </w:rPr>
-            </w:pPr>
-            <w:r>
-              <w:rPr>
-                <w:rFonts w:ascii="Consolas" w:hAnsi="Consolas"/>
-                <w:sz w:val="17"/>
-                <w:szCs w:val="17"/>
-              </w:rPr>
-              <w:t xml:space="preserve">          "TOL_MAX",</w:t>
-            </w:r>
-          </w:p>
-          <w:p>
-            <w:pPr>
-              <w:rPr>
-                <w:rFonts w:ascii="Consolas" w:hAnsi="Consolas"/>
-                <w:sz w:val="17"/>
-                <w:szCs w:val="17"/>
-              </w:rPr>
-            </w:pPr>
-            <w:r>
-              <w:rPr>
-                <w:rFonts w:ascii="Consolas" w:hAnsi="Consolas"/>
-                <w:sz w:val="17"/>
-                <w:szCs w:val="17"/>
-              </w:rPr>
-              <w:t xml:space="preserve">          "TOL_PER",</w:t>
-            </w:r>
-          </w:p>
-          <w:p>
-            <w:pPr>
-              <w:rPr>
-                <w:rFonts w:ascii="Consolas" w:hAnsi="Consolas"/>
-                <w:sz w:val="17"/>
-                <w:szCs w:val="17"/>
-              </w:rPr>
-            </w:pPr>
-            <w:r>
-              <w:rPr>
-                <w:rFonts w:ascii="Consolas" w:hAnsi="Consolas"/>
-                <w:sz w:val="17"/>
-                <w:szCs w:val="17"/>
-              </w:rPr>
-              <w:t xml:space="preserve">          "SEND_SMS"</w:t>
-            </w:r>
-          </w:p>
-          <w:p>
-            <w:pPr>
-              <w:rPr>
-                <w:rFonts w:ascii="Consolas" w:hAnsi="Consolas"/>
-                <w:sz w:val="17"/>
-                <w:szCs w:val="17"/>
-              </w:rPr>
-            </w:pPr>
-            <w:r>
-              <w:rPr>
-                <w:rFonts w:ascii="Consolas" w:hAnsi="Consolas"/>
-                <w:sz w:val="17"/>
-                <w:szCs w:val="17"/>
-              </w:rPr>
-              <w:t xml:space="preserve">        ],</w:t>
-            </w:r>
-          </w:p>
-          <w:p>
-            <w:pPr>
-              <w:rPr>
-                <w:rFonts w:ascii="Consolas" w:hAnsi="Consolas"/>
-                <w:sz w:val="17"/>
-                <w:szCs w:val="17"/>
-              </w:rPr>
-            </w:pPr>
-            <w:r>
-              <w:rPr>
-                <w:rFonts w:ascii="Consolas" w:hAnsi="Consolas"/>
-                <w:sz w:val="17"/>
-                <w:szCs w:val="17"/>
-              </w:rPr>
-              <w:t xml:space="preserve">        "REGISTERS": [</w:t>
-            </w:r>
-          </w:p>
-          <w:p>
-            <w:pPr>
-              <w:rPr>
-                <w:rFonts w:ascii="Consolas" w:hAnsi="Consolas"/>
-                <w:sz w:val="17"/>
-                <w:szCs w:val="17"/>
-              </w:rPr>
-            </w:pPr>
-            <w:r>
-              <w:rPr>
-                <w:rFonts w:ascii="Consolas" w:hAnsi="Consolas"/>
-                <w:sz w:val="17"/>
-                <w:szCs w:val="17"/>
-              </w:rPr>
-              <w:t xml:space="preserve">          [</w:t>
-            </w:r>
-          </w:p>
-          <w:p>
-            <w:pPr>
-              <w:rPr>
-                <w:rFonts w:ascii="Consolas" w:hAnsi="Consolas"/>
-                <w:sz w:val="17"/>
-                <w:szCs w:val="17"/>
-              </w:rPr>
-            </w:pPr>
-            <w:r>
-              <w:rPr>
-                <w:rFonts w:ascii="Consolas" w:hAnsi="Consolas"/>
-                <w:sz w:val="17"/>
-                <w:szCs w:val="17"/>
-              </w:rPr>
-              <w:t xml:space="preserve">            0,</w:t>
-            </w:r>
-          </w:p>
-          <w:p>
-            <w:pPr>
-              <w:rPr>
-                <w:rFonts w:ascii="Consolas" w:hAnsi="Consolas"/>
-                <w:sz w:val="17"/>
-                <w:szCs w:val="17"/>
-              </w:rPr>
-            </w:pPr>
-            <w:r>
-              <w:rPr>
-                <w:rFonts w:ascii="Consolas" w:hAnsi="Consolas"/>
-                <w:sz w:val="17"/>
-                <w:szCs w:val="17"/>
-              </w:rPr>
               <w:t xml:space="preserve">            "R1",</w:t>
             </w:r>
           </w:p>
@@ -42292,15 +44062,6 @@
                 <w:szCs w:val="17"/>
               </w:rPr>
             </w:pPr>
-          </w:p>
-          <w:p>
-            <w:pPr>
-              <w:rPr>
-                <w:rFonts w:ascii="Consolas" w:hAnsi="Consolas"/>
-                <w:sz w:val="17"/>
-                <w:szCs w:val="17"/>
-              </w:rPr>
-            </w:pPr>
             <w:r>
               <w:rPr>
                 <w:rFonts w:ascii="Consolas" w:hAnsi="Consolas"/>
@@ -42443,160 +44204,160 @@
                 <w:sz w:val="17"/>
                 <w:szCs w:val="17"/>
               </w:rPr>
+              <w:t xml:space="preserve">        "RESPONSE_TIMEOUT": 1000,</w:t>
+            </w:r>
+          </w:p>
+          <w:p>
+            <w:pPr>
+              <w:rPr>
+                <w:rFonts w:ascii="Consolas" w:hAnsi="Consolas"/>
+                <w:sz w:val="17"/>
+                <w:szCs w:val="17"/>
+              </w:rPr>
+            </w:pPr>
+            <w:r>
+              <w:rPr>
+                <w:rFonts w:ascii="Consolas" w:hAnsi="Consolas"/>
+                <w:sz w:val="17"/>
+                <w:szCs w:val="17"/>
+              </w:rPr>
+              <w:t xml:space="preserve">        "RETRIES": 3,</w:t>
+            </w:r>
+          </w:p>
+          <w:p>
+            <w:pPr>
+              <w:rPr>
+                <w:rFonts w:ascii="Consolas" w:hAnsi="Consolas"/>
+                <w:sz w:val="17"/>
+                <w:szCs w:val="17"/>
+              </w:rPr>
+            </w:pPr>
+            <w:r>
+              <w:rPr>
+                <w:rFonts w:ascii="Consolas" w:hAnsi="Consolas"/>
+                <w:sz w:val="17"/>
+                <w:szCs w:val="17"/>
+              </w:rPr>
+              <w:t xml:space="preserve">        "POLL_FAULTY_COUNT": 5,</w:t>
+            </w:r>
+          </w:p>
+          <w:p>
+            <w:pPr>
+              <w:rPr>
+                <w:rFonts w:ascii="Consolas" w:hAnsi="Consolas"/>
+                <w:sz w:val="17"/>
+                <w:szCs w:val="17"/>
+              </w:rPr>
+            </w:pPr>
+            <w:r>
+              <w:rPr>
+                <w:rFonts w:ascii="Consolas" w:hAnsi="Consolas"/>
+                <w:sz w:val="17"/>
+                <w:szCs w:val="17"/>
+              </w:rPr>
+              <w:t xml:space="preserve">        "INTER_FRAME_DELAY": 10,</w:t>
+            </w:r>
+          </w:p>
+          <w:p>
+            <w:pPr>
+              <w:rPr>
+                <w:rFonts w:ascii="Consolas" w:hAnsi="Consolas"/>
+                <w:sz w:val="17"/>
+                <w:szCs w:val="17"/>
+              </w:rPr>
+            </w:pPr>
+            <w:r>
+              <w:rPr>
+                <w:rFonts w:ascii="Consolas" w:hAnsi="Consolas"/>
+                <w:sz w:val="17"/>
+                <w:szCs w:val="17"/>
+              </w:rPr>
+              <w:t xml:space="preserve">        "REGISTER_FIELDS": [</w:t>
+            </w:r>
+          </w:p>
+          <w:p>
+            <w:pPr>
+              <w:rPr>
+                <w:rFonts w:ascii="Consolas" w:hAnsi="Consolas"/>
+                <w:sz w:val="17"/>
+                <w:szCs w:val="17"/>
+              </w:rPr>
+            </w:pPr>
+            <w:r>
+              <w:rPr>
+                <w:rFonts w:ascii="Consolas" w:hAnsi="Consolas"/>
+                <w:sz w:val="17"/>
+                <w:szCs w:val="17"/>
+              </w:rPr>
+              <w:t xml:space="preserve">          "REGISTER_NO",</w:t>
+            </w:r>
+          </w:p>
+          <w:p>
+            <w:pPr>
+              <w:rPr>
+                <w:rFonts w:ascii="Consolas" w:hAnsi="Consolas"/>
+                <w:sz w:val="17"/>
+                <w:szCs w:val="17"/>
+              </w:rPr>
+            </w:pPr>
+            <w:r>
+              <w:rPr>
+                <w:rFonts w:ascii="Consolas" w:hAnsi="Consolas"/>
+                <w:sz w:val="17"/>
+                <w:szCs w:val="17"/>
+              </w:rPr>
+              <w:t xml:space="preserve">          "NAME",</w:t>
+            </w:r>
+          </w:p>
+          <w:p>
+            <w:pPr>
+              <w:rPr>
+                <w:rFonts w:ascii="Consolas" w:hAnsi="Consolas"/>
+                <w:sz w:val="17"/>
+                <w:szCs w:val="17"/>
+              </w:rPr>
+            </w:pPr>
+            <w:r>
+              <w:rPr>
+                <w:rFonts w:ascii="Consolas" w:hAnsi="Consolas"/>
+                <w:sz w:val="17"/>
+                <w:szCs w:val="17"/>
+              </w:rPr>
+              <w:t xml:space="preserve">          "ADDRESS",</w:t>
+            </w:r>
+          </w:p>
+          <w:p>
+            <w:pPr>
+              <w:rPr>
+                <w:rFonts w:ascii="Consolas" w:hAnsi="Consolas"/>
+                <w:sz w:val="17"/>
+                <w:szCs w:val="17"/>
+              </w:rPr>
+            </w:pPr>
+            <w:r>
+              <w:rPr>
+                <w:rFonts w:ascii="Consolas" w:hAnsi="Consolas"/>
+                <w:sz w:val="17"/>
+                <w:szCs w:val="17"/>
+              </w:rPr>
+              <w:t xml:space="preserve">          "FUNCTION",</w:t>
+            </w:r>
+          </w:p>
+          <w:p>
+            <w:pPr>
+              <w:rPr>
+                <w:rFonts w:ascii="Consolas" w:hAnsi="Consolas"/>
+                <w:sz w:val="17"/>
+                <w:szCs w:val="17"/>
+              </w:rPr>
+            </w:pPr>
+            <w:r>
+              <w:rPr>
+                <w:rFonts w:ascii="Consolas" w:hAnsi="Consolas"/>
+                <w:sz w:val="17"/>
+                <w:szCs w:val="17"/>
+              </w:rPr>
               <w:lastRenderedPageBreak/>
-              <w:t xml:space="preserve">        "RESPONSE_TIMEOUT": 1000,</w:t>
-            </w:r>
-          </w:p>
-          <w:p>
-            <w:pPr>
-              <w:rPr>
-                <w:rFonts w:ascii="Consolas" w:hAnsi="Consolas"/>
-                <w:sz w:val="17"/>
-                <w:szCs w:val="17"/>
-              </w:rPr>
-            </w:pPr>
-            <w:r>
-              <w:rPr>
-                <w:rFonts w:ascii="Consolas" w:hAnsi="Consolas"/>
-                <w:sz w:val="17"/>
-                <w:szCs w:val="17"/>
-              </w:rPr>
-              <w:t xml:space="preserve">        "RETRIES": 3,</w:t>
-            </w:r>
-          </w:p>
-          <w:p>
-            <w:pPr>
-              <w:rPr>
-                <w:rFonts w:ascii="Consolas" w:hAnsi="Consolas"/>
-                <w:sz w:val="17"/>
-                <w:szCs w:val="17"/>
-              </w:rPr>
-            </w:pPr>
-            <w:r>
-              <w:rPr>
-                <w:rFonts w:ascii="Consolas" w:hAnsi="Consolas"/>
-                <w:sz w:val="17"/>
-                <w:szCs w:val="17"/>
-              </w:rPr>
-              <w:t xml:space="preserve">        "POLL_FAULTY_COUNT": 5,</w:t>
-            </w:r>
-          </w:p>
-          <w:p>
-            <w:pPr>
-              <w:rPr>
-                <w:rFonts w:ascii="Consolas" w:hAnsi="Consolas"/>
-                <w:sz w:val="17"/>
-                <w:szCs w:val="17"/>
-              </w:rPr>
-            </w:pPr>
-            <w:r>
-              <w:rPr>
-                <w:rFonts w:ascii="Consolas" w:hAnsi="Consolas"/>
-                <w:sz w:val="17"/>
-                <w:szCs w:val="17"/>
-              </w:rPr>
-              <w:t xml:space="preserve">        "INTER_FRAME_DELAY": 10,</w:t>
-            </w:r>
-          </w:p>
-          <w:p>
-            <w:pPr>
-              <w:rPr>
-                <w:rFonts w:ascii="Consolas" w:hAnsi="Consolas"/>
-                <w:sz w:val="17"/>
-                <w:szCs w:val="17"/>
-              </w:rPr>
-            </w:pPr>
-            <w:r>
-              <w:rPr>
-                <w:rFonts w:ascii="Consolas" w:hAnsi="Consolas"/>
-                <w:sz w:val="17"/>
-                <w:szCs w:val="17"/>
-              </w:rPr>
-              <w:t xml:space="preserve">        "REGISTER_FIELDS": [</w:t>
-            </w:r>
-          </w:p>
-          <w:p>
-            <w:pPr>
-              <w:rPr>
-                <w:rFonts w:ascii="Consolas" w:hAnsi="Consolas"/>
-                <w:sz w:val="17"/>
-                <w:szCs w:val="17"/>
-              </w:rPr>
-            </w:pPr>
-            <w:r>
-              <w:rPr>
-                <w:rFonts w:ascii="Consolas" w:hAnsi="Consolas"/>
-                <w:sz w:val="17"/>
-                <w:szCs w:val="17"/>
-              </w:rPr>
-              <w:t xml:space="preserve">          "REGISTER_NO",</w:t>
-            </w:r>
-          </w:p>
-          <w:p>
-            <w:pPr>
-              <w:rPr>
-                <w:rFonts w:ascii="Consolas" w:hAnsi="Consolas"/>
-                <w:sz w:val="17"/>
-                <w:szCs w:val="17"/>
-              </w:rPr>
-            </w:pPr>
-            <w:r>
-              <w:rPr>
-                <w:rFonts w:ascii="Consolas" w:hAnsi="Consolas"/>
-                <w:sz w:val="17"/>
-                <w:szCs w:val="17"/>
-              </w:rPr>
-              <w:t xml:space="preserve">          "NAME",</w:t>
-            </w:r>
-          </w:p>
-          <w:p>
-            <w:pPr>
-              <w:rPr>
-                <w:rFonts w:ascii="Consolas" w:hAnsi="Consolas"/>
-                <w:sz w:val="17"/>
-                <w:szCs w:val="17"/>
-              </w:rPr>
-            </w:pPr>
-            <w:r>
-              <w:rPr>
-                <w:rFonts w:ascii="Consolas" w:hAnsi="Consolas"/>
-                <w:sz w:val="17"/>
-                <w:szCs w:val="17"/>
-              </w:rPr>
-              <w:t xml:space="preserve">          "ADDRESS",</w:t>
-            </w:r>
-          </w:p>
-          <w:p>
-            <w:pPr>
-              <w:rPr>
-                <w:rFonts w:ascii="Consolas" w:hAnsi="Consolas"/>
-                <w:sz w:val="17"/>
-                <w:szCs w:val="17"/>
-              </w:rPr>
-            </w:pPr>
-            <w:r>
-              <w:rPr>
-                <w:rFonts w:ascii="Consolas" w:hAnsi="Consolas"/>
-                <w:sz w:val="17"/>
-                <w:szCs w:val="17"/>
-              </w:rPr>
-              <w:t xml:space="preserve">          "FUNCTION",</w:t>
-            </w:r>
-          </w:p>
-          <w:p>
-            <w:pPr>
-              <w:rPr>
-                <w:rFonts w:ascii="Consolas" w:hAnsi="Consolas"/>
-                <w:sz w:val="17"/>
-                <w:szCs w:val="17"/>
-              </w:rPr>
-            </w:pPr>
-            <w:r>
-              <w:rPr>
-                <w:rFonts w:ascii="Consolas" w:hAnsi="Consolas"/>
-                <w:sz w:val="17"/>
-                <w:szCs w:val="17"/>
-              </w:rPr>
               <w:t xml:space="preserve">          "DATA_TYPE",</w:t>
             </w:r>
           </w:p>
@@ -43657,7 +45418,6 @@
                 <w:sz w:val="17"/>
                 <w:szCs w:val="17"/>
               </w:rPr>
-              <w:lastRenderedPageBreak/>
               <w:t xml:space="preserve">   </w:t>
             </w:r>
             <w:r>
@@ -43683,17 +45443,8 @@
                 <w:sz w:val="17"/>
                 <w:szCs w:val="17"/>
               </w:rPr>
-              <w:t xml:space="preserve">    "CMD_MSG": "SUCCESS"</w:t>
-            </w:r>
-          </w:p>
-          <w:p>
-            <w:pPr>
-              <w:rPr>
-                <w:rFonts w:ascii="Consolas" w:hAnsi="Consolas"/>
-                <w:sz w:val="17"/>
-                <w:szCs w:val="17"/>
-              </w:rPr>
-            </w:pPr>
+              <w:t xml:space="preserve">   "CMD_MSG": "SUCCESS"</w:t>
+            </w:r>
             <w:r>
               <w:rPr>
                 <w:rFonts w:ascii="Consolas" w:hAnsi="Consolas"/>
@@ -43781,6 +45532,14 @@
                 <w:szCs w:val="17"/>
               </w:rPr>
               <w:br/>
+            </w:r>
+            <w:r>
+              <w:rPr>
+                <w:rFonts w:ascii="Consolas" w:hAnsi="Consolas"/>
+                <w:sz w:val="17"/>
+                <w:szCs w:val="17"/>
+              </w:rPr>
+              <w:lastRenderedPageBreak/>
               <w:t>     </w:t>
             </w:r>
             <w:r>
@@ -44500,7 +46259,6 @@
                 <w:sz w:val="17"/>
                 <w:szCs w:val="17"/>
               </w:rPr>
-              <w:lastRenderedPageBreak/>
               <w:t xml:space="preserve">        "DCU": "</w:t>
             </w:r>
             <w:r>
@@ -44685,6 +46443,7 @@
                 <w:sz w:val="17"/>
                 <w:szCs w:val="17"/>
               </w:rPr>
+              <w:lastRenderedPageBreak/>
               <w:t>{</w:t>
             </w:r>
             <w:r>
@@ -44899,15 +46658,6 @@
               </w:rPr>
               <w:t>"CMD_MSG": "SUCCESS"</w:t>
             </w:r>
-          </w:p>
-          <w:p>
-            <w:pPr>
-              <w:rPr>
-                <w:rFonts w:ascii="Consolas" w:hAnsi="Consolas"/>
-                <w:sz w:val="17"/>
-                <w:szCs w:val="17"/>
-              </w:rPr>
-            </w:pPr>
             <w:r>
               <w:rPr>
                 <w:rFonts w:ascii="Consolas" w:hAnsi="Consolas"/>
@@ -45586,7 +47336,6 @@
                 <w:sz w:val="17"/>
                 <w:szCs w:val="17"/>
               </w:rPr>
-              <w:lastRenderedPageBreak/>
               <w:t xml:space="preserve">    "DCU": "123456789",</w:t>
             </w:r>
           </w:p>
@@ -45678,6 +47427,11 @@
         </w:tc>
       </w:tr>
     </w:tbl>
+    <w:p>
+      <w:pPr>
+        <w:spacing w:after="120" w:line="276" w:lineRule="auto"/>
+      </w:pPr>
+    </w:p>
     <w:p>
       <w:pPr>
         <w:spacing w:after="120" w:line="276" w:lineRule="auto"/>
@@ -45700,6 +47454,7 @@
           <w:sz w:val="20"/>
           <w:szCs w:val="20"/>
         </w:rPr>
+        <w:lastRenderedPageBreak/>
         <w:t>FAILURE REPLY:</w:t>
       </w:r>
       <w:r>
@@ -47275,7 +49030,6 @@
                 <w:sz w:val="17"/>
                 <w:szCs w:val="17"/>
               </w:rPr>
-              <w:lastRenderedPageBreak/>
               <w:t xml:space="preserve">    "FIELDS": ["ADDRESS", "NAME", "TYPE", "VALUE"],</w:t>
             </w:r>
           </w:p>
@@ -47544,6 +49298,7 @@
                 <w:sz w:val="17"/>
                 <w:szCs w:val="17"/>
               </w:rPr>
+              <w:lastRenderedPageBreak/>
               <w:t xml:space="preserve">        ]</w:t>
             </w:r>
           </w:p>
@@ -47951,7 +49706,35 @@
                 <w:sz w:val="19"/>
                 <w:szCs w:val="19"/>
               </w:rPr>
-              <w:t>Application-level receipt: “I received SEQ_NUM and it parsed.” Sent immediately on receipt, before processing.</w:t>
+              <w:t xml:space="preserve">Application-level receipt: </w:t>
+            </w:r>
+            <w:r>
+              <w:rPr>
+                <w:sz w:val="19"/>
+                <w:szCs w:val="19"/>
+              </w:rPr>
+              <w:t>"</w:t>
+            </w:r>
+            <w:r>
+              <w:rPr>
+                <w:sz w:val="19"/>
+                <w:szCs w:val="19"/>
+              </w:rPr>
+              <w:t>I received SEQ_NUM and it parsed.</w:t>
+            </w:r>
+            <w:r>
+              <w:rPr>
+                <w:sz w:val="19"/>
+                <w:szCs w:val="19"/>
+              </w:rPr>
+              <w:t>"</w:t>
+            </w:r>
+            <w:r>
+              <w:rPr>
+                <w:sz w:val="19"/>
+                <w:szCs w:val="19"/>
+              </w:rPr>
+              <w:t xml:space="preserve"> Sent immediately on receipt, before processing.</w:t>
             </w:r>
           </w:p>
         </w:tc>
@@ -48095,7 +49878,7 @@
                     </pic:cNvPicPr>
                   </pic:nvPicPr>
                   <pic:blipFill>
-                    <a:blip r:embed="rId11"/>
+                    <a:blip r:embed="rId12"/>
                     <a:srcRect/>
                     <a:stretch>
                       <a:fillRect/>
@@ -48161,7 +49944,7 @@
                     </pic:cNvPicPr>
                   </pic:nvPicPr>
                   <pic:blipFill>
-                    <a:blip r:embed="rId12"/>
+                    <a:blip r:embed="rId13"/>
                     <a:srcRect/>
                     <a:stretch>
                       <a:fillRect/>
@@ -48314,7 +50097,7 @@
                     </pic:cNvPicPr>
                   </pic:nvPicPr>
                   <pic:blipFill>
-                    <a:blip r:embed="rId13"/>
+                    <a:blip r:embed="rId14"/>
                     <a:srcRect/>
                     <a:stretch>
                       <a:fillRect/>
@@ -53655,8 +55438,8 @@
       </w:r>
     </w:p>
     <w:sectPr>
-      <w:headerReference w:type="default" r:id="rId14"/>
-      <w:footerReference w:type="default" r:id="rId15"/>
+      <w:headerReference w:type="default" r:id="rId15"/>
+      <w:footerReference w:type="default" r:id="rId16"/>
       <w:pgSz w:w="12240" w:h="15840"/>
       <w:pgMar w:top="1300" w:right="1440" w:bottom="1300" w:left="1440" w:header="708" w:footer="708" w:gutter="0"/>
       <w:cols w:space="720"/>
@@ -53745,7 +55528,7 @@
         <w:sz w:val="16"/>
         <w:szCs w:val="16"/>
       </w:rPr>
-      <w:t>17</w:t>
+      <w:t>15</w:t>
     </w:r>
     <w:r>
       <w:rPr>
@@ -55253,4 +57036,16 @@
     </a:ext>
   </a:extLst>
 </a:theme>
+</file>
+
+<file path=customXml/item1.xml><?xml version="1.0" encoding="utf-8"?>
+<b:Sources xmlns:b="http://schemas.openxmlformats.org/officeDocument/2006/bibliography" xmlns="http://schemas.openxmlformats.org/officeDocument/2006/bibliography" SelectedStyle="\APASixthEditionOfficeOnline.xsl" StyleName="APA" Version="6"/>
+</file>
+
+<file path=customXml/itemProps1.xml><?xml version="1.0" encoding="utf-8"?>
+<ds:datastoreItem xmlns:ds="http://schemas.openxmlformats.org/officeDocument/2006/customXml" ds:itemID="{30FD5C9C-6241-4D43-B2CD-0AE4DFC31FEF}">
+  <ds:schemaRefs>
+    <ds:schemaRef ds:uri="http://schemas.openxmlformats.org/officeDocument/2006/bibliography"/>
+  </ds:schemaRefs>
+</ds:datastoreItem>
 </file>
--- a/Documentation/DCU_MDAS_MQTT_Message_Formats._01_August_2026.docx
+++ b/Documentation/DCU_MDAS_MQTT_Message_Formats._01_August_2026.docx
@@ -412,6 +412,7 @@
         <w:alias w:val="Table of Contents"/>
         <w:id w:val="1011261586"/>
       </w:sdtPr>
+      <w:sdtEndPr/>
       <w:sdtContent>
         <w:p>
           <w:pPr>
@@ -18396,21 +18397,183 @@
             </w:tcBorders>
             <w:shd w:val="clear" w:color="auto" w:fill="F4F6F8"/>
             <w:tcMar>
-              <w:top w:w="60" w:type="dxa"/>
+              <w:top w:w="0" w:type="dxa"/>
               <w:left w:w="160" w:type="dxa"/>
-              <w:bottom w:w="0" w:type="dxa"/>
-              <w:right w:w="120" w:type="dxa"/>
-            </w:tcMar>
-          </w:tcPr>
-          <w:p>
-            <w:r>
-              <w:rPr>
-                <w:rFonts w:ascii="Consolas" w:eastAsia="Consolas" w:hAnsi="Consolas" w:cs="Consolas"/>
-                <w:color w:val="243140"/>
+              <w:bottom w:w="60" w:type="dxa"/>
+              <w:right w:w="120" w:type="dxa"/>
+            </w:tcMar>
+          </w:tcPr>
+          <w:p>
+            <w:pPr>
+              <w:rPr>
+                <w:rFonts w:ascii="Consolas" w:hAnsi="Consolas"/>
+                <w:sz w:val="17"/>
+                <w:szCs w:val="17"/>
+              </w:rPr>
+            </w:pPr>
+            <w:r>
+              <w:rPr>
+                <w:rFonts w:ascii="Consolas" w:hAnsi="Consolas"/>
                 <w:sz w:val="17"/>
                 <w:szCs w:val="17"/>
               </w:rPr>
               <w:t>{</w:t>
+            </w:r>
+            <w:r>
+              <w:rPr>
+                <w:rFonts w:ascii="Consolas" w:hAnsi="Consolas"/>
+                <w:sz w:val="17"/>
+                <w:szCs w:val="17"/>
+              </w:rPr>
+              <w:br/>
+              <w:t>  "TYPE": "command",</w:t>
+            </w:r>
+            <w:r>
+              <w:rPr>
+                <w:rFonts w:ascii="Consolas" w:hAnsi="Consolas"/>
+                <w:sz w:val="17"/>
+                <w:szCs w:val="17"/>
+              </w:rPr>
+              <w:br/>
+              <w:t>  "SEQ_NUM": "1001",</w:t>
+            </w:r>
+            <w:r>
+              <w:rPr>
+                <w:rFonts w:ascii="Consolas" w:hAnsi="Consolas"/>
+                <w:sz w:val="17"/>
+                <w:szCs w:val="17"/>
+              </w:rPr>
+              <w:br/>
+              <w:t>  "COMMAND_TYPE": "</w:t>
+            </w:r>
+            <w:proofErr w:type="spellStart"/>
+            <w:r>
+              <w:rPr>
+                <w:rFonts w:ascii="Consolas" w:hAnsi="Consolas"/>
+                <w:sz w:val="17"/>
+                <w:szCs w:val="17"/>
+              </w:rPr>
+              <w:t>FetchDay</w:t>
+            </w:r>
+            <w:proofErr w:type="spellEnd"/>
+            <w:r>
+              <w:rPr>
+                <w:rFonts w:ascii="Consolas" w:hAnsi="Consolas"/>
+                <w:sz w:val="17"/>
+                <w:szCs w:val="17"/>
+              </w:rPr>
+              <w:t>",</w:t>
+            </w:r>
+            <w:r>
+              <w:rPr>
+                <w:rFonts w:ascii="Consolas" w:hAnsi="Consolas"/>
+                <w:sz w:val="17"/>
+                <w:szCs w:val="17"/>
+              </w:rPr>
+              <w:br/>
+              <w:t>  "DATA_TYPE": "BILLING",</w:t>
+            </w:r>
+            <w:r>
+              <w:rPr>
+                <w:rFonts w:ascii="Consolas" w:hAnsi="Consolas"/>
+                <w:sz w:val="17"/>
+                <w:szCs w:val="17"/>
+              </w:rPr>
+              <w:br/>
+              <w:t>  "DATA": {</w:t>
+            </w:r>
+            <w:r>
+              <w:rPr>
+                <w:rFonts w:ascii="Consolas" w:hAnsi="Consolas"/>
+                <w:sz w:val="17"/>
+                <w:szCs w:val="17"/>
+              </w:rPr>
+              <w:br/>
+              <w:t>     "DCU": "123456789",</w:t>
+            </w:r>
+            <w:r>
+              <w:rPr>
+                <w:rFonts w:ascii="Consolas" w:hAnsi="Consolas"/>
+                <w:sz w:val="17"/>
+                <w:szCs w:val="17"/>
+              </w:rPr>
+              <w:br/>
+              <w:t>    "METER": "3010216",</w:t>
+            </w:r>
+            <w:r>
+              <w:rPr>
+                <w:rFonts w:ascii="Consolas" w:hAnsi="Consolas"/>
+                <w:sz w:val="17"/>
+                <w:szCs w:val="17"/>
+              </w:rPr>
+              <w:br/>
+              <w:t>    "DATE": "11-06-2026",</w:t>
+            </w:r>
+            <w:r>
+              <w:rPr>
+                <w:rFonts w:ascii="Consolas" w:hAnsi="Consolas"/>
+                <w:sz w:val="17"/>
+                <w:szCs w:val="17"/>
+              </w:rPr>
+              <w:br/>
+            </w:r>
+            <w:r>
+              <w:rPr>
+                <w:rFonts w:ascii="Consolas" w:hAnsi="Consolas"/>
+                <w:sz w:val="17"/>
+                <w:szCs w:val="17"/>
+              </w:rPr>
+              <w:t> </w:t>
+            </w:r>
+            <w:r>
+              <w:rPr>
+                <w:rFonts w:ascii="Consolas" w:hAnsi="Consolas"/>
+                <w:sz w:val="17"/>
+                <w:szCs w:val="17"/>
+              </w:rPr>
+              <w:t> </w:t>
+            </w:r>
+            <w:r>
+              <w:rPr>
+                <w:rFonts w:ascii="Consolas" w:hAnsi="Consolas"/>
+                <w:sz w:val="17"/>
+                <w:szCs w:val="17"/>
+              </w:rPr>
+              <w:t xml:space="preserve">  </w:t>
+            </w:r>
+            <w:r>
+              <w:rPr>
+                <w:rFonts w:ascii="Consolas" w:hAnsi="Consolas"/>
+                <w:sz w:val="17"/>
+                <w:szCs w:val="17"/>
+              </w:rPr>
+              <w:t>"EVENT_CATEGORY": "2"  [ "1" to "6" for particular category or "all" ]</w:t>
+            </w:r>
+            <w:r>
+              <w:rPr>
+                <w:rFonts w:ascii="Consolas" w:hAnsi="Consolas"/>
+                <w:sz w:val="17"/>
+                <w:szCs w:val="17"/>
+              </w:rPr>
+              <w:br/>
+            </w:r>
+            <w:r>
+              <w:rPr>
+                <w:rFonts w:ascii="Consolas" w:hAnsi="Consolas"/>
+                <w:sz w:val="17"/>
+                <w:szCs w:val="17"/>
+              </w:rPr>
+              <w:lastRenderedPageBreak/>
+              <w:t>  }</w:t>
+            </w:r>
+            <w:r>
+              <w:rPr>
+                <w:rFonts w:ascii="Consolas" w:hAnsi="Consolas"/>
+                <w:sz w:val="17"/>
+                <w:szCs w:val="17"/>
+              </w:rPr>
+              <w:br/>
+              <w:t>}</w:t>
             </w:r>
           </w:p>
         </w:tc>
@@ -18429,347 +18592,18 @@
             <w:tcMar>
               <w:top w:w="0" w:type="dxa"/>
               <w:left w:w="160" w:type="dxa"/>
-              <w:bottom w:w="0" w:type="dxa"/>
-              <w:right w:w="120" w:type="dxa"/>
-            </w:tcMar>
-          </w:tcPr>
-          <w:p>
-            <w:r>
-              <w:rPr>
-                <w:rFonts w:ascii="Consolas" w:eastAsia="Consolas" w:hAnsi="Consolas" w:cs="Consolas"/>
-                <w:color w:val="243140"/>
-                <w:sz w:val="17"/>
-                <w:szCs w:val="17"/>
-              </w:rPr>
-              <w:t xml:space="preserve">  "TYPE": "command",</w:t>
-            </w:r>
-          </w:p>
-        </w:tc>
-      </w:tr>
-      <w:tr>
-        <w:tc>
-          <w:tcPr>
-            <w:tcW w:w="9360" w:type="dxa"/>
-            <w:tcBorders>
-              <w:top w:val="none" w:sz="0" w:space="0" w:color="FFFFFF"/>
-              <w:left w:val="none" w:sz="0" w:space="0" w:color="FFFFFF"/>
-              <w:bottom w:val="none" w:sz="0" w:space="0" w:color="FFFFFF"/>
-              <w:right w:val="none" w:sz="0" w:space="0" w:color="FFFFFF"/>
-            </w:tcBorders>
-            <w:shd w:val="clear" w:color="auto" w:fill="F4F6F8"/>
-            <w:tcMar>
-              <w:top w:w="0" w:type="dxa"/>
-              <w:left w:w="160" w:type="dxa"/>
-              <w:bottom w:w="0" w:type="dxa"/>
-              <w:right w:w="120" w:type="dxa"/>
-            </w:tcMar>
-          </w:tcPr>
-          <w:p>
-            <w:r>
-              <w:rPr>
-                <w:rFonts w:ascii="Consolas" w:eastAsia="Consolas" w:hAnsi="Consolas" w:cs="Consolas"/>
-                <w:color w:val="243140"/>
-                <w:sz w:val="17"/>
-                <w:szCs w:val="17"/>
-              </w:rPr>
-              <w:t xml:space="preserve">  "SEQ_NUM": "1002",</w:t>
-            </w:r>
-          </w:p>
-        </w:tc>
-      </w:tr>
-      <w:tr>
-        <w:tc>
-          <w:tcPr>
-            <w:tcW w:w="9360" w:type="dxa"/>
-            <w:tcBorders>
-              <w:top w:val="none" w:sz="0" w:space="0" w:color="FFFFFF"/>
-              <w:left w:val="none" w:sz="0" w:space="0" w:color="FFFFFF"/>
-              <w:bottom w:val="none" w:sz="0" w:space="0" w:color="FFFFFF"/>
-              <w:right w:val="none" w:sz="0" w:space="0" w:color="FFFFFF"/>
-            </w:tcBorders>
-            <w:shd w:val="clear" w:color="auto" w:fill="F4F6F8"/>
-            <w:tcMar>
-              <w:top w:w="0" w:type="dxa"/>
-              <w:left w:w="160" w:type="dxa"/>
-              <w:bottom w:w="0" w:type="dxa"/>
-              <w:right w:w="120" w:type="dxa"/>
-            </w:tcMar>
-          </w:tcPr>
-          <w:p>
-            <w:r>
-              <w:rPr>
-                <w:rFonts w:ascii="Consolas" w:eastAsia="Consolas" w:hAnsi="Consolas" w:cs="Consolas"/>
-                <w:color w:val="243140"/>
-                <w:sz w:val="17"/>
-                <w:szCs w:val="17"/>
-              </w:rPr>
-              <w:t xml:space="preserve">  "COMMAND_TYPE": "</w:t>
-            </w:r>
-            <w:proofErr w:type="spellStart"/>
-            <w:r>
-              <w:rPr>
-                <w:rFonts w:ascii="Consolas" w:eastAsia="Consolas" w:hAnsi="Consolas" w:cs="Consolas"/>
-                <w:color w:val="243140"/>
-                <w:sz w:val="17"/>
-                <w:szCs w:val="17"/>
-              </w:rPr>
-              <w:t>FetchDay</w:t>
-            </w:r>
-            <w:proofErr w:type="spellEnd"/>
-            <w:r>
-              <w:rPr>
-                <w:rFonts w:ascii="Consolas" w:eastAsia="Consolas" w:hAnsi="Consolas" w:cs="Consolas"/>
-                <w:color w:val="243140"/>
-                <w:sz w:val="17"/>
-                <w:szCs w:val="17"/>
-              </w:rPr>
-              <w:t>",</w:t>
-            </w:r>
-          </w:p>
-        </w:tc>
-      </w:tr>
-      <w:tr>
-        <w:tc>
-          <w:tcPr>
-            <w:tcW w:w="9360" w:type="dxa"/>
-            <w:tcBorders>
-              <w:top w:val="none" w:sz="0" w:space="0" w:color="FFFFFF"/>
-              <w:left w:val="none" w:sz="0" w:space="0" w:color="FFFFFF"/>
-              <w:bottom w:val="none" w:sz="0" w:space="0" w:color="FFFFFF"/>
-              <w:right w:val="none" w:sz="0" w:space="0" w:color="FFFFFF"/>
-            </w:tcBorders>
-            <w:shd w:val="clear" w:color="auto" w:fill="F4F6F8"/>
-            <w:tcMar>
-              <w:top w:w="0" w:type="dxa"/>
-              <w:left w:w="160" w:type="dxa"/>
-              <w:bottom w:w="0" w:type="dxa"/>
-              <w:right w:w="120" w:type="dxa"/>
-            </w:tcMar>
-          </w:tcPr>
-          <w:p>
-            <w:r>
-              <w:rPr>
-                <w:rFonts w:ascii="Consolas" w:eastAsia="Consolas" w:hAnsi="Consolas" w:cs="Consolas"/>
-                <w:color w:val="243140"/>
-                <w:sz w:val="17"/>
-                <w:szCs w:val="17"/>
-              </w:rPr>
-              <w:t xml:space="preserve">  "DATA_TYPE": "</w:t>
-            </w:r>
-            <w:r>
-              <w:rPr>
-                <w:rFonts w:ascii="Consolas" w:eastAsia="Consolas" w:hAnsi="Consolas" w:cs="Consolas"/>
-                <w:color w:val="243140"/>
-                <w:sz w:val="17"/>
-                <w:szCs w:val="17"/>
-              </w:rPr>
-              <w:t>BLOCK</w:t>
-            </w:r>
-            <w:r>
-              <w:rPr>
-                <w:rFonts w:ascii="Consolas" w:eastAsia="Consolas" w:hAnsi="Consolas" w:cs="Consolas"/>
-                <w:color w:val="243140"/>
-                <w:sz w:val="17"/>
-                <w:szCs w:val="17"/>
-              </w:rPr>
-              <w:t>",</w:t>
-            </w:r>
-          </w:p>
-        </w:tc>
-      </w:tr>
-      <w:tr>
-        <w:tc>
-          <w:tcPr>
-            <w:tcW w:w="9360" w:type="dxa"/>
-            <w:tcBorders>
-              <w:top w:val="none" w:sz="0" w:space="0" w:color="FFFFFF"/>
-              <w:left w:val="none" w:sz="0" w:space="0" w:color="FFFFFF"/>
-              <w:bottom w:val="none" w:sz="0" w:space="0" w:color="FFFFFF"/>
-              <w:right w:val="none" w:sz="0" w:space="0" w:color="FFFFFF"/>
-            </w:tcBorders>
-            <w:shd w:val="clear" w:color="auto" w:fill="F4F6F8"/>
-            <w:tcMar>
-              <w:top w:w="0" w:type="dxa"/>
-              <w:left w:w="160" w:type="dxa"/>
-              <w:bottom w:w="0" w:type="dxa"/>
-              <w:right w:w="120" w:type="dxa"/>
-            </w:tcMar>
-          </w:tcPr>
-          <w:p>
-            <w:r>
-              <w:rPr>
-                <w:rFonts w:ascii="Consolas" w:eastAsia="Consolas" w:hAnsi="Consolas" w:cs="Consolas"/>
-                <w:color w:val="243140"/>
-                <w:sz w:val="17"/>
-                <w:szCs w:val="17"/>
-              </w:rPr>
-              <w:t xml:space="preserve">  "DATA": {</w:t>
-            </w:r>
-          </w:p>
-        </w:tc>
-      </w:tr>
-      <w:tr>
-        <w:tc>
-          <w:tcPr>
-            <w:tcW w:w="9360" w:type="dxa"/>
-            <w:tcBorders>
-              <w:top w:val="none" w:sz="0" w:space="0" w:color="FFFFFF"/>
-              <w:left w:val="none" w:sz="0" w:space="0" w:color="FFFFFF"/>
-              <w:bottom w:val="none" w:sz="0" w:space="0" w:color="FFFFFF"/>
-              <w:right w:val="none" w:sz="0" w:space="0" w:color="FFFFFF"/>
-            </w:tcBorders>
-            <w:shd w:val="clear" w:color="auto" w:fill="F4F6F8"/>
-            <w:tcMar>
-              <w:top w:w="0" w:type="dxa"/>
-              <w:left w:w="160" w:type="dxa"/>
-              <w:bottom w:w="0" w:type="dxa"/>
-              <w:right w:w="120" w:type="dxa"/>
-            </w:tcMar>
-          </w:tcPr>
-          <w:p>
-            <w:r>
-              <w:rPr>
-                <w:rFonts w:ascii="Consolas" w:eastAsia="Consolas" w:hAnsi="Consolas" w:cs="Consolas"/>
-                <w:color w:val="243140"/>
-                <w:sz w:val="17"/>
-                <w:szCs w:val="17"/>
-              </w:rPr>
-              <w:t xml:space="preserve">    "DCU": "10132ED5",</w:t>
-            </w:r>
-          </w:p>
-        </w:tc>
-      </w:tr>
-      <w:tr>
-        <w:tc>
-          <w:tcPr>
-            <w:tcW w:w="9360" w:type="dxa"/>
-            <w:tcBorders>
-              <w:top w:val="none" w:sz="0" w:space="0" w:color="FFFFFF"/>
-              <w:left w:val="none" w:sz="0" w:space="0" w:color="FFFFFF"/>
-              <w:bottom w:val="none" w:sz="0" w:space="0" w:color="FFFFFF"/>
-              <w:right w:val="none" w:sz="0" w:space="0" w:color="FFFFFF"/>
-            </w:tcBorders>
-            <w:shd w:val="clear" w:color="auto" w:fill="F4F6F8"/>
-            <w:tcMar>
-              <w:top w:w="0" w:type="dxa"/>
-              <w:left w:w="160" w:type="dxa"/>
-              <w:bottom w:w="0" w:type="dxa"/>
-              <w:right w:w="120" w:type="dxa"/>
-            </w:tcMar>
-          </w:tcPr>
-          <w:p>
-            <w:r>
-              <w:rPr>
-                <w:rFonts w:ascii="Consolas" w:eastAsia="Consolas" w:hAnsi="Consolas" w:cs="Consolas"/>
-                <w:color w:val="243140"/>
-                <w:sz w:val="17"/>
-                <w:szCs w:val="17"/>
-              </w:rPr>
-              <w:t xml:space="preserve">    "METER": "M1_METER",</w:t>
-            </w:r>
-          </w:p>
-        </w:tc>
-      </w:tr>
-      <w:tr>
-        <w:tc>
-          <w:tcPr>
-            <w:tcW w:w="9360" w:type="dxa"/>
-            <w:tcBorders>
-              <w:top w:val="none" w:sz="0" w:space="0" w:color="FFFFFF"/>
-              <w:left w:val="none" w:sz="0" w:space="0" w:color="FFFFFF"/>
-              <w:bottom w:val="none" w:sz="0" w:space="0" w:color="FFFFFF"/>
-              <w:right w:val="none" w:sz="0" w:space="0" w:color="FFFFFF"/>
-            </w:tcBorders>
-            <w:shd w:val="clear" w:color="auto" w:fill="F4F6F8"/>
-            <w:tcMar>
-              <w:top w:w="0" w:type="dxa"/>
-              <w:left w:w="160" w:type="dxa"/>
-              <w:bottom w:w="0" w:type="dxa"/>
-              <w:right w:w="120" w:type="dxa"/>
-            </w:tcMar>
-          </w:tcPr>
-          <w:p>
-            <w:r>
-              <w:rPr>
-                <w:rFonts w:ascii="Consolas" w:eastAsia="Consolas" w:hAnsi="Consolas" w:cs="Consolas"/>
-                <w:color w:val="243140"/>
-                <w:sz w:val="17"/>
-                <w:szCs w:val="17"/>
-              </w:rPr>
-              <w:t xml:space="preserve">    "</w:t>
-            </w:r>
-            <w:r>
-              <w:rPr>
-                <w:rFonts w:ascii="Consolas" w:eastAsia="Consolas" w:hAnsi="Consolas" w:cs="Consolas"/>
-                <w:color w:val="243140"/>
-                <w:sz w:val="17"/>
-                <w:szCs w:val="17"/>
-              </w:rPr>
-              <w:t>DATE": "2024-10-30",</w:t>
-            </w:r>
-          </w:p>
-        </w:tc>
-      </w:tr>
-      <w:tr>
-        <w:tc>
-          <w:tcPr>
-            <w:tcW w:w="9360" w:type="dxa"/>
-            <w:tcBorders>
-              <w:top w:val="none" w:sz="0" w:space="0" w:color="FFFFFF"/>
-              <w:left w:val="none" w:sz="0" w:space="0" w:color="FFFFFF"/>
-              <w:bottom w:val="none" w:sz="0" w:space="0" w:color="FFFFFF"/>
-              <w:right w:val="none" w:sz="0" w:space="0" w:color="FFFFFF"/>
-            </w:tcBorders>
-            <w:shd w:val="clear" w:color="auto" w:fill="F4F6F8"/>
-            <w:tcMar>
-              <w:top w:w="0" w:type="dxa"/>
-              <w:left w:w="160" w:type="dxa"/>
-              <w:bottom w:w="0" w:type="dxa"/>
-              <w:right w:w="120" w:type="dxa"/>
-            </w:tcMar>
-          </w:tcPr>
-          <w:p>
-            <w:r>
-              <w:rPr>
-                <w:rFonts w:ascii="Consolas" w:eastAsia="Consolas" w:hAnsi="Consolas" w:cs="Consolas"/>
-                <w:color w:val="243140"/>
-                <w:sz w:val="17"/>
-                <w:szCs w:val="17"/>
-              </w:rPr>
-              <w:t xml:space="preserve">  }</w:t>
-            </w:r>
-          </w:p>
-        </w:tc>
-      </w:tr>
-      <w:tr>
-        <w:tc>
-          <w:tcPr>
-            <w:tcW w:w="9360" w:type="dxa"/>
-            <w:tcBorders>
-              <w:top w:val="none" w:sz="0" w:space="0" w:color="FFFFFF"/>
-              <w:left w:val="none" w:sz="0" w:space="0" w:color="FFFFFF"/>
-              <w:bottom w:val="none" w:sz="0" w:space="0" w:color="FFFFFF"/>
-              <w:right w:val="none" w:sz="0" w:space="0" w:color="FFFFFF"/>
-            </w:tcBorders>
-            <w:shd w:val="clear" w:color="auto" w:fill="F4F6F8"/>
-            <w:tcMar>
-              <w:top w:w="0" w:type="dxa"/>
-              <w:left w:w="160" w:type="dxa"/>
               <w:bottom w:w="60" w:type="dxa"/>
               <w:right w:w="120" w:type="dxa"/>
             </w:tcMar>
           </w:tcPr>
           <w:p>
-            <w:r>
-              <w:rPr>
-                <w:rFonts w:ascii="Consolas" w:eastAsia="Consolas" w:hAnsi="Consolas" w:cs="Consolas"/>
-                <w:color w:val="243140"/>
-                <w:sz w:val="17"/>
-                <w:szCs w:val="17"/>
-              </w:rPr>
-              <w:lastRenderedPageBreak/>
-              <w:t>}</w:t>
-            </w:r>
+            <w:pPr>
+              <w:rPr>
+                <w:rFonts w:ascii="Consolas" w:hAnsi="Consolas"/>
+                <w:sz w:val="17"/>
+                <w:szCs w:val="17"/>
+              </w:rPr>
+            </w:pPr>
           </w:p>
         </w:tc>
       </w:tr>
@@ -21163,7 +20997,6 @@
             </w:tcMar>
           </w:tcPr>
           <w:p>
-            <w:bookmarkStart w:id="23" w:name="_GoBack" w:colFirst="0" w:colLast="0"/>
             <w:r>
               <w:rPr>
                 <w:rFonts w:ascii="Consolas" w:eastAsia="Consolas" w:hAnsi="Consolas" w:cs="Consolas"/>
@@ -21397,7 +21230,6 @@
         </w:tc>
       </w:tr>
     </w:tbl>
-    <w:bookmarkEnd w:id="23"/>
     <w:p>
       <w:pPr>
         <w:pStyle w:val="Heading4"/>
@@ -21795,7 +21627,7 @@
       <w:pPr>
         <w:pStyle w:val="Heading2"/>
       </w:pPr>
-      <w:bookmarkStart w:id="24" w:name="_Toc232518488"/>
+      <w:bookmarkStart w:id="23" w:name="_Toc232518488"/>
       <w:proofErr w:type="gramStart"/>
       <w:r>
         <w:t>4.5  Configuration</w:t>
@@ -21820,7 +21652,7 @@
       <w:r>
         <w:t>)</w:t>
       </w:r>
-      <w:bookmarkEnd w:id="24"/>
+      <w:bookmarkEnd w:id="23"/>
     </w:p>
     <w:p>
       <w:pPr>
@@ -21881,7 +21713,7 @@
       <w:pPr>
         <w:pStyle w:val="Heading3"/>
       </w:pPr>
-      <w:bookmarkStart w:id="25" w:name="_Toc232518489"/>
+      <w:bookmarkStart w:id="24" w:name="_Toc232518489"/>
       <w:proofErr w:type="gramStart"/>
       <w:r>
         <w:t xml:space="preserve">4.5.1  </w:t>
@@ -21898,7 +21730,7 @@
       <w:r>
         <w:t xml:space="preserve"> request — examples</w:t>
       </w:r>
-      <w:bookmarkEnd w:id="25"/>
+      <w:bookmarkEnd w:id="24"/>
     </w:p>
     <w:p>
       <w:pPr>
@@ -30548,7 +30380,15 @@
                 <w:sz w:val="17"/>
                 <w:szCs w:val="17"/>
               </w:rPr>
-              <w:t xml:space="preserve">"METER_ADDRESS": </w:t>
+              <w:t>"IP_ADDR</w:t>
+            </w:r>
+            <w:r>
+              <w:rPr>
+                <w:rFonts w:ascii="Consolas" w:hAnsi="Consolas"/>
+                <w:sz w:val="17"/>
+                <w:szCs w:val="17"/>
+              </w:rPr>
+              <w:t xml:space="preserve">": </w:t>
             </w:r>
             <w:r>
               <w:rPr>
@@ -30564,7 +30404,17 @@
                 <w:sz w:val="17"/>
                 <w:szCs w:val="17"/>
               </w:rPr>
-              <w:t>256</w:t>
+              <w:t>192.168.11.</w:t>
+            </w:r>
+            <w:bookmarkStart w:id="25" w:name="_GoBack"/>
+            <w:bookmarkEnd w:id="25"/>
+            <w:r>
+              <w:rPr>
+                <w:rFonts w:ascii="Consolas" w:hAnsi="Consolas"/>
+                <w:sz w:val="17"/>
+                <w:szCs w:val="17"/>
+              </w:rPr>
+              <w:t>56</w:t>
             </w:r>
             <w:r>
               <w:rPr>
@@ -55528,7 +55378,7 @@
         <w:sz w:val="16"/>
         <w:szCs w:val="16"/>
       </w:rPr>
-      <w:t>15</w:t>
+      <w:t>30</w:t>
     </w:r>
     <w:r>
       <w:rPr>
@@ -57043,7 +56893,7 @@
 </file>
 
 <file path=customXml/itemProps1.xml><?xml version="1.0" encoding="utf-8"?>
-<ds:datastoreItem xmlns:ds="http://schemas.openxmlformats.org/officeDocument/2006/customXml" ds:itemID="{30FD5C9C-6241-4D43-B2CD-0AE4DFC31FEF}">
+<ds:datastoreItem xmlns:ds="http://schemas.openxmlformats.org/officeDocument/2006/customXml" ds:itemID="{ECCB0142-44A5-4FF0-B5DE-50DF24DCDD58}">
   <ds:schemaRefs>
     <ds:schemaRef ds:uri="http://schemas.openxmlformats.org/officeDocument/2006/bibliography"/>
   </ds:schemaRefs>
